--- a/assets/downloads/visual-documentation/vd-microsoft-northwind-core-data-model.docx
+++ b/assets/downloads/visual-documentation/vd-microsoft-northwind-core-data-model.docx
@@ -1,9 +1,7 @@
 
 <file path=word/document.xml><?xml version="1.0" encoding="utf-8"?>
-<w:document xmlns:wpc="http://schemas.microsoft.com/office/word/2010/wordprocessingCanvas" xmlns:cx="http://schemas.microsoft.com/office/drawing/2014/chartex" xmlns:cx1="http://schemas.microsoft.com/office/drawing/2015/9/8/chartex" xmlns:cx2="http://schemas.microsoft.com/office/drawing/2015/10/21/chartex" xmlns:cx3="http://schemas.microsoft.com/office/drawing/2016/5/9/chartex" xmlns:cx4="http://schemas.microsoft.com/office/drawing/2016/5/10/chartex" xmlns:cx5="http://schemas.microsoft.com/office/drawing/2016/5/11/chartex" xmlns:cx6="http://schemas.microsoft.com/office/drawing/2016/5/12/chartex" xmlns:cx7="http://schemas.microsoft.com/office/drawing/2016/5/13/chartex" xmlns:cx8="http://schemas.microsoft.com/office/drawing/2016/5/14/chartex" xmlns:mc="http://schemas.openxmlformats.org/markup-compatibility/2006" xmlns:aink="http://schemas.microsoft.com/office/drawing/2016/ink" xmlns:am3d="http://schemas.microsoft.com/office/drawing/2017/model3d" xmlns:o="urn:schemas-microsoft-com:office:office" xmlns:r="http://schemas.openxmlformats.org/officeDocument/2006/relationships" xmlns:m="http://schemas.openxmlformats.org/officeDocument/2006/math" xmlns:v="urn:schemas-microsoft-com:vml" xmlns:wp14="http://schemas.microsoft.com/office/word/2010/wordprocessingDrawing" xmlns:wp="http://schemas.openxmlformats.org/drawingml/2006/wordprocessingDrawing" xmlns:w10="urn:schemas-microsoft-com:office:word" xmlns:w="http://schemas.openxmlformats.org/wordprocessingml/2006/main" xmlns:w14="http://schemas.microsoft.com/office/word/2010/wordml" xmlns:w15="http://schemas.microsoft.com/office/word/2012/wordml" xmlns:w16cid="http://schemas.microsoft.com/office/word/2016/wordml/cid" xmlns:w16se="http://schemas.microsoft.com/office/word/2015/wordml/symex" xmlns:wpg="http://schemas.microsoft.com/office/word/2010/wordprocessingGroup" xmlns:wpi="http://schemas.microsoft.com/office/word/2010/wordprocessingInk" xmlns:wne="http://schemas.microsoft.com/office/word/2006/wordml" xmlns:wps="http://schemas.microsoft.com/office/word/2010/wordprocessingShape" mc:Ignorable="w14 w15 w16se w16cid wp14">
+<w:document xmlns:wpc="http://schemas.microsoft.com/office/word/2010/wordprocessingCanvas" xmlns:cx="http://schemas.microsoft.com/office/drawing/2014/chartex" xmlns:cx1="http://schemas.microsoft.com/office/drawing/2015/9/8/chartex" xmlns:cx2="http://schemas.microsoft.com/office/drawing/2015/10/21/chartex" xmlns:cx3="http://schemas.microsoft.com/office/drawing/2016/5/9/chartex" xmlns:cx4="http://schemas.microsoft.com/office/drawing/2016/5/10/chartex" xmlns:cx5="http://schemas.microsoft.com/office/drawing/2016/5/11/chartex" xmlns:cx6="http://schemas.microsoft.com/office/drawing/2016/5/12/chartex" xmlns:cx7="http://schemas.microsoft.com/office/drawing/2016/5/13/chartex" xmlns:cx8="http://schemas.microsoft.com/office/drawing/2016/5/14/chartex" xmlns:mc="http://schemas.openxmlformats.org/markup-compatibility/2006" xmlns:m="http://schemas.openxmlformats.org/officeDocument/2006/math" xmlns:aink="http://schemas.microsoft.com/office/drawing/2016/ink" xmlns:am3d="http://schemas.microsoft.com/office/drawing/2017/model3d" xmlns:oel="http://schemas.microsoft.com/office/2019/extlst" xmlns:r="http://schemas.openxmlformats.org/officeDocument/2006/relationships" xmlns:wp14="http://schemas.microsoft.com/office/word/2010/wordprocessingDrawing" xmlns:wp="http://schemas.openxmlformats.org/drawingml/2006/wordprocessingDrawing" xmlns:wpg="http://schemas.microsoft.com/office/word/2010/wordprocessingGroup" xmlns:wpi="http://schemas.microsoft.com/office/word/2010/wordprocessingInk" xmlns:wps="http://schemas.microsoft.com/office/word/2010/wordprocessingShape" xmlns:o="urn:schemas-microsoft-com:office:office" xmlns:v="urn:schemas-microsoft-com:vml" xmlns:w10="urn:schemas-microsoft-com:office:word" xmlns:w="http://schemas.openxmlformats.org/wordprocessingml/2006/main" xmlns:w14="http://schemas.microsoft.com/office/word/2010/wordml" xmlns:w15="http://schemas.microsoft.com/office/word/2012/wordml" xmlns:w16cex="http://schemas.microsoft.com/office/word/2018/wordml/cex" xmlns:w16cid="http://schemas.microsoft.com/office/word/2016/wordml/cid" xmlns:w16="http://schemas.microsoft.com/office/word/2018/wordml" xmlns:w16sdtdh="http://schemas.microsoft.com/office/word/2020/wordml/sdtdatahash" xmlns:w16sdtfl="http://schemas.microsoft.com/office/word/2024/wordml/sdtformatlock" xmlns:w16se="http://schemas.microsoft.com/office/word/2015/wordml/symex" xmlns:w16du="http://schemas.microsoft.com/office/word/2023/wordml/word16du" xmlns:wne="http://schemas.microsoft.com/office/word/2006/wordml" mc:Ignorable="w14 w15 w16se w16cid w16 w16cex w16sdtdh w16sdtfl w16du wp14">
   <w:body>
-    <w:bookmarkStart w:id="0" w:name="_GoBack" w:displacedByCustomXml="next"/>
-    <w:bookmarkEnd w:id="0" w:displacedByCustomXml="next"/>
     <w:sdt>
       <w:sdtPr>
         <w:id w:val="-127396825"/>
@@ -12,7 +10,6 @@
           <w:docPartUnique/>
         </w:docPartObj>
       </w:sdtPr>
-      <w:sdtEndPr/>
       <w:sdtContent>
         <w:p>
           <w:pPr>
@@ -445,7 +442,7 @@
                 <v:stroke joinstyle="miter"/>
                 <v:path gradientshapeok="t" o:connecttype="rect"/>
               </v:shapetype>
-              <v:shape id="Text Box 131" o:spid="_x0000_s1026" type="#_x0000_t202" style="position:absolute;margin-left:168.7pt;margin-top:112.8pt;width:304.1pt;height:481.6pt;z-index:251658240;visibility:visible;mso-wrap-style:square;mso-width-percent:0;mso-height-percent:0;mso-wrap-distance-left:14.4pt;mso-wrap-distance-top:0;mso-wrap-distance-right:14.4pt;mso-wrap-distance-bottom:0;mso-position-horizontal:absolute;mso-position-horizontal-relative:margin;mso-position-vertical:absolute;mso-position-vertical-relative:margin;mso-width-percent:0;mso-height-percent:0;mso-width-relative:margin;mso-height-relative:page;v-text-anchor:top" o:gfxdata="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" filled="f" stroked="f" strokeweight=".5pt">
+              <v:shape id="Text Box 131" o:spid="_x0000_s1026" type="#_x0000_t202" style="position:absolute;margin-left:168.7pt;margin-top:112.8pt;width:304.1pt;height:481.6pt;z-index:251658240;visibility:visible;mso-wrap-style:square;mso-width-percent:0;mso-height-percent:0;mso-wrap-distance-left:14.4pt;mso-wrap-distance-top:0;mso-wrap-distance-right:14.4pt;mso-wrap-distance-bottom:0;mso-position-horizontal:absolute;mso-position-horizontal-relative:margin;mso-position-vertical:absolute;mso-position-vertical-relative:margin;mso-width-percent:0;mso-height-percent:0;mso-width-relative:margin;mso-height-relative:page;v-text-anchor:top" o:gfxdata="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" filled="f" stroked="f" strokeweight=".5pt">
                 <v:textbox inset="0,0,0,0">
                   <w:txbxContent>
                     <w:p>
@@ -846,7 +843,7 @@
             <w:rPr>
               <w:rFonts w:asciiTheme="minorHAnsi" w:eastAsiaTheme="minorEastAsia" w:hAnsiTheme="minorHAnsi"/>
               <w:noProof/>
-              <w:lang w:val="en-AE" w:eastAsia="en-AE"/>
+              <w:lang/>
             </w:rPr>
           </w:pPr>
           <w:r>
@@ -882,7 +879,7 @@
               <w:rPr>
                 <w:rFonts w:asciiTheme="minorHAnsi" w:eastAsiaTheme="minorEastAsia" w:hAnsiTheme="minorHAnsi"/>
                 <w:noProof/>
-                <w:lang w:val="en-AE" w:eastAsia="en-AE"/>
+                <w:lang/>
               </w:rPr>
               <w:tab/>
             </w:r>
@@ -953,7 +950,7 @@
             <w:rPr>
               <w:rFonts w:asciiTheme="minorHAnsi" w:eastAsiaTheme="minorEastAsia" w:hAnsiTheme="minorHAnsi"/>
               <w:noProof/>
-              <w:lang w:val="en-AE" w:eastAsia="en-AE"/>
+              <w:lang/>
             </w:rPr>
           </w:pPr>
           <w:hyperlink w:anchor="_Toc241580051" w:history="1">
@@ -968,7 +965,7 @@
               <w:rPr>
                 <w:rFonts w:asciiTheme="minorHAnsi" w:eastAsiaTheme="minorEastAsia" w:hAnsiTheme="minorHAnsi"/>
                 <w:noProof/>
-                <w:lang w:val="en-AE" w:eastAsia="en-AE"/>
+                <w:lang/>
               </w:rPr>
               <w:tab/>
             </w:r>
@@ -1039,7 +1036,7 @@
             <w:rPr>
               <w:rFonts w:asciiTheme="minorHAnsi" w:eastAsiaTheme="minorEastAsia" w:hAnsiTheme="minorHAnsi"/>
               <w:noProof/>
-              <w:lang w:val="en-AE" w:eastAsia="en-AE"/>
+              <w:lang/>
             </w:rPr>
           </w:pPr>
           <w:hyperlink w:anchor="_Toc241580052" w:history="1">
@@ -1054,7 +1051,7 @@
               <w:rPr>
                 <w:rFonts w:asciiTheme="minorHAnsi" w:eastAsiaTheme="minorEastAsia" w:hAnsiTheme="minorHAnsi"/>
                 <w:noProof/>
-                <w:lang w:val="en-AE" w:eastAsia="en-AE"/>
+                <w:lang/>
               </w:rPr>
               <w:tab/>
             </w:r>
@@ -1125,7 +1122,7 @@
             <w:rPr>
               <w:rFonts w:asciiTheme="minorHAnsi" w:eastAsiaTheme="minorEastAsia" w:hAnsiTheme="minorHAnsi"/>
               <w:noProof/>
-              <w:lang w:val="en-AE" w:eastAsia="en-AE"/>
+              <w:lang/>
             </w:rPr>
           </w:pPr>
           <w:hyperlink w:anchor="_Toc241580053" w:history="1">
@@ -1140,7 +1137,7 @@
               <w:rPr>
                 <w:rFonts w:asciiTheme="minorHAnsi" w:eastAsiaTheme="minorEastAsia" w:hAnsiTheme="minorHAnsi"/>
                 <w:noProof/>
-                <w:lang w:val="en-AE" w:eastAsia="en-AE"/>
+                <w:lang/>
               </w:rPr>
               <w:tab/>
             </w:r>
@@ -1211,7 +1208,7 @@
             <w:rPr>
               <w:rFonts w:asciiTheme="minorHAnsi" w:eastAsiaTheme="minorEastAsia" w:hAnsiTheme="minorHAnsi"/>
               <w:noProof/>
-              <w:lang w:val="en-AE" w:eastAsia="en-AE"/>
+              <w:lang/>
             </w:rPr>
           </w:pPr>
           <w:hyperlink w:anchor="_Toc241580054" w:history="1">
@@ -1226,7 +1223,7 @@
               <w:rPr>
                 <w:rFonts w:asciiTheme="minorHAnsi" w:eastAsiaTheme="minorEastAsia" w:hAnsiTheme="minorHAnsi"/>
                 <w:noProof/>
-                <w:lang w:val="en-AE" w:eastAsia="en-AE"/>
+                <w:lang/>
               </w:rPr>
               <w:tab/>
             </w:r>
@@ -1297,7 +1294,7 @@
             <w:rPr>
               <w:rFonts w:asciiTheme="minorHAnsi" w:eastAsiaTheme="minorEastAsia" w:hAnsiTheme="minorHAnsi"/>
               <w:noProof/>
-              <w:lang w:val="en-AE" w:eastAsia="en-AE"/>
+              <w:lang/>
             </w:rPr>
           </w:pPr>
           <w:hyperlink w:anchor="_Toc241580055" w:history="1">
@@ -1312,7 +1309,7 @@
               <w:rPr>
                 <w:rFonts w:asciiTheme="minorHAnsi" w:eastAsiaTheme="minorEastAsia" w:hAnsiTheme="minorHAnsi"/>
                 <w:noProof/>
-                <w:lang w:val="en-AE" w:eastAsia="en-AE"/>
+                <w:lang/>
               </w:rPr>
               <w:tab/>
             </w:r>
@@ -1383,7 +1380,7 @@
             <w:rPr>
               <w:rFonts w:asciiTheme="minorHAnsi" w:eastAsiaTheme="minorEastAsia" w:hAnsiTheme="minorHAnsi"/>
               <w:noProof/>
-              <w:lang w:val="en-AE" w:eastAsia="en-AE"/>
+              <w:lang/>
             </w:rPr>
           </w:pPr>
           <w:hyperlink w:anchor="_Toc241580056" w:history="1">
@@ -1398,7 +1395,7 @@
               <w:rPr>
                 <w:rFonts w:asciiTheme="minorHAnsi" w:eastAsiaTheme="minorEastAsia" w:hAnsiTheme="minorHAnsi"/>
                 <w:noProof/>
-                <w:lang w:val="en-AE" w:eastAsia="en-AE"/>
+                <w:lang/>
               </w:rPr>
               <w:tab/>
             </w:r>
@@ -1469,7 +1466,7 @@
             <w:rPr>
               <w:rFonts w:asciiTheme="minorHAnsi" w:eastAsiaTheme="minorEastAsia" w:hAnsiTheme="minorHAnsi"/>
               <w:noProof/>
-              <w:lang w:val="en-AE" w:eastAsia="en-AE"/>
+              <w:lang/>
             </w:rPr>
           </w:pPr>
           <w:hyperlink w:anchor="_Toc241580057" w:history="1">
@@ -1484,7 +1481,7 @@
               <w:rPr>
                 <w:rFonts w:asciiTheme="minorHAnsi" w:eastAsiaTheme="minorEastAsia" w:hAnsiTheme="minorHAnsi"/>
                 <w:noProof/>
-                <w:lang w:val="en-AE" w:eastAsia="en-AE"/>
+                <w:lang/>
               </w:rPr>
               <w:tab/>
             </w:r>
@@ -1637,7 +1634,7 @@
         <w:rPr>
           <w:rFonts w:asciiTheme="minorHAnsi" w:eastAsiaTheme="minorEastAsia" w:hAnsiTheme="minorHAnsi"/>
           <w:noProof/>
-          <w:lang w:val="en-AE" w:eastAsia="en-AE"/>
+          <w:lang/>
         </w:rPr>
       </w:pPr>
       <w:r>
@@ -1805,7 +1802,7 @@
         <w:rPr>
           <w:rFonts w:asciiTheme="minorHAnsi" w:eastAsiaTheme="minorEastAsia" w:hAnsiTheme="minorHAnsi"/>
           <w:noProof/>
-          <w:lang w:val="en-AE" w:eastAsia="en-AE"/>
+          <w:lang/>
         </w:rPr>
       </w:pPr>
       <w:r>
@@ -3471,12 +3468,12 @@
       <w:pPr>
         <w:pStyle w:val="Heading-1"/>
       </w:pPr>
-      <w:bookmarkStart w:id="1" w:name="_Toc241580050"/>
+      <w:bookmarkStart w:id="0" w:name="_Toc241580050"/>
       <w:r>
         <w:lastRenderedPageBreak/>
         <w:t>Overview</w:t>
       </w:r>
-      <w:bookmarkEnd w:id="1"/>
+      <w:bookmarkEnd w:id="0"/>
     </w:p>
     <w:p>
       <w:pPr>
@@ -3493,898 +3490,899 @@
       <w:r>
         <w:t>The case study includes the resulting visualization and identifies the source material used to understand and represent the subject.</w:t>
       </w:r>
-      <w:bookmarkStart w:id="2" w:name="_Toc241435927"/>
-      <w:bookmarkStart w:id="3" w:name="_Toc241436468"/>
-      <w:bookmarkStart w:id="4" w:name="_Toc241435928"/>
-      <w:bookmarkStart w:id="5" w:name="_Toc241436469"/>
-      <w:bookmarkStart w:id="6" w:name="_Toc241435929"/>
-      <w:bookmarkStart w:id="7" w:name="_Toc241436470"/>
-      <w:bookmarkStart w:id="8" w:name="_Toc241435930"/>
-      <w:bookmarkStart w:id="9" w:name="_Toc241436471"/>
-      <w:bookmarkStart w:id="10" w:name="_Toc241435931"/>
-      <w:bookmarkStart w:id="11" w:name="_Toc241436472"/>
-      <w:bookmarkStart w:id="12" w:name="_Toc241435932"/>
-      <w:bookmarkStart w:id="13" w:name="_Toc241436473"/>
-      <w:bookmarkStart w:id="14" w:name="_Toc241435933"/>
-      <w:bookmarkStart w:id="15" w:name="_Toc241436474"/>
-      <w:bookmarkStart w:id="16" w:name="_Toc241435934"/>
-      <w:bookmarkStart w:id="17" w:name="_Toc241436475"/>
-      <w:bookmarkStart w:id="18" w:name="_Toc241435935"/>
-      <w:bookmarkStart w:id="19" w:name="_Toc241436476"/>
-      <w:bookmarkStart w:id="20" w:name="_Toc241435936"/>
-      <w:bookmarkStart w:id="21" w:name="_Toc241436477"/>
-      <w:bookmarkStart w:id="22" w:name="_Toc241435937"/>
-      <w:bookmarkStart w:id="23" w:name="_Toc241436478"/>
-      <w:bookmarkStart w:id="24" w:name="_Toc241435938"/>
-      <w:bookmarkStart w:id="25" w:name="_Toc241436479"/>
-      <w:bookmarkStart w:id="26" w:name="_Toc241435939"/>
-      <w:bookmarkStart w:id="27" w:name="_Toc241436480"/>
-      <w:bookmarkStart w:id="28" w:name="_Toc241435940"/>
-      <w:bookmarkStart w:id="29" w:name="_Toc241436481"/>
-      <w:bookmarkStart w:id="30" w:name="_Toc241435941"/>
-      <w:bookmarkStart w:id="31" w:name="_Toc241436482"/>
-      <w:bookmarkStart w:id="32" w:name="_Toc241435942"/>
-      <w:bookmarkStart w:id="33" w:name="_Toc241436483"/>
-      <w:bookmarkStart w:id="34" w:name="_Toc241435943"/>
-      <w:bookmarkStart w:id="35" w:name="_Toc241436484"/>
-      <w:bookmarkStart w:id="36" w:name="_Toc241435944"/>
-      <w:bookmarkStart w:id="37" w:name="_Toc241436485"/>
-      <w:bookmarkStart w:id="38" w:name="_Toc241435945"/>
-      <w:bookmarkStart w:id="39" w:name="_Toc241436486"/>
-      <w:bookmarkStart w:id="40" w:name="_Toc241435946"/>
-      <w:bookmarkStart w:id="41" w:name="_Toc241436487"/>
-      <w:bookmarkStart w:id="42" w:name="_Toc241435947"/>
-      <w:bookmarkStart w:id="43" w:name="_Toc241436488"/>
-      <w:bookmarkStart w:id="44" w:name="_Toc241435948"/>
-      <w:bookmarkStart w:id="45" w:name="_Toc241436489"/>
-      <w:bookmarkStart w:id="46" w:name="_Toc241435949"/>
-      <w:bookmarkStart w:id="47" w:name="_Toc241436490"/>
-      <w:bookmarkStart w:id="48" w:name="_Toc241435950"/>
-      <w:bookmarkStart w:id="49" w:name="_Toc241436491"/>
-      <w:bookmarkStart w:id="50" w:name="_Toc241435952"/>
-      <w:bookmarkStart w:id="51" w:name="_Toc241436493"/>
-      <w:bookmarkStart w:id="52" w:name="_Toc241435953"/>
-      <w:bookmarkStart w:id="53" w:name="_Toc241436494"/>
-      <w:bookmarkStart w:id="54" w:name="_Toc241435955"/>
-      <w:bookmarkStart w:id="55" w:name="_Toc241436496"/>
-      <w:bookmarkStart w:id="56" w:name="_Toc241435956"/>
-      <w:bookmarkStart w:id="57" w:name="_Toc241436497"/>
-      <w:bookmarkStart w:id="58" w:name="_Toc241435958"/>
-      <w:bookmarkStart w:id="59" w:name="_Toc241436499"/>
-      <w:bookmarkStart w:id="60" w:name="_Toc241435959"/>
-      <w:bookmarkStart w:id="61" w:name="_Toc241436500"/>
-      <w:bookmarkStart w:id="62" w:name="_Toc241435961"/>
-      <w:bookmarkStart w:id="63" w:name="_Toc241436502"/>
-      <w:bookmarkStart w:id="64" w:name="_Toc241435962"/>
-      <w:bookmarkStart w:id="65" w:name="_Toc241436503"/>
-      <w:bookmarkStart w:id="66" w:name="_Toc241435964"/>
-      <w:bookmarkStart w:id="67" w:name="_Toc241436505"/>
-      <w:bookmarkStart w:id="68" w:name="_Toc241435965"/>
-      <w:bookmarkStart w:id="69" w:name="_Toc241436506"/>
-      <w:bookmarkStart w:id="70" w:name="_Toc241435967"/>
-      <w:bookmarkStart w:id="71" w:name="_Toc241436508"/>
-      <w:bookmarkStart w:id="72" w:name="_Toc241435968"/>
-      <w:bookmarkStart w:id="73" w:name="_Toc241436509"/>
-      <w:bookmarkStart w:id="74" w:name="_Toc241435970"/>
-      <w:bookmarkStart w:id="75" w:name="_Toc241436511"/>
-      <w:bookmarkStart w:id="76" w:name="_Toc241435971"/>
-      <w:bookmarkStart w:id="77" w:name="_Toc241436512"/>
-      <w:bookmarkStart w:id="78" w:name="_Toc241435973"/>
-      <w:bookmarkStart w:id="79" w:name="_Toc241436514"/>
-      <w:bookmarkStart w:id="80" w:name="_Toc241435974"/>
-      <w:bookmarkStart w:id="81" w:name="_Toc241436515"/>
-      <w:bookmarkStart w:id="82" w:name="_Toc241435976"/>
-      <w:bookmarkStart w:id="83" w:name="_Toc241436517"/>
-      <w:bookmarkStart w:id="84" w:name="_Toc241435977"/>
-      <w:bookmarkStart w:id="85" w:name="_Toc241436518"/>
-      <w:bookmarkStart w:id="86" w:name="_Toc241435979"/>
-      <w:bookmarkStart w:id="87" w:name="_Toc241436520"/>
-      <w:bookmarkStart w:id="88" w:name="_Toc241435980"/>
-      <w:bookmarkStart w:id="89" w:name="_Toc241436521"/>
-      <w:bookmarkStart w:id="90" w:name="_Toc241435981"/>
-      <w:bookmarkStart w:id="91" w:name="_Toc241436522"/>
-      <w:bookmarkStart w:id="92" w:name="_Toc241435982"/>
-      <w:bookmarkStart w:id="93" w:name="_Toc241436523"/>
-      <w:bookmarkStart w:id="94" w:name="_Toc241435983"/>
-      <w:bookmarkStart w:id="95" w:name="_Toc241436524"/>
-      <w:bookmarkStart w:id="96" w:name="_Toc241435984"/>
-      <w:bookmarkStart w:id="97" w:name="_Toc241436525"/>
-      <w:bookmarkStart w:id="98" w:name="_Toc241435985"/>
-      <w:bookmarkStart w:id="99" w:name="_Toc241436526"/>
-      <w:bookmarkStart w:id="100" w:name="_Toc241435986"/>
-      <w:bookmarkStart w:id="101" w:name="_Toc241436527"/>
-      <w:bookmarkStart w:id="102" w:name="_Toc241435987"/>
-      <w:bookmarkStart w:id="103" w:name="_Toc241436528"/>
-      <w:bookmarkStart w:id="104" w:name="_Toc241435988"/>
-      <w:bookmarkStart w:id="105" w:name="_Toc241436529"/>
-      <w:bookmarkStart w:id="106" w:name="_Toc241435989"/>
-      <w:bookmarkStart w:id="107" w:name="_Toc241436530"/>
-      <w:bookmarkStart w:id="108" w:name="_Toc241435990"/>
-      <w:bookmarkStart w:id="109" w:name="_Toc241436531"/>
-      <w:bookmarkStart w:id="110" w:name="_Toc241435991"/>
-      <w:bookmarkStart w:id="111" w:name="_Toc241436532"/>
-      <w:bookmarkStart w:id="112" w:name="_Toc241435992"/>
-      <w:bookmarkStart w:id="113" w:name="_Toc241436533"/>
-      <w:bookmarkStart w:id="114" w:name="_Toc241435993"/>
-      <w:bookmarkStart w:id="115" w:name="_Toc241436534"/>
-      <w:bookmarkStart w:id="116" w:name="_Toc241435994"/>
-      <w:bookmarkStart w:id="117" w:name="_Toc241436535"/>
-      <w:bookmarkStart w:id="118" w:name="_Toc241435995"/>
-      <w:bookmarkStart w:id="119" w:name="_Toc241436536"/>
-      <w:bookmarkStart w:id="120" w:name="_Toc241435996"/>
-      <w:bookmarkStart w:id="121" w:name="_Toc241436537"/>
-      <w:bookmarkStart w:id="122" w:name="_Toc241435997"/>
-      <w:bookmarkStart w:id="123" w:name="_Toc241436538"/>
-      <w:bookmarkStart w:id="124" w:name="_Toc241435998"/>
-      <w:bookmarkStart w:id="125" w:name="_Toc241436539"/>
-      <w:bookmarkStart w:id="126" w:name="_Toc241435999"/>
-      <w:bookmarkStart w:id="127" w:name="_Toc241436540"/>
-      <w:bookmarkStart w:id="128" w:name="_Toc241436000"/>
-      <w:bookmarkStart w:id="129" w:name="_Toc241436541"/>
-      <w:bookmarkStart w:id="130" w:name="_Toc241436001"/>
-      <w:bookmarkStart w:id="131" w:name="_Toc241436542"/>
-      <w:bookmarkStart w:id="132" w:name="_Toc241436002"/>
-      <w:bookmarkStart w:id="133" w:name="_Toc241436543"/>
-      <w:bookmarkStart w:id="134" w:name="_Toc241436003"/>
-      <w:bookmarkStart w:id="135" w:name="_Toc241436544"/>
-      <w:bookmarkStart w:id="136" w:name="_Toc241436004"/>
-      <w:bookmarkStart w:id="137" w:name="_Toc241436545"/>
-      <w:bookmarkStart w:id="138" w:name="_Toc241436005"/>
-      <w:bookmarkStart w:id="139" w:name="_Toc241436546"/>
-      <w:bookmarkStart w:id="140" w:name="_Toc241436006"/>
-      <w:bookmarkStart w:id="141" w:name="_Toc241436547"/>
-      <w:bookmarkStart w:id="142" w:name="_Toc241436007"/>
-      <w:bookmarkStart w:id="143" w:name="_Toc241436548"/>
-      <w:bookmarkStart w:id="144" w:name="_Toc241436008"/>
-      <w:bookmarkStart w:id="145" w:name="_Toc241436549"/>
-      <w:bookmarkStart w:id="146" w:name="_Toc241436009"/>
-      <w:bookmarkStart w:id="147" w:name="_Toc241436550"/>
-      <w:bookmarkStart w:id="148" w:name="_Toc241436010"/>
-      <w:bookmarkStart w:id="149" w:name="_Toc241436551"/>
-      <w:bookmarkStart w:id="150" w:name="_Toc241436011"/>
-      <w:bookmarkStart w:id="151" w:name="_Toc241436552"/>
-      <w:bookmarkStart w:id="152" w:name="_Toc241436012"/>
-      <w:bookmarkStart w:id="153" w:name="_Toc241436553"/>
-      <w:bookmarkStart w:id="154" w:name="_Toc241436013"/>
-      <w:bookmarkStart w:id="155" w:name="_Toc241436554"/>
-      <w:bookmarkStart w:id="156" w:name="_Toc241436014"/>
-      <w:bookmarkStart w:id="157" w:name="_Toc241436555"/>
-      <w:bookmarkStart w:id="158" w:name="_Toc241436015"/>
-      <w:bookmarkStart w:id="159" w:name="_Toc241436556"/>
-      <w:bookmarkStart w:id="160" w:name="_Toc241436016"/>
-      <w:bookmarkStart w:id="161" w:name="_Toc241436557"/>
-      <w:bookmarkStart w:id="162" w:name="_Toc241436017"/>
-      <w:bookmarkStart w:id="163" w:name="_Toc241436558"/>
-      <w:bookmarkStart w:id="164" w:name="_Toc241436018"/>
-      <w:bookmarkStart w:id="165" w:name="_Toc241436559"/>
-      <w:bookmarkStart w:id="166" w:name="_Toc241436019"/>
-      <w:bookmarkStart w:id="167" w:name="_Toc241436560"/>
-      <w:bookmarkStart w:id="168" w:name="_Toc241436020"/>
-      <w:bookmarkStart w:id="169" w:name="_Toc241436561"/>
-      <w:bookmarkStart w:id="170" w:name="_Toc241436021"/>
-      <w:bookmarkStart w:id="171" w:name="_Toc241436562"/>
-      <w:bookmarkStart w:id="172" w:name="_Toc241436022"/>
-      <w:bookmarkStart w:id="173" w:name="_Toc241436563"/>
-      <w:bookmarkStart w:id="174" w:name="_Toc241436023"/>
-      <w:bookmarkStart w:id="175" w:name="_Toc241436564"/>
-      <w:bookmarkStart w:id="176" w:name="_Toc241436024"/>
-      <w:bookmarkStart w:id="177" w:name="_Toc241436565"/>
-      <w:bookmarkStart w:id="178" w:name="_Toc241436025"/>
-      <w:bookmarkStart w:id="179" w:name="_Toc241436566"/>
-      <w:bookmarkStart w:id="180" w:name="_Toc241436026"/>
-      <w:bookmarkStart w:id="181" w:name="_Toc241436567"/>
-      <w:bookmarkStart w:id="182" w:name="_Toc241436027"/>
-      <w:bookmarkStart w:id="183" w:name="_Toc241436568"/>
-      <w:bookmarkStart w:id="184" w:name="_Toc241436028"/>
-      <w:bookmarkStart w:id="185" w:name="_Toc241436569"/>
-      <w:bookmarkStart w:id="186" w:name="_Toc241436029"/>
-      <w:bookmarkStart w:id="187" w:name="_Toc241436570"/>
-      <w:bookmarkStart w:id="188" w:name="_Toc241436030"/>
-      <w:bookmarkStart w:id="189" w:name="_Toc241436571"/>
-      <w:bookmarkStart w:id="190" w:name="_Toc241436031"/>
-      <w:bookmarkStart w:id="191" w:name="_Toc241436572"/>
-      <w:bookmarkStart w:id="192" w:name="_Toc241436032"/>
-      <w:bookmarkStart w:id="193" w:name="_Toc241436573"/>
-      <w:bookmarkStart w:id="194" w:name="_Toc241436033"/>
-      <w:bookmarkStart w:id="195" w:name="_Toc241436574"/>
-      <w:bookmarkStart w:id="196" w:name="_Toc241436034"/>
-      <w:bookmarkStart w:id="197" w:name="_Toc241436575"/>
-      <w:bookmarkStart w:id="198" w:name="_Toc241436035"/>
-      <w:bookmarkStart w:id="199" w:name="_Toc241436576"/>
-      <w:bookmarkStart w:id="200" w:name="_Toc241436036"/>
-      <w:bookmarkStart w:id="201" w:name="_Toc241436577"/>
-      <w:bookmarkStart w:id="202" w:name="_Toc241436037"/>
-      <w:bookmarkStart w:id="203" w:name="_Toc241436578"/>
-      <w:bookmarkStart w:id="204" w:name="_Toc241436038"/>
-      <w:bookmarkStart w:id="205" w:name="_Toc241436579"/>
-      <w:bookmarkStart w:id="206" w:name="_Toc241436039"/>
-      <w:bookmarkStart w:id="207" w:name="_Toc241436580"/>
-      <w:bookmarkStart w:id="208" w:name="_Toc241436040"/>
-      <w:bookmarkStart w:id="209" w:name="_Toc241436581"/>
-      <w:bookmarkStart w:id="210" w:name="_Toc241436041"/>
-      <w:bookmarkStart w:id="211" w:name="_Toc241436582"/>
-      <w:bookmarkStart w:id="212" w:name="_Toc241436042"/>
-      <w:bookmarkStart w:id="213" w:name="_Toc241436583"/>
-      <w:bookmarkStart w:id="214" w:name="_Toc241436043"/>
-      <w:bookmarkStart w:id="215" w:name="_Toc241436584"/>
-      <w:bookmarkStart w:id="216" w:name="_Toc241436044"/>
-      <w:bookmarkStart w:id="217" w:name="_Toc241436585"/>
-      <w:bookmarkStart w:id="218" w:name="_Toc241436045"/>
-      <w:bookmarkStart w:id="219" w:name="_Toc241436586"/>
-      <w:bookmarkStart w:id="220" w:name="_Toc241436046"/>
-      <w:bookmarkStart w:id="221" w:name="_Toc241436587"/>
-      <w:bookmarkStart w:id="222" w:name="_Toc241436047"/>
-      <w:bookmarkStart w:id="223" w:name="_Toc241436588"/>
-      <w:bookmarkStart w:id="224" w:name="_Toc241436048"/>
-      <w:bookmarkStart w:id="225" w:name="_Toc241436589"/>
-      <w:bookmarkStart w:id="226" w:name="_Toc241436049"/>
-      <w:bookmarkStart w:id="227" w:name="_Toc241436590"/>
-      <w:bookmarkStart w:id="228" w:name="_Toc241436050"/>
-      <w:bookmarkStart w:id="229" w:name="_Toc241436591"/>
-      <w:bookmarkStart w:id="230" w:name="_Toc241436051"/>
-      <w:bookmarkStart w:id="231" w:name="_Toc241436592"/>
-      <w:bookmarkStart w:id="232" w:name="_Toc241436052"/>
-      <w:bookmarkStart w:id="233" w:name="_Toc241436593"/>
-      <w:bookmarkStart w:id="234" w:name="_Toc241436053"/>
-      <w:bookmarkStart w:id="235" w:name="_Toc241436594"/>
-      <w:bookmarkStart w:id="236" w:name="_Toc241436054"/>
-      <w:bookmarkStart w:id="237" w:name="_Toc241436595"/>
-      <w:bookmarkStart w:id="238" w:name="_Toc241436055"/>
-      <w:bookmarkStart w:id="239" w:name="_Toc241436596"/>
-      <w:bookmarkStart w:id="240" w:name="_Toc241436056"/>
-      <w:bookmarkStart w:id="241" w:name="_Toc241436597"/>
-      <w:bookmarkStart w:id="242" w:name="_Toc241436057"/>
-      <w:bookmarkStart w:id="243" w:name="_Toc241436598"/>
-      <w:bookmarkStart w:id="244" w:name="_Toc241436058"/>
-      <w:bookmarkStart w:id="245" w:name="_Toc241436599"/>
-      <w:bookmarkStart w:id="246" w:name="_Toc241436059"/>
-      <w:bookmarkStart w:id="247" w:name="_Toc241436600"/>
-      <w:bookmarkStart w:id="248" w:name="_Toc241436060"/>
-      <w:bookmarkStart w:id="249" w:name="_Toc241436601"/>
-      <w:bookmarkStart w:id="250" w:name="_Toc241436061"/>
-      <w:bookmarkStart w:id="251" w:name="_Toc241436602"/>
-      <w:bookmarkStart w:id="252" w:name="_Toc241436062"/>
-      <w:bookmarkStart w:id="253" w:name="_Toc241436603"/>
-      <w:bookmarkStart w:id="254" w:name="_Toc241436063"/>
-      <w:bookmarkStart w:id="255" w:name="_Toc241436604"/>
-      <w:bookmarkStart w:id="256" w:name="_Toc241436064"/>
-      <w:bookmarkStart w:id="257" w:name="_Toc241436605"/>
-      <w:bookmarkStart w:id="258" w:name="_Toc241436065"/>
-      <w:bookmarkStart w:id="259" w:name="_Toc241436606"/>
-      <w:bookmarkStart w:id="260" w:name="_Toc241436066"/>
-      <w:bookmarkStart w:id="261" w:name="_Toc241436607"/>
-      <w:bookmarkStart w:id="262" w:name="_Toc241436067"/>
-      <w:bookmarkStart w:id="263" w:name="_Toc241436608"/>
-      <w:bookmarkStart w:id="264" w:name="_Toc241436068"/>
-      <w:bookmarkStart w:id="265" w:name="_Toc241436609"/>
-      <w:bookmarkStart w:id="266" w:name="_Toc241436069"/>
-      <w:bookmarkStart w:id="267" w:name="_Toc241436610"/>
-      <w:bookmarkStart w:id="268" w:name="_Toc241436070"/>
-      <w:bookmarkStart w:id="269" w:name="_Toc241436611"/>
-      <w:bookmarkStart w:id="270" w:name="_Toc241436071"/>
-      <w:bookmarkStart w:id="271" w:name="_Toc241436612"/>
-      <w:bookmarkStart w:id="272" w:name="_Toc241436072"/>
-      <w:bookmarkStart w:id="273" w:name="_Toc241436613"/>
-      <w:bookmarkStart w:id="274" w:name="_Toc241436074"/>
-      <w:bookmarkStart w:id="275" w:name="_Toc241436615"/>
-      <w:bookmarkStart w:id="276" w:name="_Toc241436075"/>
-      <w:bookmarkStart w:id="277" w:name="_Toc241436616"/>
-      <w:bookmarkStart w:id="278" w:name="_Toc241436076"/>
-      <w:bookmarkStart w:id="279" w:name="_Toc241436617"/>
-      <w:bookmarkStart w:id="280" w:name="_Toc241436077"/>
-      <w:bookmarkStart w:id="281" w:name="_Toc241436618"/>
-      <w:bookmarkStart w:id="282" w:name="_Toc241436078"/>
-      <w:bookmarkStart w:id="283" w:name="_Toc241436619"/>
-      <w:bookmarkStart w:id="284" w:name="_Toc241436079"/>
-      <w:bookmarkStart w:id="285" w:name="_Toc241436620"/>
-      <w:bookmarkStart w:id="286" w:name="_Toc241436080"/>
-      <w:bookmarkStart w:id="287" w:name="_Toc241436621"/>
-      <w:bookmarkStart w:id="288" w:name="_Toc241436081"/>
-      <w:bookmarkStart w:id="289" w:name="_Toc241436622"/>
-      <w:bookmarkStart w:id="290" w:name="_Toc241436082"/>
-      <w:bookmarkStart w:id="291" w:name="_Toc241436623"/>
-      <w:bookmarkStart w:id="292" w:name="_Toc241436083"/>
-      <w:bookmarkStart w:id="293" w:name="_Toc241436624"/>
-      <w:bookmarkStart w:id="294" w:name="_Toc241436084"/>
-      <w:bookmarkStart w:id="295" w:name="_Toc241436625"/>
-      <w:bookmarkStart w:id="296" w:name="_Toc241436085"/>
-      <w:bookmarkStart w:id="297" w:name="_Toc241436626"/>
-      <w:bookmarkStart w:id="298" w:name="_Toc241436086"/>
-      <w:bookmarkStart w:id="299" w:name="_Toc241436627"/>
-      <w:bookmarkStart w:id="300" w:name="_Toc241436087"/>
-      <w:bookmarkStart w:id="301" w:name="_Toc241436628"/>
-      <w:bookmarkStart w:id="302" w:name="_Toc241436088"/>
-      <w:bookmarkStart w:id="303" w:name="_Toc241436629"/>
-      <w:bookmarkStart w:id="304" w:name="_Toc241436089"/>
-      <w:bookmarkStart w:id="305" w:name="_Toc241436630"/>
-      <w:bookmarkStart w:id="306" w:name="_Toc241436090"/>
-      <w:bookmarkStart w:id="307" w:name="_Toc241436631"/>
-      <w:bookmarkStart w:id="308" w:name="_Toc241436091"/>
-      <w:bookmarkStart w:id="309" w:name="_Toc241436632"/>
-      <w:bookmarkStart w:id="310" w:name="_Toc241436092"/>
-      <w:bookmarkStart w:id="311" w:name="_Toc241436633"/>
-      <w:bookmarkStart w:id="312" w:name="_Toc241436093"/>
-      <w:bookmarkStart w:id="313" w:name="_Toc241436634"/>
-      <w:bookmarkStart w:id="314" w:name="_Toc241436095"/>
-      <w:bookmarkStart w:id="315" w:name="_Toc241436636"/>
-      <w:bookmarkStart w:id="316" w:name="_Toc241436096"/>
-      <w:bookmarkStart w:id="317" w:name="_Toc241436637"/>
-      <w:bookmarkStart w:id="318" w:name="_Toc241436098"/>
-      <w:bookmarkStart w:id="319" w:name="_Toc241436639"/>
-      <w:bookmarkStart w:id="320" w:name="_Toc241436099"/>
-      <w:bookmarkStart w:id="321" w:name="_Toc241436640"/>
-      <w:bookmarkStart w:id="322" w:name="_Toc241436101"/>
-      <w:bookmarkStart w:id="323" w:name="_Toc241436642"/>
-      <w:bookmarkStart w:id="324" w:name="_Toc241436102"/>
-      <w:bookmarkStart w:id="325" w:name="_Toc241436643"/>
-      <w:bookmarkStart w:id="326" w:name="_Toc241436104"/>
-      <w:bookmarkStart w:id="327" w:name="_Toc241436645"/>
-      <w:bookmarkStart w:id="328" w:name="_Toc241436105"/>
-      <w:bookmarkStart w:id="329" w:name="_Toc241436646"/>
-      <w:bookmarkStart w:id="330" w:name="_Toc241436107"/>
-      <w:bookmarkStart w:id="331" w:name="_Toc241436648"/>
-      <w:bookmarkStart w:id="332" w:name="_Toc241436108"/>
-      <w:bookmarkStart w:id="333" w:name="_Toc241436649"/>
-      <w:bookmarkStart w:id="334" w:name="_Toc241436110"/>
-      <w:bookmarkStart w:id="335" w:name="_Toc241436651"/>
-      <w:bookmarkStart w:id="336" w:name="_Toc241436111"/>
-      <w:bookmarkStart w:id="337" w:name="_Toc241436652"/>
-      <w:bookmarkStart w:id="338" w:name="_Toc241436113"/>
-      <w:bookmarkStart w:id="339" w:name="_Toc241436654"/>
-      <w:bookmarkStart w:id="340" w:name="_Toc241436114"/>
-      <w:bookmarkStart w:id="341" w:name="_Toc241436655"/>
-      <w:bookmarkStart w:id="342" w:name="_Toc241436115"/>
-      <w:bookmarkStart w:id="343" w:name="_Toc241436656"/>
-      <w:bookmarkStart w:id="344" w:name="_Toc241436116"/>
-      <w:bookmarkStart w:id="345" w:name="_Toc241436657"/>
-      <w:bookmarkStart w:id="346" w:name="_Toc241436117"/>
-      <w:bookmarkStart w:id="347" w:name="_Toc241436658"/>
-      <w:bookmarkStart w:id="348" w:name="_Toc241436118"/>
-      <w:bookmarkStart w:id="349" w:name="_Toc241436659"/>
-      <w:bookmarkStart w:id="350" w:name="_Toc241436119"/>
-      <w:bookmarkStart w:id="351" w:name="_Toc241436660"/>
-      <w:bookmarkStart w:id="352" w:name="_Toc241436120"/>
-      <w:bookmarkStart w:id="353" w:name="_Toc241436661"/>
-      <w:bookmarkStart w:id="354" w:name="_Toc241436121"/>
-      <w:bookmarkStart w:id="355" w:name="_Toc241436662"/>
-      <w:bookmarkStart w:id="356" w:name="_Toc241436122"/>
-      <w:bookmarkStart w:id="357" w:name="_Toc241436663"/>
-      <w:bookmarkStart w:id="358" w:name="_Toc241436123"/>
-      <w:bookmarkStart w:id="359" w:name="_Toc241436664"/>
-      <w:bookmarkStart w:id="360" w:name="_Toc241436124"/>
-      <w:bookmarkStart w:id="361" w:name="_Toc241436665"/>
-      <w:bookmarkStart w:id="362" w:name="_Toc241436125"/>
-      <w:bookmarkStart w:id="363" w:name="_Toc241436666"/>
-      <w:bookmarkStart w:id="364" w:name="_Toc241436126"/>
-      <w:bookmarkStart w:id="365" w:name="_Toc241436667"/>
-      <w:bookmarkStart w:id="366" w:name="_Toc241436127"/>
-      <w:bookmarkStart w:id="367" w:name="_Toc241436668"/>
-      <w:bookmarkStart w:id="368" w:name="_Toc241436128"/>
-      <w:bookmarkStart w:id="369" w:name="_Toc241436669"/>
-      <w:bookmarkStart w:id="370" w:name="_Toc241436129"/>
-      <w:bookmarkStart w:id="371" w:name="_Toc241436670"/>
-      <w:bookmarkStart w:id="372" w:name="_Toc241436130"/>
-      <w:bookmarkStart w:id="373" w:name="_Toc241436671"/>
-      <w:bookmarkStart w:id="374" w:name="_Toc241436131"/>
-      <w:bookmarkStart w:id="375" w:name="_Toc241436672"/>
-      <w:bookmarkStart w:id="376" w:name="_Toc241436132"/>
-      <w:bookmarkStart w:id="377" w:name="_Toc241436673"/>
-      <w:bookmarkStart w:id="378" w:name="_Toc241436133"/>
-      <w:bookmarkStart w:id="379" w:name="_Toc241436674"/>
-      <w:bookmarkStart w:id="380" w:name="_Toc241436134"/>
-      <w:bookmarkStart w:id="381" w:name="_Toc241436675"/>
-      <w:bookmarkStart w:id="382" w:name="_Toc241436135"/>
-      <w:bookmarkStart w:id="383" w:name="_Toc241436676"/>
-      <w:bookmarkStart w:id="384" w:name="_Toc241436136"/>
-      <w:bookmarkStart w:id="385" w:name="_Toc241436677"/>
-      <w:bookmarkStart w:id="386" w:name="_Toc241436137"/>
-      <w:bookmarkStart w:id="387" w:name="_Toc241436678"/>
-      <w:bookmarkStart w:id="388" w:name="_Toc241436138"/>
-      <w:bookmarkStart w:id="389" w:name="_Toc241436679"/>
-      <w:bookmarkStart w:id="390" w:name="_Toc241436139"/>
-      <w:bookmarkStart w:id="391" w:name="_Toc241436680"/>
-      <w:bookmarkStart w:id="392" w:name="_Toc241436140"/>
-      <w:bookmarkStart w:id="393" w:name="_Toc241436681"/>
-      <w:bookmarkStart w:id="394" w:name="_Toc241436141"/>
-      <w:bookmarkStart w:id="395" w:name="_Toc241436682"/>
-      <w:bookmarkStart w:id="396" w:name="_Toc241436142"/>
-      <w:bookmarkStart w:id="397" w:name="_Toc241436683"/>
-      <w:bookmarkStart w:id="398" w:name="_Toc241436143"/>
-      <w:bookmarkStart w:id="399" w:name="_Toc241436684"/>
-      <w:bookmarkStart w:id="400" w:name="_Toc241436144"/>
-      <w:bookmarkStart w:id="401" w:name="_Toc241436685"/>
-      <w:bookmarkStart w:id="402" w:name="_Toc241436145"/>
-      <w:bookmarkStart w:id="403" w:name="_Toc241436686"/>
-      <w:bookmarkStart w:id="404" w:name="_Toc241436146"/>
-      <w:bookmarkStart w:id="405" w:name="_Toc241436687"/>
-      <w:bookmarkStart w:id="406" w:name="_Toc241436147"/>
-      <w:bookmarkStart w:id="407" w:name="_Toc241436688"/>
-      <w:bookmarkStart w:id="408" w:name="_Toc241436148"/>
-      <w:bookmarkStart w:id="409" w:name="_Toc241436689"/>
-      <w:bookmarkStart w:id="410" w:name="_Toc241436149"/>
-      <w:bookmarkStart w:id="411" w:name="_Toc241436690"/>
-      <w:bookmarkStart w:id="412" w:name="_Toc241436150"/>
-      <w:bookmarkStart w:id="413" w:name="_Toc241436691"/>
-      <w:bookmarkStart w:id="414" w:name="_Toc241436151"/>
-      <w:bookmarkStart w:id="415" w:name="_Toc241436692"/>
-      <w:bookmarkStart w:id="416" w:name="_Toc241436152"/>
-      <w:bookmarkStart w:id="417" w:name="_Toc241436693"/>
-      <w:bookmarkStart w:id="418" w:name="_Toc241436153"/>
-      <w:bookmarkStart w:id="419" w:name="_Toc241436694"/>
-      <w:bookmarkStart w:id="420" w:name="_Toc241436154"/>
-      <w:bookmarkStart w:id="421" w:name="_Toc241436695"/>
-      <w:bookmarkStart w:id="422" w:name="_Toc241436155"/>
-      <w:bookmarkStart w:id="423" w:name="_Toc241436696"/>
-      <w:bookmarkStart w:id="424" w:name="_Toc241436156"/>
-      <w:bookmarkStart w:id="425" w:name="_Toc241436697"/>
-      <w:bookmarkStart w:id="426" w:name="_Toc241436157"/>
-      <w:bookmarkStart w:id="427" w:name="_Toc241436698"/>
-      <w:bookmarkStart w:id="428" w:name="_Toc241436158"/>
-      <w:bookmarkStart w:id="429" w:name="_Toc241436699"/>
-      <w:bookmarkStart w:id="430" w:name="_Toc241436159"/>
-      <w:bookmarkStart w:id="431" w:name="_Toc241436700"/>
-      <w:bookmarkStart w:id="432" w:name="_Toc241436160"/>
-      <w:bookmarkStart w:id="433" w:name="_Toc241436701"/>
-      <w:bookmarkStart w:id="434" w:name="_Toc241436161"/>
-      <w:bookmarkStart w:id="435" w:name="_Toc241436702"/>
-      <w:bookmarkStart w:id="436" w:name="_Toc241436162"/>
-      <w:bookmarkStart w:id="437" w:name="_Toc241436703"/>
-      <w:bookmarkStart w:id="438" w:name="_Toc241436163"/>
-      <w:bookmarkStart w:id="439" w:name="_Toc241436704"/>
-      <w:bookmarkStart w:id="440" w:name="_Toc241436165"/>
-      <w:bookmarkStart w:id="441" w:name="_Toc241436706"/>
-      <w:bookmarkStart w:id="442" w:name="_Toc241436166"/>
-      <w:bookmarkStart w:id="443" w:name="_Toc241436707"/>
-      <w:bookmarkStart w:id="444" w:name="_Toc241436167"/>
-      <w:bookmarkStart w:id="445" w:name="_Toc241436708"/>
-      <w:bookmarkStart w:id="446" w:name="_Toc241436169"/>
-      <w:bookmarkStart w:id="447" w:name="_Toc241436710"/>
-      <w:bookmarkStart w:id="448" w:name="_Toc241436170"/>
-      <w:bookmarkStart w:id="449" w:name="_Toc241436711"/>
-      <w:bookmarkStart w:id="450" w:name="_Toc241436171"/>
-      <w:bookmarkStart w:id="451" w:name="_Toc241436712"/>
-      <w:bookmarkStart w:id="452" w:name="_Toc241436173"/>
-      <w:bookmarkStart w:id="453" w:name="_Toc241436714"/>
-      <w:bookmarkStart w:id="454" w:name="_Toc241436174"/>
-      <w:bookmarkStart w:id="455" w:name="_Toc241436715"/>
-      <w:bookmarkStart w:id="456" w:name="_Toc241436175"/>
-      <w:bookmarkStart w:id="457" w:name="_Toc241436716"/>
-      <w:bookmarkStart w:id="458" w:name="_Toc241436177"/>
-      <w:bookmarkStart w:id="459" w:name="_Toc241436718"/>
-      <w:bookmarkStart w:id="460" w:name="_Toc241436178"/>
-      <w:bookmarkStart w:id="461" w:name="_Toc241436719"/>
-      <w:bookmarkStart w:id="462" w:name="_Toc241436179"/>
-      <w:bookmarkStart w:id="463" w:name="_Toc241436720"/>
-      <w:bookmarkStart w:id="464" w:name="_Toc241436181"/>
-      <w:bookmarkStart w:id="465" w:name="_Toc241436722"/>
-      <w:bookmarkStart w:id="466" w:name="_Toc241436182"/>
-      <w:bookmarkStart w:id="467" w:name="_Toc241436723"/>
-      <w:bookmarkStart w:id="468" w:name="_Toc241436183"/>
-      <w:bookmarkStart w:id="469" w:name="_Toc241436724"/>
-      <w:bookmarkStart w:id="470" w:name="_Toc241436185"/>
-      <w:bookmarkStart w:id="471" w:name="_Toc241436726"/>
-      <w:bookmarkStart w:id="472" w:name="_Toc241436186"/>
-      <w:bookmarkStart w:id="473" w:name="_Toc241436727"/>
-      <w:bookmarkStart w:id="474" w:name="_Toc241436187"/>
-      <w:bookmarkStart w:id="475" w:name="_Toc241436728"/>
-      <w:bookmarkStart w:id="476" w:name="_Toc241436189"/>
-      <w:bookmarkStart w:id="477" w:name="_Toc241436730"/>
-      <w:bookmarkStart w:id="478" w:name="_Toc241436190"/>
-      <w:bookmarkStart w:id="479" w:name="_Toc241436731"/>
-      <w:bookmarkStart w:id="480" w:name="_Toc241436191"/>
-      <w:bookmarkStart w:id="481" w:name="_Toc241436732"/>
-      <w:bookmarkStart w:id="482" w:name="_Toc241436192"/>
-      <w:bookmarkStart w:id="483" w:name="_Toc241436733"/>
-      <w:bookmarkStart w:id="484" w:name="_Toc241436193"/>
-      <w:bookmarkStart w:id="485" w:name="_Toc241436734"/>
-      <w:bookmarkStart w:id="486" w:name="_Toc241436194"/>
-      <w:bookmarkStart w:id="487" w:name="_Toc241436735"/>
-      <w:bookmarkStart w:id="488" w:name="_Toc241436195"/>
-      <w:bookmarkStart w:id="489" w:name="_Toc241436736"/>
-      <w:bookmarkStart w:id="490" w:name="_Toc241436196"/>
-      <w:bookmarkStart w:id="491" w:name="_Toc241436737"/>
-      <w:bookmarkStart w:id="492" w:name="_Toc241436197"/>
-      <w:bookmarkStart w:id="493" w:name="_Toc241436738"/>
-      <w:bookmarkStart w:id="494" w:name="_Toc241436198"/>
-      <w:bookmarkStart w:id="495" w:name="_Toc241436739"/>
-      <w:bookmarkStart w:id="496" w:name="_Toc241436200"/>
-      <w:bookmarkStart w:id="497" w:name="_Toc241436741"/>
-      <w:bookmarkStart w:id="498" w:name="_Toc241436201"/>
-      <w:bookmarkStart w:id="499" w:name="_Toc241436742"/>
-      <w:bookmarkStart w:id="500" w:name="_Toc241436202"/>
-      <w:bookmarkStart w:id="501" w:name="_Toc241436743"/>
-      <w:bookmarkStart w:id="502" w:name="_Toc241436204"/>
-      <w:bookmarkStart w:id="503" w:name="_Toc241436745"/>
-      <w:bookmarkStart w:id="504" w:name="_Toc241436205"/>
-      <w:bookmarkStart w:id="505" w:name="_Toc241436746"/>
-      <w:bookmarkStart w:id="506" w:name="_Toc241436206"/>
-      <w:bookmarkStart w:id="507" w:name="_Toc241436747"/>
-      <w:bookmarkStart w:id="508" w:name="_Toc241436208"/>
-      <w:bookmarkStart w:id="509" w:name="_Toc241436749"/>
-      <w:bookmarkStart w:id="510" w:name="_Toc241436209"/>
-      <w:bookmarkStart w:id="511" w:name="_Toc241436750"/>
-      <w:bookmarkStart w:id="512" w:name="_Toc241436210"/>
-      <w:bookmarkStart w:id="513" w:name="_Toc241436751"/>
-      <w:bookmarkStart w:id="514" w:name="_Toc241436212"/>
-      <w:bookmarkStart w:id="515" w:name="_Toc241436753"/>
-      <w:bookmarkStart w:id="516" w:name="_Toc241436213"/>
-      <w:bookmarkStart w:id="517" w:name="_Toc241436754"/>
-      <w:bookmarkStart w:id="518" w:name="_Toc241436214"/>
-      <w:bookmarkStart w:id="519" w:name="_Toc241436755"/>
-      <w:bookmarkStart w:id="520" w:name="_Toc241436216"/>
-      <w:bookmarkStart w:id="521" w:name="_Toc241436757"/>
-      <w:bookmarkStart w:id="522" w:name="_Toc241436217"/>
-      <w:bookmarkStart w:id="523" w:name="_Toc241436758"/>
-      <w:bookmarkStart w:id="524" w:name="_Toc241436218"/>
-      <w:bookmarkStart w:id="525" w:name="_Toc241436759"/>
-      <w:bookmarkStart w:id="526" w:name="_Toc241436220"/>
-      <w:bookmarkStart w:id="527" w:name="_Toc241436761"/>
-      <w:bookmarkStart w:id="528" w:name="_Toc241436221"/>
-      <w:bookmarkStart w:id="529" w:name="_Toc241436762"/>
-      <w:bookmarkStart w:id="530" w:name="_Toc241436222"/>
-      <w:bookmarkStart w:id="531" w:name="_Toc241436763"/>
-      <w:bookmarkStart w:id="532" w:name="_Toc241436224"/>
-      <w:bookmarkStart w:id="533" w:name="_Toc241436765"/>
-      <w:bookmarkStart w:id="534" w:name="_Toc241436225"/>
-      <w:bookmarkStart w:id="535" w:name="_Toc241436766"/>
-      <w:bookmarkStart w:id="536" w:name="_Toc241436226"/>
-      <w:bookmarkStart w:id="537" w:name="_Toc241436767"/>
-      <w:bookmarkStart w:id="538" w:name="_Toc241436228"/>
-      <w:bookmarkStart w:id="539" w:name="_Toc241436769"/>
-      <w:bookmarkStart w:id="540" w:name="_Toc241436229"/>
-      <w:bookmarkStart w:id="541" w:name="_Toc241436770"/>
-      <w:bookmarkStart w:id="542" w:name="_Toc241436230"/>
-      <w:bookmarkStart w:id="543" w:name="_Toc241436771"/>
-      <w:bookmarkStart w:id="544" w:name="_Toc241436232"/>
-      <w:bookmarkStart w:id="545" w:name="_Toc241436773"/>
-      <w:bookmarkStart w:id="546" w:name="_Toc241436233"/>
-      <w:bookmarkStart w:id="547" w:name="_Toc241436774"/>
-      <w:bookmarkStart w:id="548" w:name="_Toc241436234"/>
-      <w:bookmarkStart w:id="549" w:name="_Toc241436775"/>
-      <w:bookmarkStart w:id="550" w:name="_Toc241436236"/>
-      <w:bookmarkStart w:id="551" w:name="_Toc241436777"/>
-      <w:bookmarkStart w:id="552" w:name="_Toc241436237"/>
-      <w:bookmarkStart w:id="553" w:name="_Toc241436778"/>
-      <w:bookmarkStart w:id="554" w:name="_Toc241436238"/>
-      <w:bookmarkStart w:id="555" w:name="_Toc241436779"/>
-      <w:bookmarkStart w:id="556" w:name="_Toc241436240"/>
-      <w:bookmarkStart w:id="557" w:name="_Toc241436781"/>
-      <w:bookmarkStart w:id="558" w:name="_Toc241436241"/>
-      <w:bookmarkStart w:id="559" w:name="_Toc241436782"/>
-      <w:bookmarkStart w:id="560" w:name="_Toc241436242"/>
-      <w:bookmarkStart w:id="561" w:name="_Toc241436783"/>
-      <w:bookmarkStart w:id="562" w:name="_Toc241436243"/>
-      <w:bookmarkStart w:id="563" w:name="_Toc241436784"/>
-      <w:bookmarkStart w:id="564" w:name="_Toc241436244"/>
-      <w:bookmarkStart w:id="565" w:name="_Toc241436785"/>
-      <w:bookmarkStart w:id="566" w:name="_Toc241436245"/>
-      <w:bookmarkStart w:id="567" w:name="_Toc241436786"/>
-      <w:bookmarkStart w:id="568" w:name="_Toc241436246"/>
-      <w:bookmarkStart w:id="569" w:name="_Toc241436787"/>
-      <w:bookmarkStart w:id="570" w:name="_Toc241436248"/>
-      <w:bookmarkStart w:id="571" w:name="_Toc241436789"/>
-      <w:bookmarkStart w:id="572" w:name="_Toc241436249"/>
-      <w:bookmarkStart w:id="573" w:name="_Toc241436790"/>
-      <w:bookmarkStart w:id="574" w:name="_Toc241436250"/>
-      <w:bookmarkStart w:id="575" w:name="_Toc241436791"/>
-      <w:bookmarkStart w:id="576" w:name="_Toc241436252"/>
-      <w:bookmarkStart w:id="577" w:name="_Toc241436793"/>
-      <w:bookmarkStart w:id="578" w:name="_Toc241436253"/>
-      <w:bookmarkStart w:id="579" w:name="_Toc241436794"/>
-      <w:bookmarkStart w:id="580" w:name="_Toc241436254"/>
-      <w:bookmarkStart w:id="581" w:name="_Toc241436795"/>
-      <w:bookmarkStart w:id="582" w:name="_Toc241436256"/>
-      <w:bookmarkStart w:id="583" w:name="_Toc241436797"/>
-      <w:bookmarkStart w:id="584" w:name="_Toc241436257"/>
-      <w:bookmarkStart w:id="585" w:name="_Toc241436798"/>
-      <w:bookmarkStart w:id="586" w:name="_Toc241436258"/>
-      <w:bookmarkStart w:id="587" w:name="_Toc241436799"/>
-      <w:bookmarkStart w:id="588" w:name="_Toc241436260"/>
-      <w:bookmarkStart w:id="589" w:name="_Toc241436801"/>
-      <w:bookmarkStart w:id="590" w:name="_Toc241436261"/>
-      <w:bookmarkStart w:id="591" w:name="_Toc241436802"/>
-      <w:bookmarkStart w:id="592" w:name="_Toc241436262"/>
-      <w:bookmarkStart w:id="593" w:name="_Toc241436803"/>
-      <w:bookmarkStart w:id="594" w:name="_Toc241436264"/>
-      <w:bookmarkStart w:id="595" w:name="_Toc241436805"/>
-      <w:bookmarkStart w:id="596" w:name="_Toc241436265"/>
-      <w:bookmarkStart w:id="597" w:name="_Toc241436806"/>
-      <w:bookmarkStart w:id="598" w:name="_Toc241436266"/>
-      <w:bookmarkStart w:id="599" w:name="_Toc241436807"/>
-      <w:bookmarkStart w:id="600" w:name="_Toc241436268"/>
-      <w:bookmarkStart w:id="601" w:name="_Toc241436809"/>
-      <w:bookmarkStart w:id="602" w:name="_Toc241436269"/>
-      <w:bookmarkStart w:id="603" w:name="_Toc241436810"/>
-      <w:bookmarkStart w:id="604" w:name="_Toc241436270"/>
-      <w:bookmarkStart w:id="605" w:name="_Toc241436811"/>
-      <w:bookmarkStart w:id="606" w:name="_Toc241436272"/>
-      <w:bookmarkStart w:id="607" w:name="_Toc241436813"/>
-      <w:bookmarkStart w:id="608" w:name="_Toc241436273"/>
-      <w:bookmarkStart w:id="609" w:name="_Toc241436814"/>
-      <w:bookmarkStart w:id="610" w:name="_Toc241436274"/>
-      <w:bookmarkStart w:id="611" w:name="_Toc241436815"/>
-      <w:bookmarkStart w:id="612" w:name="_Toc241436275"/>
-      <w:bookmarkStart w:id="613" w:name="_Toc241436816"/>
-      <w:bookmarkStart w:id="614" w:name="_Toc241436276"/>
-      <w:bookmarkStart w:id="615" w:name="_Toc241436817"/>
-      <w:bookmarkStart w:id="616" w:name="_Toc241436277"/>
-      <w:bookmarkStart w:id="617" w:name="_Toc241436818"/>
-      <w:bookmarkStart w:id="618" w:name="_Toc241436278"/>
-      <w:bookmarkStart w:id="619" w:name="_Toc241436819"/>
-      <w:bookmarkStart w:id="620" w:name="_Toc241436280"/>
-      <w:bookmarkStart w:id="621" w:name="_Toc241436821"/>
-      <w:bookmarkStart w:id="622" w:name="_Toc241436281"/>
-      <w:bookmarkStart w:id="623" w:name="_Toc241436822"/>
-      <w:bookmarkStart w:id="624" w:name="_Toc241436282"/>
-      <w:bookmarkStart w:id="625" w:name="_Toc241436823"/>
-      <w:bookmarkStart w:id="626" w:name="_Toc241436284"/>
-      <w:bookmarkStart w:id="627" w:name="_Toc241436825"/>
-      <w:bookmarkStart w:id="628" w:name="_Toc241436285"/>
-      <w:bookmarkStart w:id="629" w:name="_Toc241436826"/>
-      <w:bookmarkStart w:id="630" w:name="_Toc241436286"/>
-      <w:bookmarkStart w:id="631" w:name="_Toc241436827"/>
-      <w:bookmarkStart w:id="632" w:name="_Toc241436288"/>
-      <w:bookmarkStart w:id="633" w:name="_Toc241436829"/>
-      <w:bookmarkStart w:id="634" w:name="_Toc241436289"/>
-      <w:bookmarkStart w:id="635" w:name="_Toc241436830"/>
-      <w:bookmarkStart w:id="636" w:name="_Toc241436290"/>
-      <w:bookmarkStart w:id="637" w:name="_Toc241436831"/>
-      <w:bookmarkStart w:id="638" w:name="_Toc241436292"/>
-      <w:bookmarkStart w:id="639" w:name="_Toc241436833"/>
-      <w:bookmarkStart w:id="640" w:name="_Toc241436293"/>
-      <w:bookmarkStart w:id="641" w:name="_Toc241436834"/>
-      <w:bookmarkStart w:id="642" w:name="_Toc241436294"/>
-      <w:bookmarkStart w:id="643" w:name="_Toc241436835"/>
-      <w:bookmarkStart w:id="644" w:name="_Toc241436296"/>
-      <w:bookmarkStart w:id="645" w:name="_Toc241436837"/>
-      <w:bookmarkStart w:id="646" w:name="_Toc241436297"/>
-      <w:bookmarkStart w:id="647" w:name="_Toc241436838"/>
-      <w:bookmarkStart w:id="648" w:name="_Toc241436298"/>
-      <w:bookmarkStart w:id="649" w:name="_Toc241436839"/>
-      <w:bookmarkStart w:id="650" w:name="_Toc241436300"/>
-      <w:bookmarkStart w:id="651" w:name="_Toc241436841"/>
-      <w:bookmarkStart w:id="652" w:name="_Toc241436301"/>
-      <w:bookmarkStart w:id="653" w:name="_Toc241436842"/>
-      <w:bookmarkStart w:id="654" w:name="_Toc241436302"/>
-      <w:bookmarkStart w:id="655" w:name="_Toc241436843"/>
-      <w:bookmarkStart w:id="656" w:name="_Toc241436304"/>
-      <w:bookmarkStart w:id="657" w:name="_Toc241436845"/>
-      <w:bookmarkStart w:id="658" w:name="_Toc241436305"/>
-      <w:bookmarkStart w:id="659" w:name="_Toc241436846"/>
-      <w:bookmarkStart w:id="660" w:name="_Toc241436306"/>
-      <w:bookmarkStart w:id="661" w:name="_Toc241436847"/>
-      <w:bookmarkStart w:id="662" w:name="_Toc241436308"/>
-      <w:bookmarkStart w:id="663" w:name="_Toc241436849"/>
-      <w:bookmarkStart w:id="664" w:name="_Toc241436309"/>
-      <w:bookmarkStart w:id="665" w:name="_Toc241436850"/>
-      <w:bookmarkStart w:id="666" w:name="_Toc241436310"/>
-      <w:bookmarkStart w:id="667" w:name="_Toc241436851"/>
-      <w:bookmarkStart w:id="668" w:name="_Toc241436312"/>
-      <w:bookmarkStart w:id="669" w:name="_Toc241436853"/>
-      <w:bookmarkStart w:id="670" w:name="_Toc241436313"/>
-      <w:bookmarkStart w:id="671" w:name="_Toc241436854"/>
-      <w:bookmarkStart w:id="672" w:name="_Toc241436314"/>
-      <w:bookmarkStart w:id="673" w:name="_Toc241436855"/>
-      <w:bookmarkStart w:id="674" w:name="_Toc241436316"/>
-      <w:bookmarkStart w:id="675" w:name="_Toc241436857"/>
-      <w:bookmarkStart w:id="676" w:name="_Toc241436317"/>
-      <w:bookmarkStart w:id="677" w:name="_Toc241436858"/>
-      <w:bookmarkStart w:id="678" w:name="_Toc241436318"/>
-      <w:bookmarkStart w:id="679" w:name="_Toc241436859"/>
-      <w:bookmarkStart w:id="680" w:name="_Toc241436319"/>
-      <w:bookmarkStart w:id="681" w:name="_Toc241436860"/>
-      <w:bookmarkStart w:id="682" w:name="_Toc241436320"/>
-      <w:bookmarkStart w:id="683" w:name="_Toc241436861"/>
-      <w:bookmarkStart w:id="684" w:name="_Toc241436321"/>
-      <w:bookmarkStart w:id="685" w:name="_Toc241436862"/>
-      <w:bookmarkStart w:id="686" w:name="_Toc241436322"/>
-      <w:bookmarkStart w:id="687" w:name="_Toc241436863"/>
-      <w:bookmarkStart w:id="688" w:name="_Toc241436324"/>
-      <w:bookmarkStart w:id="689" w:name="_Toc241436865"/>
-      <w:bookmarkStart w:id="690" w:name="_Toc241436325"/>
-      <w:bookmarkStart w:id="691" w:name="_Toc241436866"/>
-      <w:bookmarkStart w:id="692" w:name="_Toc241436326"/>
-      <w:bookmarkStart w:id="693" w:name="_Toc241436867"/>
-      <w:bookmarkStart w:id="694" w:name="_Toc241436328"/>
-      <w:bookmarkStart w:id="695" w:name="_Toc241436869"/>
-      <w:bookmarkStart w:id="696" w:name="_Toc241436329"/>
-      <w:bookmarkStart w:id="697" w:name="_Toc241436870"/>
-      <w:bookmarkStart w:id="698" w:name="_Toc241436330"/>
-      <w:bookmarkStart w:id="699" w:name="_Toc241436871"/>
-      <w:bookmarkStart w:id="700" w:name="_Toc241436332"/>
-      <w:bookmarkStart w:id="701" w:name="_Toc241436873"/>
-      <w:bookmarkStart w:id="702" w:name="_Toc241436333"/>
-      <w:bookmarkStart w:id="703" w:name="_Toc241436874"/>
-      <w:bookmarkStart w:id="704" w:name="_Toc241436334"/>
-      <w:bookmarkStart w:id="705" w:name="_Toc241436875"/>
-      <w:bookmarkStart w:id="706" w:name="_Toc241436336"/>
-      <w:bookmarkStart w:id="707" w:name="_Toc241436877"/>
-      <w:bookmarkStart w:id="708" w:name="_Toc241436337"/>
-      <w:bookmarkStart w:id="709" w:name="_Toc241436878"/>
-      <w:bookmarkStart w:id="710" w:name="_Toc241436338"/>
-      <w:bookmarkStart w:id="711" w:name="_Toc241436879"/>
-      <w:bookmarkStart w:id="712" w:name="_Toc241436340"/>
-      <w:bookmarkStart w:id="713" w:name="_Toc241436881"/>
-      <w:bookmarkStart w:id="714" w:name="_Toc241436341"/>
-      <w:bookmarkStart w:id="715" w:name="_Toc241436882"/>
-      <w:bookmarkStart w:id="716" w:name="_Toc241436342"/>
-      <w:bookmarkStart w:id="717" w:name="_Toc241436883"/>
-      <w:bookmarkStart w:id="718" w:name="_Toc241436344"/>
-      <w:bookmarkStart w:id="719" w:name="_Toc241436885"/>
-      <w:bookmarkStart w:id="720" w:name="_Toc241436345"/>
-      <w:bookmarkStart w:id="721" w:name="_Toc241436886"/>
-      <w:bookmarkStart w:id="722" w:name="_Toc241436346"/>
-      <w:bookmarkStart w:id="723" w:name="_Toc241436887"/>
-      <w:bookmarkStart w:id="724" w:name="_Toc241436348"/>
-      <w:bookmarkStart w:id="725" w:name="_Toc241436889"/>
-      <w:bookmarkStart w:id="726" w:name="_Toc241436349"/>
-      <w:bookmarkStart w:id="727" w:name="_Toc241436890"/>
-      <w:bookmarkStart w:id="728" w:name="_Toc241436350"/>
-      <w:bookmarkStart w:id="729" w:name="_Toc241436891"/>
-      <w:bookmarkStart w:id="730" w:name="_Toc241436352"/>
-      <w:bookmarkStart w:id="731" w:name="_Toc241436893"/>
-      <w:bookmarkStart w:id="732" w:name="_Toc241436353"/>
-      <w:bookmarkStart w:id="733" w:name="_Toc241436894"/>
-      <w:bookmarkStart w:id="734" w:name="_Toc241436354"/>
-      <w:bookmarkStart w:id="735" w:name="_Toc241436895"/>
-      <w:bookmarkStart w:id="736" w:name="_Toc241436355"/>
-      <w:bookmarkStart w:id="737" w:name="_Toc241436896"/>
-      <w:bookmarkStart w:id="738" w:name="_Toc241436356"/>
-      <w:bookmarkStart w:id="739" w:name="_Toc241436897"/>
-      <w:bookmarkStart w:id="740" w:name="_Toc241436357"/>
-      <w:bookmarkStart w:id="741" w:name="_Toc241436898"/>
-      <w:bookmarkStart w:id="742" w:name="_Toc241436358"/>
-      <w:bookmarkStart w:id="743" w:name="_Toc241436899"/>
-      <w:bookmarkStart w:id="744" w:name="_Toc241436360"/>
-      <w:bookmarkStart w:id="745" w:name="_Toc241436901"/>
-      <w:bookmarkStart w:id="746" w:name="_Toc241436361"/>
-      <w:bookmarkStart w:id="747" w:name="_Toc241436902"/>
-      <w:bookmarkStart w:id="748" w:name="_Toc241436362"/>
-      <w:bookmarkStart w:id="749" w:name="_Toc241436903"/>
-      <w:bookmarkStart w:id="750" w:name="_Toc241436364"/>
-      <w:bookmarkStart w:id="751" w:name="_Toc241436905"/>
-      <w:bookmarkStart w:id="752" w:name="_Toc241436365"/>
-      <w:bookmarkStart w:id="753" w:name="_Toc241436906"/>
-      <w:bookmarkStart w:id="754" w:name="_Toc241436366"/>
-      <w:bookmarkStart w:id="755" w:name="_Toc241436907"/>
-      <w:bookmarkStart w:id="756" w:name="_Toc241436368"/>
-      <w:bookmarkStart w:id="757" w:name="_Toc241436909"/>
-      <w:bookmarkStart w:id="758" w:name="_Toc241436369"/>
-      <w:bookmarkStart w:id="759" w:name="_Toc241436910"/>
-      <w:bookmarkStart w:id="760" w:name="_Toc241436370"/>
-      <w:bookmarkStart w:id="761" w:name="_Toc241436911"/>
-      <w:bookmarkStart w:id="762" w:name="_Toc241436372"/>
-      <w:bookmarkStart w:id="763" w:name="_Toc241436913"/>
-      <w:bookmarkStart w:id="764" w:name="_Toc241436373"/>
-      <w:bookmarkStart w:id="765" w:name="_Toc241436914"/>
-      <w:bookmarkStart w:id="766" w:name="_Toc241436374"/>
-      <w:bookmarkStart w:id="767" w:name="_Toc241436915"/>
-      <w:bookmarkStart w:id="768" w:name="_Toc241436376"/>
-      <w:bookmarkStart w:id="769" w:name="_Toc241436917"/>
-      <w:bookmarkStart w:id="770" w:name="_Toc241436377"/>
-      <w:bookmarkStart w:id="771" w:name="_Toc241436918"/>
-      <w:bookmarkStart w:id="772" w:name="_Toc241436378"/>
-      <w:bookmarkStart w:id="773" w:name="_Toc241436919"/>
-      <w:bookmarkStart w:id="774" w:name="_Toc241436380"/>
-      <w:bookmarkStart w:id="775" w:name="_Toc241436921"/>
-      <w:bookmarkStart w:id="776" w:name="_Toc241436381"/>
-      <w:bookmarkStart w:id="777" w:name="_Toc241436922"/>
-      <w:bookmarkStart w:id="778" w:name="_Toc241436382"/>
-      <w:bookmarkStart w:id="779" w:name="_Toc241436923"/>
-      <w:bookmarkStart w:id="780" w:name="_Toc241436384"/>
-      <w:bookmarkStart w:id="781" w:name="_Toc241436925"/>
-      <w:bookmarkStart w:id="782" w:name="_Toc241436385"/>
-      <w:bookmarkStart w:id="783" w:name="_Toc241436926"/>
-      <w:bookmarkStart w:id="784" w:name="_Toc241436386"/>
-      <w:bookmarkStart w:id="785" w:name="_Toc241436927"/>
-      <w:bookmarkStart w:id="786" w:name="_Toc241436388"/>
-      <w:bookmarkStart w:id="787" w:name="_Toc241436929"/>
-      <w:bookmarkStart w:id="788" w:name="_Toc241436389"/>
-      <w:bookmarkStart w:id="789" w:name="_Toc241436930"/>
-      <w:bookmarkStart w:id="790" w:name="_Toc241436390"/>
-      <w:bookmarkStart w:id="791" w:name="_Toc241436931"/>
-      <w:bookmarkStart w:id="792" w:name="_Toc241436391"/>
-      <w:bookmarkStart w:id="793" w:name="_Toc241436932"/>
-      <w:bookmarkStart w:id="794" w:name="_Toc241436392"/>
-      <w:bookmarkStart w:id="795" w:name="_Toc241436933"/>
-      <w:bookmarkStart w:id="796" w:name="_Toc241436393"/>
-      <w:bookmarkStart w:id="797" w:name="_Toc241436934"/>
-      <w:bookmarkStart w:id="798" w:name="_Toc241436394"/>
-      <w:bookmarkStart w:id="799" w:name="_Toc241436935"/>
-      <w:bookmarkStart w:id="800" w:name="_Toc241436395"/>
-      <w:bookmarkStart w:id="801" w:name="_Toc241436936"/>
-      <w:bookmarkStart w:id="802" w:name="_Toc241436397"/>
-      <w:bookmarkStart w:id="803" w:name="_Toc241436938"/>
-      <w:bookmarkStart w:id="804" w:name="_Toc241436398"/>
-      <w:bookmarkStart w:id="805" w:name="_Toc241436939"/>
-      <w:bookmarkStart w:id="806" w:name="_Toc241436399"/>
-      <w:bookmarkStart w:id="807" w:name="_Toc241436940"/>
-      <w:bookmarkStart w:id="808" w:name="_Toc241436401"/>
-      <w:bookmarkStart w:id="809" w:name="_Toc241436942"/>
-      <w:bookmarkStart w:id="810" w:name="_Toc241436402"/>
-      <w:bookmarkStart w:id="811" w:name="_Toc241436943"/>
-      <w:bookmarkStart w:id="812" w:name="_Toc241436403"/>
-      <w:bookmarkStart w:id="813" w:name="_Toc241436944"/>
-      <w:bookmarkStart w:id="814" w:name="_Toc241436405"/>
-      <w:bookmarkStart w:id="815" w:name="_Toc241436946"/>
-      <w:bookmarkStart w:id="816" w:name="_Toc241436406"/>
-      <w:bookmarkStart w:id="817" w:name="_Toc241436947"/>
-      <w:bookmarkStart w:id="818" w:name="_Toc241436407"/>
-      <w:bookmarkStart w:id="819" w:name="_Toc241436948"/>
-      <w:bookmarkStart w:id="820" w:name="_Toc241436409"/>
-      <w:bookmarkStart w:id="821" w:name="_Toc241436950"/>
-      <w:bookmarkStart w:id="822" w:name="_Toc241436410"/>
-      <w:bookmarkStart w:id="823" w:name="_Toc241436951"/>
-      <w:bookmarkStart w:id="824" w:name="_Toc241436411"/>
-      <w:bookmarkStart w:id="825" w:name="_Toc241436952"/>
-      <w:bookmarkStart w:id="826" w:name="_Toc241436413"/>
-      <w:bookmarkStart w:id="827" w:name="_Toc241436954"/>
-      <w:bookmarkStart w:id="828" w:name="_Toc241436414"/>
-      <w:bookmarkStart w:id="829" w:name="_Toc241436955"/>
-      <w:bookmarkStart w:id="830" w:name="_Toc241436415"/>
-      <w:bookmarkStart w:id="831" w:name="_Toc241436956"/>
-      <w:bookmarkStart w:id="832" w:name="_Toc241436417"/>
-      <w:bookmarkStart w:id="833" w:name="_Toc241436958"/>
-      <w:bookmarkStart w:id="834" w:name="_Toc241436418"/>
-      <w:bookmarkStart w:id="835" w:name="_Toc241436959"/>
-      <w:bookmarkStart w:id="836" w:name="_Toc241436419"/>
-      <w:bookmarkStart w:id="837" w:name="_Toc241436960"/>
-      <w:bookmarkStart w:id="838" w:name="_Toc241436421"/>
-      <w:bookmarkStart w:id="839" w:name="_Toc241436962"/>
-      <w:bookmarkStart w:id="840" w:name="_Toc241436422"/>
-      <w:bookmarkStart w:id="841" w:name="_Toc241436963"/>
-      <w:bookmarkStart w:id="842" w:name="_Toc241436423"/>
-      <w:bookmarkStart w:id="843" w:name="_Toc241436964"/>
-      <w:bookmarkStart w:id="844" w:name="_Toc241436425"/>
-      <w:bookmarkStart w:id="845" w:name="_Toc241436966"/>
-      <w:bookmarkStart w:id="846" w:name="_Toc241436426"/>
-      <w:bookmarkStart w:id="847" w:name="_Toc241436967"/>
-      <w:bookmarkStart w:id="848" w:name="_Toc241436427"/>
-      <w:bookmarkStart w:id="849" w:name="_Toc241436968"/>
-      <w:bookmarkStart w:id="850" w:name="_Toc241436428"/>
-      <w:bookmarkStart w:id="851" w:name="_Toc241436969"/>
-      <w:bookmarkStart w:id="852" w:name="_Toc241436429"/>
-      <w:bookmarkStart w:id="853" w:name="_Toc241436970"/>
-      <w:bookmarkStart w:id="854" w:name="_Toc241436430"/>
-      <w:bookmarkStart w:id="855" w:name="_Toc241436971"/>
-      <w:bookmarkStart w:id="856" w:name="_Toc241436431"/>
-      <w:bookmarkStart w:id="857" w:name="_Toc241436972"/>
-      <w:bookmarkStart w:id="858" w:name="_Toc241436433"/>
-      <w:bookmarkStart w:id="859" w:name="_Toc241436974"/>
-      <w:bookmarkStart w:id="860" w:name="_Toc241436434"/>
-      <w:bookmarkStart w:id="861" w:name="_Toc241436975"/>
-      <w:bookmarkStart w:id="862" w:name="_Toc241436435"/>
-      <w:bookmarkStart w:id="863" w:name="_Toc241436976"/>
-      <w:bookmarkStart w:id="864" w:name="_Toc241436437"/>
-      <w:bookmarkStart w:id="865" w:name="_Toc241436978"/>
-      <w:bookmarkStart w:id="866" w:name="_Toc241436438"/>
-      <w:bookmarkStart w:id="867" w:name="_Toc241436979"/>
-      <w:bookmarkStart w:id="868" w:name="_Toc241436439"/>
-      <w:bookmarkStart w:id="869" w:name="_Toc241436980"/>
-      <w:bookmarkStart w:id="870" w:name="_Toc241436441"/>
-      <w:bookmarkStart w:id="871" w:name="_Toc241436982"/>
-      <w:bookmarkStart w:id="872" w:name="_Toc241436442"/>
-      <w:bookmarkStart w:id="873" w:name="_Toc241436983"/>
-      <w:bookmarkStart w:id="874" w:name="_Toc241436443"/>
-      <w:bookmarkStart w:id="875" w:name="_Toc241436984"/>
-      <w:bookmarkStart w:id="876" w:name="_Toc241436445"/>
-      <w:bookmarkStart w:id="877" w:name="_Toc241436986"/>
-      <w:bookmarkStart w:id="878" w:name="_Toc241436446"/>
-      <w:bookmarkStart w:id="879" w:name="_Toc241436987"/>
-      <w:bookmarkStart w:id="880" w:name="_Toc241436447"/>
-      <w:bookmarkStart w:id="881" w:name="_Toc241436988"/>
-      <w:bookmarkStart w:id="882" w:name="_Toc241436449"/>
-      <w:bookmarkStart w:id="883" w:name="_Toc241436990"/>
-      <w:bookmarkStart w:id="884" w:name="_Toc241436450"/>
-      <w:bookmarkStart w:id="885" w:name="_Toc241436991"/>
-      <w:bookmarkStart w:id="886" w:name="_Toc241436451"/>
-      <w:bookmarkStart w:id="887" w:name="_Toc241436992"/>
-      <w:bookmarkStart w:id="888" w:name="_Toc241436453"/>
-      <w:bookmarkStart w:id="889" w:name="_Toc241436994"/>
-      <w:bookmarkStart w:id="890" w:name="_Toc241436454"/>
-      <w:bookmarkStart w:id="891" w:name="_Toc241436995"/>
-      <w:bookmarkStart w:id="892" w:name="_Toc241436455"/>
-      <w:bookmarkStart w:id="893" w:name="_Toc241436996"/>
+      <w:bookmarkStart w:id="1" w:name="_Toc241435927"/>
+      <w:bookmarkStart w:id="2" w:name="_Toc241436468"/>
+      <w:bookmarkStart w:id="3" w:name="_Toc241435928"/>
+      <w:bookmarkStart w:id="4" w:name="_Toc241436469"/>
+      <w:bookmarkStart w:id="5" w:name="_Toc241435929"/>
+      <w:bookmarkStart w:id="6" w:name="_Toc241436470"/>
+      <w:bookmarkStart w:id="7" w:name="_Toc241435930"/>
+      <w:bookmarkStart w:id="8" w:name="_Toc241436471"/>
+      <w:bookmarkStart w:id="9" w:name="_Toc241435931"/>
+      <w:bookmarkStart w:id="10" w:name="_Toc241436472"/>
+      <w:bookmarkStart w:id="11" w:name="_Toc241435932"/>
+      <w:bookmarkStart w:id="12" w:name="_Toc241436473"/>
+      <w:bookmarkStart w:id="13" w:name="_Toc241435933"/>
+      <w:bookmarkStart w:id="14" w:name="_Toc241436474"/>
+      <w:bookmarkStart w:id="15" w:name="_Toc241435934"/>
+      <w:bookmarkStart w:id="16" w:name="_Toc241436475"/>
+      <w:bookmarkStart w:id="17" w:name="_Toc241435935"/>
+      <w:bookmarkStart w:id="18" w:name="_Toc241436476"/>
+      <w:bookmarkStart w:id="19" w:name="_Toc241435936"/>
+      <w:bookmarkStart w:id="20" w:name="_Toc241436477"/>
+      <w:bookmarkStart w:id="21" w:name="_Toc241435937"/>
+      <w:bookmarkStart w:id="22" w:name="_Toc241436478"/>
+      <w:bookmarkStart w:id="23" w:name="_Toc241435938"/>
+      <w:bookmarkStart w:id="24" w:name="_Toc241436479"/>
+      <w:bookmarkStart w:id="25" w:name="_Toc241435939"/>
+      <w:bookmarkStart w:id="26" w:name="_Toc241436480"/>
+      <w:bookmarkStart w:id="27" w:name="_Toc241435940"/>
+      <w:bookmarkStart w:id="28" w:name="_Toc241436481"/>
+      <w:bookmarkStart w:id="29" w:name="_Toc241435941"/>
+      <w:bookmarkStart w:id="30" w:name="_Toc241436482"/>
+      <w:bookmarkStart w:id="31" w:name="_Toc241435942"/>
+      <w:bookmarkStart w:id="32" w:name="_Toc241436483"/>
+      <w:bookmarkStart w:id="33" w:name="_Toc241435943"/>
+      <w:bookmarkStart w:id="34" w:name="_Toc241436484"/>
+      <w:bookmarkStart w:id="35" w:name="_Toc241435944"/>
+      <w:bookmarkStart w:id="36" w:name="_Toc241436485"/>
+      <w:bookmarkStart w:id="37" w:name="_Toc241435945"/>
+      <w:bookmarkStart w:id="38" w:name="_Toc241436486"/>
+      <w:bookmarkStart w:id="39" w:name="_Toc241435946"/>
+      <w:bookmarkStart w:id="40" w:name="_Toc241436487"/>
+      <w:bookmarkStart w:id="41" w:name="_Toc241435947"/>
+      <w:bookmarkStart w:id="42" w:name="_Toc241436488"/>
+      <w:bookmarkStart w:id="43" w:name="_Toc241435948"/>
+      <w:bookmarkStart w:id="44" w:name="_Toc241436489"/>
+      <w:bookmarkStart w:id="45" w:name="_Toc241435949"/>
+      <w:bookmarkStart w:id="46" w:name="_Toc241436490"/>
+      <w:bookmarkStart w:id="47" w:name="_Toc241435950"/>
+      <w:bookmarkStart w:id="48" w:name="_Toc241436491"/>
+      <w:bookmarkStart w:id="49" w:name="_Toc241435952"/>
+      <w:bookmarkStart w:id="50" w:name="_Toc241436493"/>
+      <w:bookmarkStart w:id="51" w:name="_Toc241435953"/>
+      <w:bookmarkStart w:id="52" w:name="_Toc241436494"/>
+      <w:bookmarkStart w:id="53" w:name="_Toc241435955"/>
+      <w:bookmarkStart w:id="54" w:name="_Toc241436496"/>
+      <w:bookmarkStart w:id="55" w:name="_Toc241435956"/>
+      <w:bookmarkStart w:id="56" w:name="_Toc241436497"/>
+      <w:bookmarkStart w:id="57" w:name="_Toc241435958"/>
+      <w:bookmarkStart w:id="58" w:name="_Toc241436499"/>
+      <w:bookmarkStart w:id="59" w:name="_Toc241435959"/>
+      <w:bookmarkStart w:id="60" w:name="_Toc241436500"/>
+      <w:bookmarkStart w:id="61" w:name="_Toc241435961"/>
+      <w:bookmarkStart w:id="62" w:name="_Toc241436502"/>
+      <w:bookmarkStart w:id="63" w:name="_Toc241435962"/>
+      <w:bookmarkStart w:id="64" w:name="_Toc241436503"/>
+      <w:bookmarkStart w:id="65" w:name="_Toc241435964"/>
+      <w:bookmarkStart w:id="66" w:name="_Toc241436505"/>
+      <w:bookmarkStart w:id="67" w:name="_Toc241435965"/>
+      <w:bookmarkStart w:id="68" w:name="_Toc241436506"/>
+      <w:bookmarkStart w:id="69" w:name="_Toc241435967"/>
+      <w:bookmarkStart w:id="70" w:name="_Toc241436508"/>
+      <w:bookmarkStart w:id="71" w:name="_Toc241435968"/>
+      <w:bookmarkStart w:id="72" w:name="_Toc241436509"/>
+      <w:bookmarkStart w:id="73" w:name="_Toc241435970"/>
+      <w:bookmarkStart w:id="74" w:name="_Toc241436511"/>
+      <w:bookmarkStart w:id="75" w:name="_Toc241435971"/>
+      <w:bookmarkStart w:id="76" w:name="_Toc241436512"/>
+      <w:bookmarkStart w:id="77" w:name="_Toc241435973"/>
+      <w:bookmarkStart w:id="78" w:name="_Toc241436514"/>
+      <w:bookmarkStart w:id="79" w:name="_Toc241435974"/>
+      <w:bookmarkStart w:id="80" w:name="_Toc241436515"/>
+      <w:bookmarkStart w:id="81" w:name="_Toc241435976"/>
+      <w:bookmarkStart w:id="82" w:name="_Toc241436517"/>
+      <w:bookmarkStart w:id="83" w:name="_Toc241435977"/>
+      <w:bookmarkStart w:id="84" w:name="_Toc241436518"/>
+      <w:bookmarkStart w:id="85" w:name="_Toc241435979"/>
+      <w:bookmarkStart w:id="86" w:name="_Toc241436520"/>
+      <w:bookmarkStart w:id="87" w:name="_Toc241435980"/>
+      <w:bookmarkStart w:id="88" w:name="_Toc241436521"/>
+      <w:bookmarkStart w:id="89" w:name="_Toc241435981"/>
+      <w:bookmarkStart w:id="90" w:name="_Toc241436522"/>
+      <w:bookmarkStart w:id="91" w:name="_Toc241435982"/>
+      <w:bookmarkStart w:id="92" w:name="_Toc241436523"/>
+      <w:bookmarkStart w:id="93" w:name="_Toc241435983"/>
+      <w:bookmarkStart w:id="94" w:name="_Toc241436524"/>
+      <w:bookmarkStart w:id="95" w:name="_Toc241435984"/>
+      <w:bookmarkStart w:id="96" w:name="_Toc241436525"/>
+      <w:bookmarkStart w:id="97" w:name="_Toc241435985"/>
+      <w:bookmarkStart w:id="98" w:name="_Toc241436526"/>
+      <w:bookmarkStart w:id="99" w:name="_Toc241435986"/>
+      <w:bookmarkStart w:id="100" w:name="_Toc241436527"/>
+      <w:bookmarkStart w:id="101" w:name="_Toc241435987"/>
+      <w:bookmarkStart w:id="102" w:name="_Toc241436528"/>
+      <w:bookmarkStart w:id="103" w:name="_Toc241435988"/>
+      <w:bookmarkStart w:id="104" w:name="_Toc241436529"/>
+      <w:bookmarkStart w:id="105" w:name="_Toc241435989"/>
+      <w:bookmarkStart w:id="106" w:name="_Toc241436530"/>
+      <w:bookmarkStart w:id="107" w:name="_Toc241435990"/>
+      <w:bookmarkStart w:id="108" w:name="_Toc241436531"/>
+      <w:bookmarkStart w:id="109" w:name="_Toc241435991"/>
+      <w:bookmarkStart w:id="110" w:name="_Toc241436532"/>
+      <w:bookmarkStart w:id="111" w:name="_Toc241435992"/>
+      <w:bookmarkStart w:id="112" w:name="_Toc241436533"/>
+      <w:bookmarkStart w:id="113" w:name="_Toc241435993"/>
+      <w:bookmarkStart w:id="114" w:name="_Toc241436534"/>
+      <w:bookmarkStart w:id="115" w:name="_Toc241435994"/>
+      <w:bookmarkStart w:id="116" w:name="_Toc241436535"/>
+      <w:bookmarkStart w:id="117" w:name="_Toc241435995"/>
+      <w:bookmarkStart w:id="118" w:name="_Toc241436536"/>
+      <w:bookmarkStart w:id="119" w:name="_Toc241435996"/>
+      <w:bookmarkStart w:id="120" w:name="_Toc241436537"/>
+      <w:bookmarkStart w:id="121" w:name="_Toc241435997"/>
+      <w:bookmarkStart w:id="122" w:name="_Toc241436538"/>
+      <w:bookmarkStart w:id="123" w:name="_Toc241435998"/>
+      <w:bookmarkStart w:id="124" w:name="_Toc241436539"/>
+      <w:bookmarkStart w:id="125" w:name="_Toc241435999"/>
+      <w:bookmarkStart w:id="126" w:name="_Toc241436540"/>
+      <w:bookmarkStart w:id="127" w:name="_Toc241436000"/>
+      <w:bookmarkStart w:id="128" w:name="_Toc241436541"/>
+      <w:bookmarkStart w:id="129" w:name="_Toc241436001"/>
+      <w:bookmarkStart w:id="130" w:name="_Toc241436542"/>
+      <w:bookmarkStart w:id="131" w:name="_Toc241436002"/>
+      <w:bookmarkStart w:id="132" w:name="_Toc241436543"/>
+      <w:bookmarkStart w:id="133" w:name="_Toc241436003"/>
+      <w:bookmarkStart w:id="134" w:name="_Toc241436544"/>
+      <w:bookmarkStart w:id="135" w:name="_Toc241436004"/>
+      <w:bookmarkStart w:id="136" w:name="_Toc241436545"/>
+      <w:bookmarkStart w:id="137" w:name="_Toc241436005"/>
+      <w:bookmarkStart w:id="138" w:name="_Toc241436546"/>
+      <w:bookmarkStart w:id="139" w:name="_Toc241436006"/>
+      <w:bookmarkStart w:id="140" w:name="_Toc241436547"/>
+      <w:bookmarkStart w:id="141" w:name="_Toc241436007"/>
+      <w:bookmarkStart w:id="142" w:name="_Toc241436548"/>
+      <w:bookmarkStart w:id="143" w:name="_Toc241436008"/>
+      <w:bookmarkStart w:id="144" w:name="_Toc241436549"/>
+      <w:bookmarkStart w:id="145" w:name="_Toc241436009"/>
+      <w:bookmarkStart w:id="146" w:name="_Toc241436550"/>
+      <w:bookmarkStart w:id="147" w:name="_Toc241436010"/>
+      <w:bookmarkStart w:id="148" w:name="_Toc241436551"/>
+      <w:bookmarkStart w:id="149" w:name="_Toc241436011"/>
+      <w:bookmarkStart w:id="150" w:name="_Toc241436552"/>
+      <w:bookmarkStart w:id="151" w:name="_Toc241436012"/>
+      <w:bookmarkStart w:id="152" w:name="_Toc241436553"/>
+      <w:bookmarkStart w:id="153" w:name="_Toc241436013"/>
+      <w:bookmarkStart w:id="154" w:name="_Toc241436554"/>
+      <w:bookmarkStart w:id="155" w:name="_Toc241436014"/>
+      <w:bookmarkStart w:id="156" w:name="_Toc241436555"/>
+      <w:bookmarkStart w:id="157" w:name="_Toc241436015"/>
+      <w:bookmarkStart w:id="158" w:name="_Toc241436556"/>
+      <w:bookmarkStart w:id="159" w:name="_Toc241436016"/>
+      <w:bookmarkStart w:id="160" w:name="_Toc241436557"/>
+      <w:bookmarkStart w:id="161" w:name="_Toc241436017"/>
+      <w:bookmarkStart w:id="162" w:name="_Toc241436558"/>
+      <w:bookmarkStart w:id="163" w:name="_Toc241436018"/>
+      <w:bookmarkStart w:id="164" w:name="_Toc241436559"/>
+      <w:bookmarkStart w:id="165" w:name="_Toc241436019"/>
+      <w:bookmarkStart w:id="166" w:name="_Toc241436560"/>
+      <w:bookmarkStart w:id="167" w:name="_Toc241436020"/>
+      <w:bookmarkStart w:id="168" w:name="_Toc241436561"/>
+      <w:bookmarkStart w:id="169" w:name="_Toc241436021"/>
+      <w:bookmarkStart w:id="170" w:name="_Toc241436562"/>
+      <w:bookmarkStart w:id="171" w:name="_Toc241436022"/>
+      <w:bookmarkStart w:id="172" w:name="_Toc241436563"/>
+      <w:bookmarkStart w:id="173" w:name="_Toc241436023"/>
+      <w:bookmarkStart w:id="174" w:name="_Toc241436564"/>
+      <w:bookmarkStart w:id="175" w:name="_Toc241436024"/>
+      <w:bookmarkStart w:id="176" w:name="_Toc241436565"/>
+      <w:bookmarkStart w:id="177" w:name="_Toc241436025"/>
+      <w:bookmarkStart w:id="178" w:name="_Toc241436566"/>
+      <w:bookmarkStart w:id="179" w:name="_Toc241436026"/>
+      <w:bookmarkStart w:id="180" w:name="_Toc241436567"/>
+      <w:bookmarkStart w:id="181" w:name="_Toc241436027"/>
+      <w:bookmarkStart w:id="182" w:name="_Toc241436568"/>
+      <w:bookmarkStart w:id="183" w:name="_Toc241436028"/>
+      <w:bookmarkStart w:id="184" w:name="_Toc241436569"/>
+      <w:bookmarkStart w:id="185" w:name="_Toc241436029"/>
+      <w:bookmarkStart w:id="186" w:name="_Toc241436570"/>
+      <w:bookmarkStart w:id="187" w:name="_Toc241436030"/>
+      <w:bookmarkStart w:id="188" w:name="_Toc241436571"/>
+      <w:bookmarkStart w:id="189" w:name="_Toc241436031"/>
+      <w:bookmarkStart w:id="190" w:name="_Toc241436572"/>
+      <w:bookmarkStart w:id="191" w:name="_Toc241436032"/>
+      <w:bookmarkStart w:id="192" w:name="_Toc241436573"/>
+      <w:bookmarkStart w:id="193" w:name="_Toc241436033"/>
+      <w:bookmarkStart w:id="194" w:name="_Toc241436574"/>
+      <w:bookmarkStart w:id="195" w:name="_Toc241436034"/>
+      <w:bookmarkStart w:id="196" w:name="_Toc241436575"/>
+      <w:bookmarkStart w:id="197" w:name="_Toc241436035"/>
+      <w:bookmarkStart w:id="198" w:name="_Toc241436576"/>
+      <w:bookmarkStart w:id="199" w:name="_Toc241436036"/>
+      <w:bookmarkStart w:id="200" w:name="_Toc241436577"/>
+      <w:bookmarkStart w:id="201" w:name="_Toc241436037"/>
+      <w:bookmarkStart w:id="202" w:name="_Toc241436578"/>
+      <w:bookmarkStart w:id="203" w:name="_Toc241436038"/>
+      <w:bookmarkStart w:id="204" w:name="_Toc241436579"/>
+      <w:bookmarkStart w:id="205" w:name="_Toc241436039"/>
+      <w:bookmarkStart w:id="206" w:name="_Toc241436580"/>
+      <w:bookmarkStart w:id="207" w:name="_Toc241436040"/>
+      <w:bookmarkStart w:id="208" w:name="_Toc241436581"/>
+      <w:bookmarkStart w:id="209" w:name="_Toc241436041"/>
+      <w:bookmarkStart w:id="210" w:name="_Toc241436582"/>
+      <w:bookmarkStart w:id="211" w:name="_Toc241436042"/>
+      <w:bookmarkStart w:id="212" w:name="_Toc241436583"/>
+      <w:bookmarkStart w:id="213" w:name="_Toc241436043"/>
+      <w:bookmarkStart w:id="214" w:name="_Toc241436584"/>
+      <w:bookmarkStart w:id="215" w:name="_Toc241436044"/>
+      <w:bookmarkStart w:id="216" w:name="_Toc241436585"/>
+      <w:bookmarkStart w:id="217" w:name="_Toc241436045"/>
+      <w:bookmarkStart w:id="218" w:name="_Toc241436586"/>
+      <w:bookmarkStart w:id="219" w:name="_Toc241436046"/>
+      <w:bookmarkStart w:id="220" w:name="_Toc241436587"/>
+      <w:bookmarkStart w:id="221" w:name="_Toc241436047"/>
+      <w:bookmarkStart w:id="222" w:name="_Toc241436588"/>
+      <w:bookmarkStart w:id="223" w:name="_Toc241436048"/>
+      <w:bookmarkStart w:id="224" w:name="_Toc241436589"/>
+      <w:bookmarkStart w:id="225" w:name="_Toc241436049"/>
+      <w:bookmarkStart w:id="226" w:name="_Toc241436590"/>
+      <w:bookmarkStart w:id="227" w:name="_Toc241436050"/>
+      <w:bookmarkStart w:id="228" w:name="_Toc241436591"/>
+      <w:bookmarkStart w:id="229" w:name="_Toc241436051"/>
+      <w:bookmarkStart w:id="230" w:name="_Toc241436592"/>
+      <w:bookmarkStart w:id="231" w:name="_Toc241436052"/>
+      <w:bookmarkStart w:id="232" w:name="_Toc241436593"/>
+      <w:bookmarkStart w:id="233" w:name="_Toc241436053"/>
+      <w:bookmarkStart w:id="234" w:name="_Toc241436594"/>
+      <w:bookmarkStart w:id="235" w:name="_Toc241436054"/>
+      <w:bookmarkStart w:id="236" w:name="_Toc241436595"/>
+      <w:bookmarkStart w:id="237" w:name="_Toc241436055"/>
+      <w:bookmarkStart w:id="238" w:name="_Toc241436596"/>
+      <w:bookmarkStart w:id="239" w:name="_Toc241436056"/>
+      <w:bookmarkStart w:id="240" w:name="_Toc241436597"/>
+      <w:bookmarkStart w:id="241" w:name="_Toc241436057"/>
+      <w:bookmarkStart w:id="242" w:name="_Toc241436598"/>
+      <w:bookmarkStart w:id="243" w:name="_Toc241436058"/>
+      <w:bookmarkStart w:id="244" w:name="_Toc241436599"/>
+      <w:bookmarkStart w:id="245" w:name="_Toc241436059"/>
+      <w:bookmarkStart w:id="246" w:name="_Toc241436600"/>
+      <w:bookmarkStart w:id="247" w:name="_Toc241436060"/>
+      <w:bookmarkStart w:id="248" w:name="_Toc241436601"/>
+      <w:bookmarkStart w:id="249" w:name="_Toc241436061"/>
+      <w:bookmarkStart w:id="250" w:name="_Toc241436602"/>
+      <w:bookmarkStart w:id="251" w:name="_Toc241436062"/>
+      <w:bookmarkStart w:id="252" w:name="_Toc241436603"/>
+      <w:bookmarkStart w:id="253" w:name="_Toc241436063"/>
+      <w:bookmarkStart w:id="254" w:name="_Toc241436604"/>
+      <w:bookmarkStart w:id="255" w:name="_Toc241436064"/>
+      <w:bookmarkStart w:id="256" w:name="_Toc241436605"/>
+      <w:bookmarkStart w:id="257" w:name="_Toc241436065"/>
+      <w:bookmarkStart w:id="258" w:name="_Toc241436606"/>
+      <w:bookmarkStart w:id="259" w:name="_Toc241436066"/>
+      <w:bookmarkStart w:id="260" w:name="_Toc241436607"/>
+      <w:bookmarkStart w:id="261" w:name="_Toc241436067"/>
+      <w:bookmarkStart w:id="262" w:name="_Toc241436608"/>
+      <w:bookmarkStart w:id="263" w:name="_Toc241436068"/>
+      <w:bookmarkStart w:id="264" w:name="_Toc241436609"/>
+      <w:bookmarkStart w:id="265" w:name="_Toc241436069"/>
+      <w:bookmarkStart w:id="266" w:name="_Toc241436610"/>
+      <w:bookmarkStart w:id="267" w:name="_Toc241436070"/>
+      <w:bookmarkStart w:id="268" w:name="_Toc241436611"/>
+      <w:bookmarkStart w:id="269" w:name="_Toc241436071"/>
+      <w:bookmarkStart w:id="270" w:name="_Toc241436612"/>
+      <w:bookmarkStart w:id="271" w:name="_Toc241436072"/>
+      <w:bookmarkStart w:id="272" w:name="_Toc241436613"/>
+      <w:bookmarkStart w:id="273" w:name="_Toc241436074"/>
+      <w:bookmarkStart w:id="274" w:name="_Toc241436615"/>
+      <w:bookmarkStart w:id="275" w:name="_Toc241436075"/>
+      <w:bookmarkStart w:id="276" w:name="_Toc241436616"/>
+      <w:bookmarkStart w:id="277" w:name="_Toc241436076"/>
+      <w:bookmarkStart w:id="278" w:name="_Toc241436617"/>
+      <w:bookmarkStart w:id="279" w:name="_Toc241436077"/>
+      <w:bookmarkStart w:id="280" w:name="_Toc241436618"/>
+      <w:bookmarkStart w:id="281" w:name="_Toc241436078"/>
+      <w:bookmarkStart w:id="282" w:name="_Toc241436619"/>
+      <w:bookmarkStart w:id="283" w:name="_Toc241436079"/>
+      <w:bookmarkStart w:id="284" w:name="_Toc241436620"/>
+      <w:bookmarkStart w:id="285" w:name="_Toc241436080"/>
+      <w:bookmarkStart w:id="286" w:name="_Toc241436621"/>
+      <w:bookmarkStart w:id="287" w:name="_Toc241436081"/>
+      <w:bookmarkStart w:id="288" w:name="_Toc241436622"/>
+      <w:bookmarkStart w:id="289" w:name="_Toc241436082"/>
+      <w:bookmarkStart w:id="290" w:name="_Toc241436623"/>
+      <w:bookmarkStart w:id="291" w:name="_Toc241436083"/>
+      <w:bookmarkStart w:id="292" w:name="_Toc241436624"/>
+      <w:bookmarkStart w:id="293" w:name="_Toc241436084"/>
+      <w:bookmarkStart w:id="294" w:name="_Toc241436625"/>
+      <w:bookmarkStart w:id="295" w:name="_Toc241436085"/>
+      <w:bookmarkStart w:id="296" w:name="_Toc241436626"/>
+      <w:bookmarkStart w:id="297" w:name="_Toc241436086"/>
+      <w:bookmarkStart w:id="298" w:name="_Toc241436627"/>
+      <w:bookmarkStart w:id="299" w:name="_Toc241436087"/>
+      <w:bookmarkStart w:id="300" w:name="_Toc241436628"/>
+      <w:bookmarkStart w:id="301" w:name="_Toc241436088"/>
+      <w:bookmarkStart w:id="302" w:name="_Toc241436629"/>
+      <w:bookmarkStart w:id="303" w:name="_Toc241436089"/>
+      <w:bookmarkStart w:id="304" w:name="_Toc241436630"/>
+      <w:bookmarkStart w:id="305" w:name="_Toc241436090"/>
+      <w:bookmarkStart w:id="306" w:name="_Toc241436631"/>
+      <w:bookmarkStart w:id="307" w:name="_Toc241436091"/>
+      <w:bookmarkStart w:id="308" w:name="_Toc241436632"/>
+      <w:bookmarkStart w:id="309" w:name="_Toc241436092"/>
+      <w:bookmarkStart w:id="310" w:name="_Toc241436633"/>
+      <w:bookmarkStart w:id="311" w:name="_Toc241436093"/>
+      <w:bookmarkStart w:id="312" w:name="_Toc241436634"/>
+      <w:bookmarkStart w:id="313" w:name="_Toc241436095"/>
+      <w:bookmarkStart w:id="314" w:name="_Toc241436636"/>
+      <w:bookmarkStart w:id="315" w:name="_Toc241436096"/>
+      <w:bookmarkStart w:id="316" w:name="_Toc241436637"/>
+      <w:bookmarkStart w:id="317" w:name="_Toc241436098"/>
+      <w:bookmarkStart w:id="318" w:name="_Toc241436639"/>
+      <w:bookmarkStart w:id="319" w:name="_Toc241436099"/>
+      <w:bookmarkStart w:id="320" w:name="_Toc241436640"/>
+      <w:bookmarkStart w:id="321" w:name="_Toc241436101"/>
+      <w:bookmarkStart w:id="322" w:name="_Toc241436642"/>
+      <w:bookmarkStart w:id="323" w:name="_Toc241436102"/>
+      <w:bookmarkStart w:id="324" w:name="_Toc241436643"/>
+      <w:bookmarkStart w:id="325" w:name="_Toc241436104"/>
+      <w:bookmarkStart w:id="326" w:name="_Toc241436645"/>
+      <w:bookmarkStart w:id="327" w:name="_Toc241436105"/>
+      <w:bookmarkStart w:id="328" w:name="_Toc241436646"/>
+      <w:bookmarkStart w:id="329" w:name="_Toc241436107"/>
+      <w:bookmarkStart w:id="330" w:name="_Toc241436648"/>
+      <w:bookmarkStart w:id="331" w:name="_Toc241436108"/>
+      <w:bookmarkStart w:id="332" w:name="_Toc241436649"/>
+      <w:bookmarkStart w:id="333" w:name="_Toc241436110"/>
+      <w:bookmarkStart w:id="334" w:name="_Toc241436651"/>
+      <w:bookmarkStart w:id="335" w:name="_Toc241436111"/>
+      <w:bookmarkStart w:id="336" w:name="_Toc241436652"/>
+      <w:bookmarkStart w:id="337" w:name="_Toc241436113"/>
+      <w:bookmarkStart w:id="338" w:name="_Toc241436654"/>
+      <w:bookmarkStart w:id="339" w:name="_Toc241436114"/>
+      <w:bookmarkStart w:id="340" w:name="_Toc241436655"/>
+      <w:bookmarkStart w:id="341" w:name="_Toc241436115"/>
+      <w:bookmarkStart w:id="342" w:name="_Toc241436656"/>
+      <w:bookmarkStart w:id="343" w:name="_Toc241436116"/>
+      <w:bookmarkStart w:id="344" w:name="_Toc241436657"/>
+      <w:bookmarkStart w:id="345" w:name="_Toc241436117"/>
+      <w:bookmarkStart w:id="346" w:name="_Toc241436658"/>
+      <w:bookmarkStart w:id="347" w:name="_Toc241436118"/>
+      <w:bookmarkStart w:id="348" w:name="_Toc241436659"/>
+      <w:bookmarkStart w:id="349" w:name="_Toc241436119"/>
+      <w:bookmarkStart w:id="350" w:name="_Toc241436660"/>
+      <w:bookmarkStart w:id="351" w:name="_Toc241436120"/>
+      <w:bookmarkStart w:id="352" w:name="_Toc241436661"/>
+      <w:bookmarkStart w:id="353" w:name="_Toc241436121"/>
+      <w:bookmarkStart w:id="354" w:name="_Toc241436662"/>
+      <w:bookmarkStart w:id="355" w:name="_Toc241436122"/>
+      <w:bookmarkStart w:id="356" w:name="_Toc241436663"/>
+      <w:bookmarkStart w:id="357" w:name="_Toc241436123"/>
+      <w:bookmarkStart w:id="358" w:name="_Toc241436664"/>
+      <w:bookmarkStart w:id="359" w:name="_Toc241436124"/>
+      <w:bookmarkStart w:id="360" w:name="_Toc241436665"/>
+      <w:bookmarkStart w:id="361" w:name="_Toc241436125"/>
+      <w:bookmarkStart w:id="362" w:name="_Toc241436666"/>
+      <w:bookmarkStart w:id="363" w:name="_Toc241436126"/>
+      <w:bookmarkStart w:id="364" w:name="_Toc241436667"/>
+      <w:bookmarkStart w:id="365" w:name="_Toc241436127"/>
+      <w:bookmarkStart w:id="366" w:name="_Toc241436668"/>
+      <w:bookmarkStart w:id="367" w:name="_Toc241436128"/>
+      <w:bookmarkStart w:id="368" w:name="_Toc241436669"/>
+      <w:bookmarkStart w:id="369" w:name="_Toc241436129"/>
+      <w:bookmarkStart w:id="370" w:name="_Toc241436670"/>
+      <w:bookmarkStart w:id="371" w:name="_Toc241436130"/>
+      <w:bookmarkStart w:id="372" w:name="_Toc241436671"/>
+      <w:bookmarkStart w:id="373" w:name="_Toc241436131"/>
+      <w:bookmarkStart w:id="374" w:name="_Toc241436672"/>
+      <w:bookmarkStart w:id="375" w:name="_Toc241436132"/>
+      <w:bookmarkStart w:id="376" w:name="_Toc241436673"/>
+      <w:bookmarkStart w:id="377" w:name="_Toc241436133"/>
+      <w:bookmarkStart w:id="378" w:name="_Toc241436674"/>
+      <w:bookmarkStart w:id="379" w:name="_Toc241436134"/>
+      <w:bookmarkStart w:id="380" w:name="_Toc241436675"/>
+      <w:bookmarkStart w:id="381" w:name="_Toc241436135"/>
+      <w:bookmarkStart w:id="382" w:name="_Toc241436676"/>
+      <w:bookmarkStart w:id="383" w:name="_Toc241436136"/>
+      <w:bookmarkStart w:id="384" w:name="_Toc241436677"/>
+      <w:bookmarkStart w:id="385" w:name="_Toc241436137"/>
+      <w:bookmarkStart w:id="386" w:name="_Toc241436678"/>
+      <w:bookmarkStart w:id="387" w:name="_Toc241436138"/>
+      <w:bookmarkStart w:id="388" w:name="_Toc241436679"/>
+      <w:bookmarkStart w:id="389" w:name="_Toc241436139"/>
+      <w:bookmarkStart w:id="390" w:name="_Toc241436680"/>
+      <w:bookmarkStart w:id="391" w:name="_Toc241436140"/>
+      <w:bookmarkStart w:id="392" w:name="_Toc241436681"/>
+      <w:bookmarkStart w:id="393" w:name="_Toc241436141"/>
+      <w:bookmarkStart w:id="394" w:name="_Toc241436682"/>
+      <w:bookmarkStart w:id="395" w:name="_Toc241436142"/>
+      <w:bookmarkStart w:id="396" w:name="_Toc241436683"/>
+      <w:bookmarkStart w:id="397" w:name="_Toc241436143"/>
+      <w:bookmarkStart w:id="398" w:name="_Toc241436684"/>
+      <w:bookmarkStart w:id="399" w:name="_Toc241436144"/>
+      <w:bookmarkStart w:id="400" w:name="_Toc241436685"/>
+      <w:bookmarkStart w:id="401" w:name="_Toc241436145"/>
+      <w:bookmarkStart w:id="402" w:name="_Toc241436686"/>
+      <w:bookmarkStart w:id="403" w:name="_Toc241436146"/>
+      <w:bookmarkStart w:id="404" w:name="_Toc241436687"/>
+      <w:bookmarkStart w:id="405" w:name="_Toc241436147"/>
+      <w:bookmarkStart w:id="406" w:name="_Toc241436688"/>
+      <w:bookmarkStart w:id="407" w:name="_Toc241436148"/>
+      <w:bookmarkStart w:id="408" w:name="_Toc241436689"/>
+      <w:bookmarkStart w:id="409" w:name="_Toc241436149"/>
+      <w:bookmarkStart w:id="410" w:name="_Toc241436690"/>
+      <w:bookmarkStart w:id="411" w:name="_Toc241436150"/>
+      <w:bookmarkStart w:id="412" w:name="_Toc241436691"/>
+      <w:bookmarkStart w:id="413" w:name="_Toc241436151"/>
+      <w:bookmarkStart w:id="414" w:name="_Toc241436692"/>
+      <w:bookmarkStart w:id="415" w:name="_Toc241436152"/>
+      <w:bookmarkStart w:id="416" w:name="_Toc241436693"/>
+      <w:bookmarkStart w:id="417" w:name="_Toc241436153"/>
+      <w:bookmarkStart w:id="418" w:name="_Toc241436694"/>
+      <w:bookmarkStart w:id="419" w:name="_Toc241436154"/>
+      <w:bookmarkStart w:id="420" w:name="_Toc241436695"/>
+      <w:bookmarkStart w:id="421" w:name="_Toc241436155"/>
+      <w:bookmarkStart w:id="422" w:name="_Toc241436696"/>
+      <w:bookmarkStart w:id="423" w:name="_Toc241436156"/>
+      <w:bookmarkStart w:id="424" w:name="_Toc241436697"/>
+      <w:bookmarkStart w:id="425" w:name="_Toc241436157"/>
+      <w:bookmarkStart w:id="426" w:name="_Toc241436698"/>
+      <w:bookmarkStart w:id="427" w:name="_Toc241436158"/>
+      <w:bookmarkStart w:id="428" w:name="_Toc241436699"/>
+      <w:bookmarkStart w:id="429" w:name="_Toc241436159"/>
+      <w:bookmarkStart w:id="430" w:name="_Toc241436700"/>
+      <w:bookmarkStart w:id="431" w:name="_Toc241436160"/>
+      <w:bookmarkStart w:id="432" w:name="_Toc241436701"/>
+      <w:bookmarkStart w:id="433" w:name="_Toc241436161"/>
+      <w:bookmarkStart w:id="434" w:name="_Toc241436702"/>
+      <w:bookmarkStart w:id="435" w:name="_Toc241436162"/>
+      <w:bookmarkStart w:id="436" w:name="_Toc241436703"/>
+      <w:bookmarkStart w:id="437" w:name="_Toc241436163"/>
+      <w:bookmarkStart w:id="438" w:name="_Toc241436704"/>
+      <w:bookmarkStart w:id="439" w:name="_Toc241436165"/>
+      <w:bookmarkStart w:id="440" w:name="_Toc241436706"/>
+      <w:bookmarkStart w:id="441" w:name="_Toc241436166"/>
+      <w:bookmarkStart w:id="442" w:name="_Toc241436707"/>
+      <w:bookmarkStart w:id="443" w:name="_Toc241436167"/>
+      <w:bookmarkStart w:id="444" w:name="_Toc241436708"/>
+      <w:bookmarkStart w:id="445" w:name="_Toc241436169"/>
+      <w:bookmarkStart w:id="446" w:name="_Toc241436710"/>
+      <w:bookmarkStart w:id="447" w:name="_Toc241436170"/>
+      <w:bookmarkStart w:id="448" w:name="_Toc241436711"/>
+      <w:bookmarkStart w:id="449" w:name="_Toc241436171"/>
+      <w:bookmarkStart w:id="450" w:name="_Toc241436712"/>
+      <w:bookmarkStart w:id="451" w:name="_Toc241436173"/>
+      <w:bookmarkStart w:id="452" w:name="_Toc241436714"/>
+      <w:bookmarkStart w:id="453" w:name="_Toc241436174"/>
+      <w:bookmarkStart w:id="454" w:name="_Toc241436715"/>
+      <w:bookmarkStart w:id="455" w:name="_Toc241436175"/>
+      <w:bookmarkStart w:id="456" w:name="_Toc241436716"/>
+      <w:bookmarkStart w:id="457" w:name="_Toc241436177"/>
+      <w:bookmarkStart w:id="458" w:name="_Toc241436718"/>
+      <w:bookmarkStart w:id="459" w:name="_Toc241436178"/>
+      <w:bookmarkStart w:id="460" w:name="_Toc241436719"/>
+      <w:bookmarkStart w:id="461" w:name="_Toc241436179"/>
+      <w:bookmarkStart w:id="462" w:name="_Toc241436720"/>
+      <w:bookmarkStart w:id="463" w:name="_Toc241436181"/>
+      <w:bookmarkStart w:id="464" w:name="_Toc241436722"/>
+      <w:bookmarkStart w:id="465" w:name="_Toc241436182"/>
+      <w:bookmarkStart w:id="466" w:name="_Toc241436723"/>
+      <w:bookmarkStart w:id="467" w:name="_Toc241436183"/>
+      <w:bookmarkStart w:id="468" w:name="_Toc241436724"/>
+      <w:bookmarkStart w:id="469" w:name="_Toc241436185"/>
+      <w:bookmarkStart w:id="470" w:name="_Toc241436726"/>
+      <w:bookmarkStart w:id="471" w:name="_Toc241436186"/>
+      <w:bookmarkStart w:id="472" w:name="_Toc241436727"/>
+      <w:bookmarkStart w:id="473" w:name="_Toc241436187"/>
+      <w:bookmarkStart w:id="474" w:name="_Toc241436728"/>
+      <w:bookmarkStart w:id="475" w:name="_Toc241436189"/>
+      <w:bookmarkStart w:id="476" w:name="_Toc241436730"/>
+      <w:bookmarkStart w:id="477" w:name="_Toc241436190"/>
+      <w:bookmarkStart w:id="478" w:name="_Toc241436731"/>
+      <w:bookmarkStart w:id="479" w:name="_Toc241436191"/>
+      <w:bookmarkStart w:id="480" w:name="_Toc241436732"/>
+      <w:bookmarkStart w:id="481" w:name="_Toc241436192"/>
+      <w:bookmarkStart w:id="482" w:name="_Toc241436733"/>
+      <w:bookmarkStart w:id="483" w:name="_Toc241436193"/>
+      <w:bookmarkStart w:id="484" w:name="_Toc241436734"/>
+      <w:bookmarkStart w:id="485" w:name="_Toc241436194"/>
+      <w:bookmarkStart w:id="486" w:name="_Toc241436735"/>
+      <w:bookmarkStart w:id="487" w:name="_Toc241436195"/>
+      <w:bookmarkStart w:id="488" w:name="_Toc241436736"/>
+      <w:bookmarkStart w:id="489" w:name="_Toc241436196"/>
+      <w:bookmarkStart w:id="490" w:name="_Toc241436737"/>
+      <w:bookmarkStart w:id="491" w:name="_Toc241436197"/>
+      <w:bookmarkStart w:id="492" w:name="_Toc241436738"/>
+      <w:bookmarkStart w:id="493" w:name="_Toc241436198"/>
+      <w:bookmarkStart w:id="494" w:name="_Toc241436739"/>
+      <w:bookmarkStart w:id="495" w:name="_Toc241436200"/>
+      <w:bookmarkStart w:id="496" w:name="_Toc241436741"/>
+      <w:bookmarkStart w:id="497" w:name="_Toc241436201"/>
+      <w:bookmarkStart w:id="498" w:name="_Toc241436742"/>
+      <w:bookmarkStart w:id="499" w:name="_Toc241436202"/>
+      <w:bookmarkStart w:id="500" w:name="_Toc241436743"/>
+      <w:bookmarkStart w:id="501" w:name="_Toc241436204"/>
+      <w:bookmarkStart w:id="502" w:name="_Toc241436745"/>
+      <w:bookmarkStart w:id="503" w:name="_Toc241436205"/>
+      <w:bookmarkStart w:id="504" w:name="_Toc241436746"/>
+      <w:bookmarkStart w:id="505" w:name="_Toc241436206"/>
+      <w:bookmarkStart w:id="506" w:name="_Toc241436747"/>
+      <w:bookmarkStart w:id="507" w:name="_Toc241436208"/>
+      <w:bookmarkStart w:id="508" w:name="_Toc241436749"/>
+      <w:bookmarkStart w:id="509" w:name="_Toc241436209"/>
+      <w:bookmarkStart w:id="510" w:name="_Toc241436750"/>
+      <w:bookmarkStart w:id="511" w:name="_Toc241436210"/>
+      <w:bookmarkStart w:id="512" w:name="_Toc241436751"/>
+      <w:bookmarkStart w:id="513" w:name="_Toc241436212"/>
+      <w:bookmarkStart w:id="514" w:name="_Toc241436753"/>
+      <w:bookmarkStart w:id="515" w:name="_Toc241436213"/>
+      <w:bookmarkStart w:id="516" w:name="_Toc241436754"/>
+      <w:bookmarkStart w:id="517" w:name="_Toc241436214"/>
+      <w:bookmarkStart w:id="518" w:name="_Toc241436755"/>
+      <w:bookmarkStart w:id="519" w:name="_Toc241436216"/>
+      <w:bookmarkStart w:id="520" w:name="_Toc241436757"/>
+      <w:bookmarkStart w:id="521" w:name="_Toc241436217"/>
+      <w:bookmarkStart w:id="522" w:name="_Toc241436758"/>
+      <w:bookmarkStart w:id="523" w:name="_Toc241436218"/>
+      <w:bookmarkStart w:id="524" w:name="_Toc241436759"/>
+      <w:bookmarkStart w:id="525" w:name="_Toc241436220"/>
+      <w:bookmarkStart w:id="526" w:name="_Toc241436761"/>
+      <w:bookmarkStart w:id="527" w:name="_Toc241436221"/>
+      <w:bookmarkStart w:id="528" w:name="_Toc241436762"/>
+      <w:bookmarkStart w:id="529" w:name="_Toc241436222"/>
+      <w:bookmarkStart w:id="530" w:name="_Toc241436763"/>
+      <w:bookmarkStart w:id="531" w:name="_Toc241436224"/>
+      <w:bookmarkStart w:id="532" w:name="_Toc241436765"/>
+      <w:bookmarkStart w:id="533" w:name="_Toc241436225"/>
+      <w:bookmarkStart w:id="534" w:name="_Toc241436766"/>
+      <w:bookmarkStart w:id="535" w:name="_Toc241436226"/>
+      <w:bookmarkStart w:id="536" w:name="_Toc241436767"/>
+      <w:bookmarkStart w:id="537" w:name="_Toc241436228"/>
+      <w:bookmarkStart w:id="538" w:name="_Toc241436769"/>
+      <w:bookmarkStart w:id="539" w:name="_Toc241436229"/>
+      <w:bookmarkStart w:id="540" w:name="_Toc241436770"/>
+      <w:bookmarkStart w:id="541" w:name="_Toc241436230"/>
+      <w:bookmarkStart w:id="542" w:name="_Toc241436771"/>
+      <w:bookmarkStart w:id="543" w:name="_Toc241436232"/>
+      <w:bookmarkStart w:id="544" w:name="_Toc241436773"/>
+      <w:bookmarkStart w:id="545" w:name="_Toc241436233"/>
+      <w:bookmarkStart w:id="546" w:name="_Toc241436774"/>
+      <w:bookmarkStart w:id="547" w:name="_Toc241436234"/>
+      <w:bookmarkStart w:id="548" w:name="_Toc241436775"/>
+      <w:bookmarkStart w:id="549" w:name="_Toc241436236"/>
+      <w:bookmarkStart w:id="550" w:name="_Toc241436777"/>
+      <w:bookmarkStart w:id="551" w:name="_Toc241436237"/>
+      <w:bookmarkStart w:id="552" w:name="_Toc241436778"/>
+      <w:bookmarkStart w:id="553" w:name="_Toc241436238"/>
+      <w:bookmarkStart w:id="554" w:name="_Toc241436779"/>
+      <w:bookmarkStart w:id="555" w:name="_Toc241436240"/>
+      <w:bookmarkStart w:id="556" w:name="_Toc241436781"/>
+      <w:bookmarkStart w:id="557" w:name="_Toc241436241"/>
+      <w:bookmarkStart w:id="558" w:name="_Toc241436782"/>
+      <w:bookmarkStart w:id="559" w:name="_Toc241436242"/>
+      <w:bookmarkStart w:id="560" w:name="_Toc241436783"/>
+      <w:bookmarkStart w:id="561" w:name="_Toc241436243"/>
+      <w:bookmarkStart w:id="562" w:name="_Toc241436784"/>
+      <w:bookmarkStart w:id="563" w:name="_Toc241436244"/>
+      <w:bookmarkStart w:id="564" w:name="_Toc241436785"/>
+      <w:bookmarkStart w:id="565" w:name="_Toc241436245"/>
+      <w:bookmarkStart w:id="566" w:name="_Toc241436786"/>
+      <w:bookmarkStart w:id="567" w:name="_Toc241436246"/>
+      <w:bookmarkStart w:id="568" w:name="_Toc241436787"/>
+      <w:bookmarkStart w:id="569" w:name="_Toc241436248"/>
+      <w:bookmarkStart w:id="570" w:name="_Toc241436789"/>
+      <w:bookmarkStart w:id="571" w:name="_Toc241436249"/>
+      <w:bookmarkStart w:id="572" w:name="_Toc241436790"/>
+      <w:bookmarkStart w:id="573" w:name="_Toc241436250"/>
+      <w:bookmarkStart w:id="574" w:name="_Toc241436791"/>
+      <w:bookmarkStart w:id="575" w:name="_Toc241436252"/>
+      <w:bookmarkStart w:id="576" w:name="_Toc241436793"/>
+      <w:bookmarkStart w:id="577" w:name="_Toc241436253"/>
+      <w:bookmarkStart w:id="578" w:name="_Toc241436794"/>
+      <w:bookmarkStart w:id="579" w:name="_Toc241436254"/>
+      <w:bookmarkStart w:id="580" w:name="_Toc241436795"/>
+      <w:bookmarkStart w:id="581" w:name="_Toc241436256"/>
+      <w:bookmarkStart w:id="582" w:name="_Toc241436797"/>
+      <w:bookmarkStart w:id="583" w:name="_Toc241436257"/>
+      <w:bookmarkStart w:id="584" w:name="_Toc241436798"/>
+      <w:bookmarkStart w:id="585" w:name="_Toc241436258"/>
+      <w:bookmarkStart w:id="586" w:name="_Toc241436799"/>
+      <w:bookmarkStart w:id="587" w:name="_Toc241436260"/>
+      <w:bookmarkStart w:id="588" w:name="_Toc241436801"/>
+      <w:bookmarkStart w:id="589" w:name="_Toc241436261"/>
+      <w:bookmarkStart w:id="590" w:name="_Toc241436802"/>
+      <w:bookmarkStart w:id="591" w:name="_Toc241436262"/>
+      <w:bookmarkStart w:id="592" w:name="_Toc241436803"/>
+      <w:bookmarkStart w:id="593" w:name="_Toc241436264"/>
+      <w:bookmarkStart w:id="594" w:name="_Toc241436805"/>
+      <w:bookmarkStart w:id="595" w:name="_Toc241436265"/>
+      <w:bookmarkStart w:id="596" w:name="_Toc241436806"/>
+      <w:bookmarkStart w:id="597" w:name="_Toc241436266"/>
+      <w:bookmarkStart w:id="598" w:name="_Toc241436807"/>
+      <w:bookmarkStart w:id="599" w:name="_Toc241436268"/>
+      <w:bookmarkStart w:id="600" w:name="_Toc241436809"/>
+      <w:bookmarkStart w:id="601" w:name="_Toc241436269"/>
+      <w:bookmarkStart w:id="602" w:name="_Toc241436810"/>
+      <w:bookmarkStart w:id="603" w:name="_Toc241436270"/>
+      <w:bookmarkStart w:id="604" w:name="_Toc241436811"/>
+      <w:bookmarkStart w:id="605" w:name="_Toc241436272"/>
+      <w:bookmarkStart w:id="606" w:name="_Toc241436813"/>
+      <w:bookmarkStart w:id="607" w:name="_Toc241436273"/>
+      <w:bookmarkStart w:id="608" w:name="_Toc241436814"/>
+      <w:bookmarkStart w:id="609" w:name="_Toc241436274"/>
+      <w:bookmarkStart w:id="610" w:name="_Toc241436815"/>
+      <w:bookmarkStart w:id="611" w:name="_Toc241436275"/>
+      <w:bookmarkStart w:id="612" w:name="_Toc241436816"/>
+      <w:bookmarkStart w:id="613" w:name="_Toc241436276"/>
+      <w:bookmarkStart w:id="614" w:name="_Toc241436817"/>
+      <w:bookmarkStart w:id="615" w:name="_Toc241436277"/>
+      <w:bookmarkStart w:id="616" w:name="_Toc241436818"/>
+      <w:bookmarkStart w:id="617" w:name="_Toc241436278"/>
+      <w:bookmarkStart w:id="618" w:name="_Toc241436819"/>
+      <w:bookmarkStart w:id="619" w:name="_Toc241436280"/>
+      <w:bookmarkStart w:id="620" w:name="_Toc241436821"/>
+      <w:bookmarkStart w:id="621" w:name="_Toc241436281"/>
+      <w:bookmarkStart w:id="622" w:name="_Toc241436822"/>
+      <w:bookmarkStart w:id="623" w:name="_Toc241436282"/>
+      <w:bookmarkStart w:id="624" w:name="_Toc241436823"/>
+      <w:bookmarkStart w:id="625" w:name="_Toc241436284"/>
+      <w:bookmarkStart w:id="626" w:name="_Toc241436825"/>
+      <w:bookmarkStart w:id="627" w:name="_Toc241436285"/>
+      <w:bookmarkStart w:id="628" w:name="_Toc241436826"/>
+      <w:bookmarkStart w:id="629" w:name="_Toc241436286"/>
+      <w:bookmarkStart w:id="630" w:name="_Toc241436827"/>
+      <w:bookmarkStart w:id="631" w:name="_Toc241436288"/>
+      <w:bookmarkStart w:id="632" w:name="_Toc241436829"/>
+      <w:bookmarkStart w:id="633" w:name="_Toc241436289"/>
+      <w:bookmarkStart w:id="634" w:name="_Toc241436830"/>
+      <w:bookmarkStart w:id="635" w:name="_Toc241436290"/>
+      <w:bookmarkStart w:id="636" w:name="_Toc241436831"/>
+      <w:bookmarkStart w:id="637" w:name="_Toc241436292"/>
+      <w:bookmarkStart w:id="638" w:name="_Toc241436833"/>
+      <w:bookmarkStart w:id="639" w:name="_Toc241436293"/>
+      <w:bookmarkStart w:id="640" w:name="_Toc241436834"/>
+      <w:bookmarkStart w:id="641" w:name="_Toc241436294"/>
+      <w:bookmarkStart w:id="642" w:name="_Toc241436835"/>
+      <w:bookmarkStart w:id="643" w:name="_Toc241436296"/>
+      <w:bookmarkStart w:id="644" w:name="_Toc241436837"/>
+      <w:bookmarkStart w:id="645" w:name="_Toc241436297"/>
+      <w:bookmarkStart w:id="646" w:name="_Toc241436838"/>
+      <w:bookmarkStart w:id="647" w:name="_Toc241436298"/>
+      <w:bookmarkStart w:id="648" w:name="_Toc241436839"/>
+      <w:bookmarkStart w:id="649" w:name="_Toc241436300"/>
+      <w:bookmarkStart w:id="650" w:name="_Toc241436841"/>
+      <w:bookmarkStart w:id="651" w:name="_Toc241436301"/>
+      <w:bookmarkStart w:id="652" w:name="_Toc241436842"/>
+      <w:bookmarkStart w:id="653" w:name="_Toc241436302"/>
+      <w:bookmarkStart w:id="654" w:name="_Toc241436843"/>
+      <w:bookmarkStart w:id="655" w:name="_Toc241436304"/>
+      <w:bookmarkStart w:id="656" w:name="_Toc241436845"/>
+      <w:bookmarkStart w:id="657" w:name="_Toc241436305"/>
+      <w:bookmarkStart w:id="658" w:name="_Toc241436846"/>
+      <w:bookmarkStart w:id="659" w:name="_Toc241436306"/>
+      <w:bookmarkStart w:id="660" w:name="_Toc241436847"/>
+      <w:bookmarkStart w:id="661" w:name="_Toc241436308"/>
+      <w:bookmarkStart w:id="662" w:name="_Toc241436849"/>
+      <w:bookmarkStart w:id="663" w:name="_Toc241436309"/>
+      <w:bookmarkStart w:id="664" w:name="_Toc241436850"/>
+      <w:bookmarkStart w:id="665" w:name="_Toc241436310"/>
+      <w:bookmarkStart w:id="666" w:name="_Toc241436851"/>
+      <w:bookmarkStart w:id="667" w:name="_Toc241436312"/>
+      <w:bookmarkStart w:id="668" w:name="_Toc241436853"/>
+      <w:bookmarkStart w:id="669" w:name="_Toc241436313"/>
+      <w:bookmarkStart w:id="670" w:name="_Toc241436854"/>
+      <w:bookmarkStart w:id="671" w:name="_Toc241436314"/>
+      <w:bookmarkStart w:id="672" w:name="_Toc241436855"/>
+      <w:bookmarkStart w:id="673" w:name="_Toc241436316"/>
+      <w:bookmarkStart w:id="674" w:name="_Toc241436857"/>
+      <w:bookmarkStart w:id="675" w:name="_Toc241436317"/>
+      <w:bookmarkStart w:id="676" w:name="_Toc241436858"/>
+      <w:bookmarkStart w:id="677" w:name="_Toc241436318"/>
+      <w:bookmarkStart w:id="678" w:name="_Toc241436859"/>
+      <w:bookmarkStart w:id="679" w:name="_Toc241436319"/>
+      <w:bookmarkStart w:id="680" w:name="_Toc241436860"/>
+      <w:bookmarkStart w:id="681" w:name="_Toc241436320"/>
+      <w:bookmarkStart w:id="682" w:name="_Toc241436861"/>
+      <w:bookmarkStart w:id="683" w:name="_Toc241436321"/>
+      <w:bookmarkStart w:id="684" w:name="_Toc241436862"/>
+      <w:bookmarkStart w:id="685" w:name="_Toc241436322"/>
+      <w:bookmarkStart w:id="686" w:name="_Toc241436863"/>
+      <w:bookmarkStart w:id="687" w:name="_Toc241436324"/>
+      <w:bookmarkStart w:id="688" w:name="_Toc241436865"/>
+      <w:bookmarkStart w:id="689" w:name="_Toc241436325"/>
+      <w:bookmarkStart w:id="690" w:name="_Toc241436866"/>
+      <w:bookmarkStart w:id="691" w:name="_Toc241436326"/>
+      <w:bookmarkStart w:id="692" w:name="_Toc241436867"/>
+      <w:bookmarkStart w:id="693" w:name="_Toc241436328"/>
+      <w:bookmarkStart w:id="694" w:name="_Toc241436869"/>
+      <w:bookmarkStart w:id="695" w:name="_Toc241436329"/>
+      <w:bookmarkStart w:id="696" w:name="_Toc241436870"/>
+      <w:bookmarkStart w:id="697" w:name="_Toc241436330"/>
+      <w:bookmarkStart w:id="698" w:name="_Toc241436871"/>
+      <w:bookmarkStart w:id="699" w:name="_Toc241436332"/>
+      <w:bookmarkStart w:id="700" w:name="_Toc241436873"/>
+      <w:bookmarkStart w:id="701" w:name="_Toc241436333"/>
+      <w:bookmarkStart w:id="702" w:name="_Toc241436874"/>
+      <w:bookmarkStart w:id="703" w:name="_Toc241436334"/>
+      <w:bookmarkStart w:id="704" w:name="_Toc241436875"/>
+      <w:bookmarkStart w:id="705" w:name="_Toc241436336"/>
+      <w:bookmarkStart w:id="706" w:name="_Toc241436877"/>
+      <w:bookmarkStart w:id="707" w:name="_Toc241436337"/>
+      <w:bookmarkStart w:id="708" w:name="_Toc241436878"/>
+      <w:bookmarkStart w:id="709" w:name="_Toc241436338"/>
+      <w:bookmarkStart w:id="710" w:name="_Toc241436879"/>
+      <w:bookmarkStart w:id="711" w:name="_Toc241436340"/>
+      <w:bookmarkStart w:id="712" w:name="_Toc241436881"/>
+      <w:bookmarkStart w:id="713" w:name="_Toc241436341"/>
+      <w:bookmarkStart w:id="714" w:name="_Toc241436882"/>
+      <w:bookmarkStart w:id="715" w:name="_Toc241436342"/>
+      <w:bookmarkStart w:id="716" w:name="_Toc241436883"/>
+      <w:bookmarkStart w:id="717" w:name="_Toc241436344"/>
+      <w:bookmarkStart w:id="718" w:name="_Toc241436885"/>
+      <w:bookmarkStart w:id="719" w:name="_Toc241436345"/>
+      <w:bookmarkStart w:id="720" w:name="_Toc241436886"/>
+      <w:bookmarkStart w:id="721" w:name="_Toc241436346"/>
+      <w:bookmarkStart w:id="722" w:name="_Toc241436887"/>
+      <w:bookmarkStart w:id="723" w:name="_Toc241436348"/>
+      <w:bookmarkStart w:id="724" w:name="_Toc241436889"/>
+      <w:bookmarkStart w:id="725" w:name="_Toc241436349"/>
+      <w:bookmarkStart w:id="726" w:name="_Toc241436890"/>
+      <w:bookmarkStart w:id="727" w:name="_Toc241436350"/>
+      <w:bookmarkStart w:id="728" w:name="_Toc241436891"/>
+      <w:bookmarkStart w:id="729" w:name="_Toc241436352"/>
+      <w:bookmarkStart w:id="730" w:name="_Toc241436893"/>
+      <w:bookmarkStart w:id="731" w:name="_Toc241436353"/>
+      <w:bookmarkStart w:id="732" w:name="_Toc241436894"/>
+      <w:bookmarkStart w:id="733" w:name="_Toc241436354"/>
+      <w:bookmarkStart w:id="734" w:name="_Toc241436895"/>
+      <w:bookmarkStart w:id="735" w:name="_Toc241436355"/>
+      <w:bookmarkStart w:id="736" w:name="_Toc241436896"/>
+      <w:bookmarkStart w:id="737" w:name="_Toc241436356"/>
+      <w:bookmarkStart w:id="738" w:name="_Toc241436897"/>
+      <w:bookmarkStart w:id="739" w:name="_Toc241436357"/>
+      <w:bookmarkStart w:id="740" w:name="_Toc241436898"/>
+      <w:bookmarkStart w:id="741" w:name="_Toc241436358"/>
+      <w:bookmarkStart w:id="742" w:name="_Toc241436899"/>
+      <w:bookmarkStart w:id="743" w:name="_Toc241436360"/>
+      <w:bookmarkStart w:id="744" w:name="_Toc241436901"/>
+      <w:bookmarkStart w:id="745" w:name="_Toc241436361"/>
+      <w:bookmarkStart w:id="746" w:name="_Toc241436902"/>
+      <w:bookmarkStart w:id="747" w:name="_Toc241436362"/>
+      <w:bookmarkStart w:id="748" w:name="_Toc241436903"/>
+      <w:bookmarkStart w:id="749" w:name="_Toc241436364"/>
+      <w:bookmarkStart w:id="750" w:name="_Toc241436905"/>
+      <w:bookmarkStart w:id="751" w:name="_Toc241436365"/>
+      <w:bookmarkStart w:id="752" w:name="_Toc241436906"/>
+      <w:bookmarkStart w:id="753" w:name="_Toc241436366"/>
+      <w:bookmarkStart w:id="754" w:name="_Toc241436907"/>
+      <w:bookmarkStart w:id="755" w:name="_Toc241436368"/>
+      <w:bookmarkStart w:id="756" w:name="_Toc241436909"/>
+      <w:bookmarkStart w:id="757" w:name="_Toc241436369"/>
+      <w:bookmarkStart w:id="758" w:name="_Toc241436910"/>
+      <w:bookmarkStart w:id="759" w:name="_Toc241436370"/>
+      <w:bookmarkStart w:id="760" w:name="_Toc241436911"/>
+      <w:bookmarkStart w:id="761" w:name="_Toc241436372"/>
+      <w:bookmarkStart w:id="762" w:name="_Toc241436913"/>
+      <w:bookmarkStart w:id="763" w:name="_Toc241436373"/>
+      <w:bookmarkStart w:id="764" w:name="_Toc241436914"/>
+      <w:bookmarkStart w:id="765" w:name="_Toc241436374"/>
+      <w:bookmarkStart w:id="766" w:name="_Toc241436915"/>
+      <w:bookmarkStart w:id="767" w:name="_Toc241436376"/>
+      <w:bookmarkStart w:id="768" w:name="_Toc241436917"/>
+      <w:bookmarkStart w:id="769" w:name="_Toc241436377"/>
+      <w:bookmarkStart w:id="770" w:name="_Toc241436918"/>
+      <w:bookmarkStart w:id="771" w:name="_Toc241436378"/>
+      <w:bookmarkStart w:id="772" w:name="_Toc241436919"/>
+      <w:bookmarkStart w:id="773" w:name="_Toc241436380"/>
+      <w:bookmarkStart w:id="774" w:name="_Toc241436921"/>
+      <w:bookmarkStart w:id="775" w:name="_Toc241436381"/>
+      <w:bookmarkStart w:id="776" w:name="_Toc241436922"/>
+      <w:bookmarkStart w:id="777" w:name="_Toc241436382"/>
+      <w:bookmarkStart w:id="778" w:name="_Toc241436923"/>
+      <w:bookmarkStart w:id="779" w:name="_Toc241436384"/>
+      <w:bookmarkStart w:id="780" w:name="_Toc241436925"/>
+      <w:bookmarkStart w:id="781" w:name="_Toc241436385"/>
+      <w:bookmarkStart w:id="782" w:name="_Toc241436926"/>
+      <w:bookmarkStart w:id="783" w:name="_Toc241436386"/>
+      <w:bookmarkStart w:id="784" w:name="_Toc241436927"/>
+      <w:bookmarkStart w:id="785" w:name="_Toc241436388"/>
+      <w:bookmarkStart w:id="786" w:name="_Toc241436929"/>
+      <w:bookmarkStart w:id="787" w:name="_Toc241436389"/>
+      <w:bookmarkStart w:id="788" w:name="_Toc241436930"/>
+      <w:bookmarkStart w:id="789" w:name="_Toc241436390"/>
+      <w:bookmarkStart w:id="790" w:name="_Toc241436931"/>
+      <w:bookmarkStart w:id="791" w:name="_Toc241436391"/>
+      <w:bookmarkStart w:id="792" w:name="_Toc241436932"/>
+      <w:bookmarkStart w:id="793" w:name="_Toc241436392"/>
+      <w:bookmarkStart w:id="794" w:name="_Toc241436933"/>
+      <w:bookmarkStart w:id="795" w:name="_Toc241436393"/>
+      <w:bookmarkStart w:id="796" w:name="_Toc241436934"/>
+      <w:bookmarkStart w:id="797" w:name="_Toc241436394"/>
+      <w:bookmarkStart w:id="798" w:name="_Toc241436935"/>
+      <w:bookmarkStart w:id="799" w:name="_Toc241436395"/>
+      <w:bookmarkStart w:id="800" w:name="_Toc241436936"/>
+      <w:bookmarkStart w:id="801" w:name="_Toc241436397"/>
+      <w:bookmarkStart w:id="802" w:name="_Toc241436938"/>
+      <w:bookmarkStart w:id="803" w:name="_Toc241436398"/>
+      <w:bookmarkStart w:id="804" w:name="_Toc241436939"/>
+      <w:bookmarkStart w:id="805" w:name="_Toc241436399"/>
+      <w:bookmarkStart w:id="806" w:name="_Toc241436940"/>
+      <w:bookmarkStart w:id="807" w:name="_Toc241436401"/>
+      <w:bookmarkStart w:id="808" w:name="_Toc241436942"/>
+      <w:bookmarkStart w:id="809" w:name="_Toc241436402"/>
+      <w:bookmarkStart w:id="810" w:name="_Toc241436943"/>
+      <w:bookmarkStart w:id="811" w:name="_Toc241436403"/>
+      <w:bookmarkStart w:id="812" w:name="_Toc241436944"/>
+      <w:bookmarkStart w:id="813" w:name="_Toc241436405"/>
+      <w:bookmarkStart w:id="814" w:name="_Toc241436946"/>
+      <w:bookmarkStart w:id="815" w:name="_Toc241436406"/>
+      <w:bookmarkStart w:id="816" w:name="_Toc241436947"/>
+      <w:bookmarkStart w:id="817" w:name="_Toc241436407"/>
+      <w:bookmarkStart w:id="818" w:name="_Toc241436948"/>
+      <w:bookmarkStart w:id="819" w:name="_Toc241436409"/>
+      <w:bookmarkStart w:id="820" w:name="_Toc241436950"/>
+      <w:bookmarkStart w:id="821" w:name="_Toc241436410"/>
+      <w:bookmarkStart w:id="822" w:name="_Toc241436951"/>
+      <w:bookmarkStart w:id="823" w:name="_Toc241436411"/>
+      <w:bookmarkStart w:id="824" w:name="_Toc241436952"/>
+      <w:bookmarkStart w:id="825" w:name="_Toc241436413"/>
+      <w:bookmarkStart w:id="826" w:name="_Toc241436954"/>
+      <w:bookmarkStart w:id="827" w:name="_Toc241436414"/>
+      <w:bookmarkStart w:id="828" w:name="_Toc241436955"/>
+      <w:bookmarkStart w:id="829" w:name="_Toc241436415"/>
+      <w:bookmarkStart w:id="830" w:name="_Toc241436956"/>
+      <w:bookmarkStart w:id="831" w:name="_Toc241436417"/>
+      <w:bookmarkStart w:id="832" w:name="_Toc241436958"/>
+      <w:bookmarkStart w:id="833" w:name="_Toc241436418"/>
+      <w:bookmarkStart w:id="834" w:name="_Toc241436959"/>
+      <w:bookmarkStart w:id="835" w:name="_Toc241436419"/>
+      <w:bookmarkStart w:id="836" w:name="_Toc241436960"/>
+      <w:bookmarkStart w:id="837" w:name="_Toc241436421"/>
+      <w:bookmarkStart w:id="838" w:name="_Toc241436962"/>
+      <w:bookmarkStart w:id="839" w:name="_Toc241436422"/>
+      <w:bookmarkStart w:id="840" w:name="_Toc241436963"/>
+      <w:bookmarkStart w:id="841" w:name="_Toc241436423"/>
+      <w:bookmarkStart w:id="842" w:name="_Toc241436964"/>
+      <w:bookmarkStart w:id="843" w:name="_Toc241436425"/>
+      <w:bookmarkStart w:id="844" w:name="_Toc241436966"/>
+      <w:bookmarkStart w:id="845" w:name="_Toc241436426"/>
+      <w:bookmarkStart w:id="846" w:name="_Toc241436967"/>
+      <w:bookmarkStart w:id="847" w:name="_Toc241436427"/>
+      <w:bookmarkStart w:id="848" w:name="_Toc241436968"/>
+      <w:bookmarkStart w:id="849" w:name="_Toc241436428"/>
+      <w:bookmarkStart w:id="850" w:name="_Toc241436969"/>
+      <w:bookmarkStart w:id="851" w:name="_Toc241436429"/>
+      <w:bookmarkStart w:id="852" w:name="_Toc241436970"/>
+      <w:bookmarkStart w:id="853" w:name="_Toc241436430"/>
+      <w:bookmarkStart w:id="854" w:name="_Toc241436971"/>
+      <w:bookmarkStart w:id="855" w:name="_Toc241436431"/>
+      <w:bookmarkStart w:id="856" w:name="_Toc241436972"/>
+      <w:bookmarkStart w:id="857" w:name="_Toc241436433"/>
+      <w:bookmarkStart w:id="858" w:name="_Toc241436974"/>
+      <w:bookmarkStart w:id="859" w:name="_Toc241436434"/>
+      <w:bookmarkStart w:id="860" w:name="_Toc241436975"/>
+      <w:bookmarkStart w:id="861" w:name="_Toc241436435"/>
+      <w:bookmarkStart w:id="862" w:name="_Toc241436976"/>
+      <w:bookmarkStart w:id="863" w:name="_Toc241436437"/>
+      <w:bookmarkStart w:id="864" w:name="_Toc241436978"/>
+      <w:bookmarkStart w:id="865" w:name="_Toc241436438"/>
+      <w:bookmarkStart w:id="866" w:name="_Toc241436979"/>
+      <w:bookmarkStart w:id="867" w:name="_Toc241436439"/>
+      <w:bookmarkStart w:id="868" w:name="_Toc241436980"/>
+      <w:bookmarkStart w:id="869" w:name="_Toc241436441"/>
+      <w:bookmarkStart w:id="870" w:name="_Toc241436982"/>
+      <w:bookmarkStart w:id="871" w:name="_Toc241436442"/>
+      <w:bookmarkStart w:id="872" w:name="_Toc241436983"/>
+      <w:bookmarkStart w:id="873" w:name="_Toc241436443"/>
+      <w:bookmarkStart w:id="874" w:name="_Toc241436984"/>
+      <w:bookmarkStart w:id="875" w:name="_Toc241436445"/>
+      <w:bookmarkStart w:id="876" w:name="_Toc241436986"/>
+      <w:bookmarkStart w:id="877" w:name="_Toc241436446"/>
+      <w:bookmarkStart w:id="878" w:name="_Toc241436987"/>
+      <w:bookmarkStart w:id="879" w:name="_Toc241436447"/>
+      <w:bookmarkStart w:id="880" w:name="_Toc241436988"/>
+      <w:bookmarkStart w:id="881" w:name="_Toc241436449"/>
+      <w:bookmarkStart w:id="882" w:name="_Toc241436990"/>
+      <w:bookmarkStart w:id="883" w:name="_Toc241436450"/>
+      <w:bookmarkStart w:id="884" w:name="_Toc241436991"/>
+      <w:bookmarkStart w:id="885" w:name="_Toc241436451"/>
+      <w:bookmarkStart w:id="886" w:name="_Toc241436992"/>
+      <w:bookmarkStart w:id="887" w:name="_Toc241436453"/>
+      <w:bookmarkStart w:id="888" w:name="_Toc241436994"/>
+      <w:bookmarkStart w:id="889" w:name="_Toc241436454"/>
+      <w:bookmarkStart w:id="890" w:name="_Toc241436995"/>
+      <w:bookmarkStart w:id="891" w:name="_Toc241436455"/>
+      <w:bookmarkStart w:id="892" w:name="_Toc241436996"/>
+      <w:bookmarkEnd w:id="1"/>
       <w:bookmarkEnd w:id="2"/>
       <w:bookmarkEnd w:id="3"/>
       <w:bookmarkEnd w:id="4"/>
@@ -5276,18 +5274,17 @@
       <w:bookmarkEnd w:id="890"/>
       <w:bookmarkEnd w:id="891"/>
       <w:bookmarkEnd w:id="892"/>
-      <w:bookmarkEnd w:id="893"/>
     </w:p>
     <w:p>
       <w:pPr>
         <w:pStyle w:val="Heading-1"/>
       </w:pPr>
-      <w:bookmarkStart w:id="894" w:name="_Toc241580051"/>
+      <w:bookmarkStart w:id="893" w:name="_Toc241580051"/>
       <w:r>
         <w:lastRenderedPageBreak/>
         <w:t>Case Study Fields</w:t>
       </w:r>
-      <w:bookmarkEnd w:id="894"/>
+      <w:bookmarkEnd w:id="893"/>
     </w:p>
     <w:p>
       <w:pPr>
@@ -5302,35 +5299,22 @@
         <w:pStyle w:val="Caption"/>
         <w:ind w:left="0"/>
       </w:pPr>
-      <w:bookmarkStart w:id="895" w:name="_Toc241580059"/>
+      <w:bookmarkStart w:id="894" w:name="_Toc241580059"/>
       <w:r>
         <w:t xml:space="preserve">Table </w:t>
       </w:r>
-      <w:r>
-        <w:fldChar w:fldCharType="begin"/>
-      </w:r>
-      <w:r>
-        <w:instrText xml:space="preserve"> SEQ Table \* ARABIC </w:instrText>
-      </w:r>
-      <w:r>
-        <w:fldChar w:fldCharType="separate"/>
-      </w:r>
-      <w:r>
-        <w:rPr>
-          <w:noProof/>
-        </w:rPr>
-        <w:t>1</w:t>
-      </w:r>
-      <w:r>
-        <w:rPr>
-          <w:noProof/>
-        </w:rPr>
-        <w:fldChar w:fldCharType="end"/>
-      </w:r>
+      <w:fldSimple w:instr=" SEQ Table \* ARABIC ">
+        <w:r>
+          <w:rPr>
+            <w:noProof/>
+          </w:rPr>
+          <w:t>1</w:t>
+        </w:r>
+      </w:fldSimple>
       <w:r>
         <w:t xml:space="preserve"> Case Study Fields</w:t>
       </w:r>
-      <w:bookmarkEnd w:id="895"/>
+      <w:bookmarkEnd w:id="894"/>
     </w:p>
     <w:tbl>
       <w:tblPr>
@@ -5776,11 +5760,11 @@
       <w:pPr>
         <w:pStyle w:val="Heading-2"/>
       </w:pPr>
-      <w:bookmarkStart w:id="896" w:name="_Toc241580052"/>
+      <w:bookmarkStart w:id="895" w:name="_Toc241580052"/>
       <w:r>
         <w:t>Source &amp; Context</w:t>
       </w:r>
-      <w:bookmarkEnd w:id="896"/>
+      <w:bookmarkEnd w:id="895"/>
     </w:p>
     <w:p>
       <w:pPr>
@@ -5803,11 +5787,11 @@
       <w:pPr>
         <w:pStyle w:val="Heading-2"/>
       </w:pPr>
-      <w:bookmarkStart w:id="897" w:name="_Toc241580053"/>
+      <w:bookmarkStart w:id="896" w:name="_Toc241580053"/>
       <w:r>
         <w:t>Communication Problem</w:t>
       </w:r>
-      <w:bookmarkEnd w:id="897"/>
+      <w:bookmarkEnd w:id="896"/>
     </w:p>
     <w:p>
       <w:pPr>
@@ -5821,12 +5805,12 @@
       <w:pPr>
         <w:pStyle w:val="Heading-2"/>
       </w:pPr>
-      <w:bookmarkStart w:id="898" w:name="_Toc241580054"/>
+      <w:bookmarkStart w:id="897" w:name="_Toc241580054"/>
       <w:r>
         <w:lastRenderedPageBreak/>
         <w:t>Audience</w:t>
       </w:r>
-      <w:bookmarkEnd w:id="898"/>
+      <w:bookmarkEnd w:id="897"/>
     </w:p>
     <w:p>
       <w:pPr>
@@ -5840,11 +5824,11 @@
       <w:pPr>
         <w:pStyle w:val="Heading-2"/>
       </w:pPr>
-      <w:bookmarkStart w:id="899" w:name="_Toc241580055"/>
+      <w:bookmarkStart w:id="898" w:name="_Toc241580055"/>
       <w:r>
         <w:t>Design Decisions</w:t>
       </w:r>
-      <w:bookmarkEnd w:id="899"/>
+      <w:bookmarkEnd w:id="898"/>
     </w:p>
     <w:p>
       <w:pPr>
@@ -5920,12 +5904,12 @@
       <w:pPr>
         <w:pStyle w:val="Heading-2"/>
       </w:pPr>
-      <w:bookmarkStart w:id="900" w:name="_Toc241580056"/>
+      <w:bookmarkStart w:id="899" w:name="_Toc241580056"/>
       <w:r>
         <w:lastRenderedPageBreak/>
         <w:t>Visualization</w:t>
       </w:r>
-      <w:bookmarkEnd w:id="900"/>
+      <w:bookmarkEnd w:id="899"/>
     </w:p>
     <w:p>
       <w:pPr>
@@ -5979,7 +5963,7 @@
         <w:ind w:left="0"/>
         <w:jc w:val="center"/>
       </w:pPr>
-      <w:bookmarkStart w:id="901" w:name="_Toc241580058"/>
+      <w:bookmarkStart w:id="900" w:name="_Toc241580058"/>
       <w:r>
         <w:t xml:space="preserve">Figure </w:t>
       </w:r>
@@ -5997,17 +5981,17 @@
       <w:r>
         <w:t>Northwind Core Order Data Model</w:t>
       </w:r>
-      <w:bookmarkEnd w:id="901"/>
+      <w:bookmarkEnd w:id="900"/>
     </w:p>
     <w:p>
       <w:pPr>
         <w:pStyle w:val="Heading-2"/>
       </w:pPr>
-      <w:bookmarkStart w:id="902" w:name="_Toc241580057"/>
+      <w:bookmarkStart w:id="901" w:name="_Toc241580057"/>
       <w:r>
         <w:t>Source Material</w:t>
       </w:r>
-      <w:bookmarkEnd w:id="902"/>
+      <w:bookmarkEnd w:id="901"/>
     </w:p>
     <w:p>
       <w:pPr>
@@ -6059,7 +6043,7 @@
 </file>
 
 <file path=word/endnotes.xml><?xml version="1.0" encoding="utf-8"?>
-<w:endnotes xmlns:wpc="http://schemas.microsoft.com/office/word/2010/wordprocessingCanvas" xmlns:cx="http://schemas.microsoft.com/office/drawing/2014/chartex" xmlns:cx1="http://schemas.microsoft.com/office/drawing/2015/9/8/chartex" xmlns:cx2="http://schemas.microsoft.com/office/drawing/2015/10/21/chartex" xmlns:cx3="http://schemas.microsoft.com/office/drawing/2016/5/9/chartex" xmlns:cx4="http://schemas.microsoft.com/office/drawing/2016/5/10/chartex" xmlns:cx5="http://schemas.microsoft.com/office/drawing/2016/5/11/chartex" xmlns:cx6="http://schemas.microsoft.com/office/drawing/2016/5/12/chartex" xmlns:cx7="http://schemas.microsoft.com/office/drawing/2016/5/13/chartex" xmlns:cx8="http://schemas.microsoft.com/office/drawing/2016/5/14/chartex" xmlns:mc="http://schemas.openxmlformats.org/markup-compatibility/2006" xmlns:aink="http://schemas.microsoft.com/office/drawing/2016/ink" xmlns:am3d="http://schemas.microsoft.com/office/drawing/2017/model3d" xmlns:o="urn:schemas-microsoft-com:office:office" xmlns:r="http://schemas.openxmlformats.org/officeDocument/2006/relationships" xmlns:m="http://schemas.openxmlformats.org/officeDocument/2006/math" xmlns:v="urn:schemas-microsoft-com:vml" xmlns:wp14="http://schemas.microsoft.com/office/word/2010/wordprocessingDrawing" xmlns:wp="http://schemas.openxmlformats.org/drawingml/2006/wordprocessingDrawing" xmlns:w10="urn:schemas-microsoft-com:office:word" xmlns:w="http://schemas.openxmlformats.org/wordprocessingml/2006/main" xmlns:w14="http://schemas.microsoft.com/office/word/2010/wordml" xmlns:w15="http://schemas.microsoft.com/office/word/2012/wordml" xmlns:w16cid="http://schemas.microsoft.com/office/word/2016/wordml/cid" xmlns:w16se="http://schemas.microsoft.com/office/word/2015/wordml/symex" xmlns:wpg="http://schemas.microsoft.com/office/word/2010/wordprocessingGroup" xmlns:wpi="http://schemas.microsoft.com/office/word/2010/wordprocessingInk" xmlns:wne="http://schemas.microsoft.com/office/word/2006/wordml" xmlns:wps="http://schemas.microsoft.com/office/word/2010/wordprocessingShape" mc:Ignorable="w14 w15 w16se w16cid wp14">
+<w:endnotes xmlns:wpc="http://schemas.microsoft.com/office/word/2010/wordprocessingCanvas" xmlns:cx="http://schemas.microsoft.com/office/drawing/2014/chartex" xmlns:cx1="http://schemas.microsoft.com/office/drawing/2015/9/8/chartex" xmlns:cx2="http://schemas.microsoft.com/office/drawing/2015/10/21/chartex" xmlns:cx3="http://schemas.microsoft.com/office/drawing/2016/5/9/chartex" xmlns:cx4="http://schemas.microsoft.com/office/drawing/2016/5/10/chartex" xmlns:cx5="http://schemas.microsoft.com/office/drawing/2016/5/11/chartex" xmlns:cx6="http://schemas.microsoft.com/office/drawing/2016/5/12/chartex" xmlns:cx7="http://schemas.microsoft.com/office/drawing/2016/5/13/chartex" xmlns:cx8="http://schemas.microsoft.com/office/drawing/2016/5/14/chartex" xmlns:mc="http://schemas.openxmlformats.org/markup-compatibility/2006" xmlns:m="http://schemas.openxmlformats.org/officeDocument/2006/math" xmlns:aink="http://schemas.microsoft.com/office/drawing/2016/ink" xmlns:am3d="http://schemas.microsoft.com/office/drawing/2017/model3d" xmlns:oel="http://schemas.microsoft.com/office/2019/extlst" xmlns:r="http://schemas.openxmlformats.org/officeDocument/2006/relationships" xmlns:wp14="http://schemas.microsoft.com/office/word/2010/wordprocessingDrawing" xmlns:wp="http://schemas.openxmlformats.org/drawingml/2006/wordprocessingDrawing" xmlns:wpg="http://schemas.microsoft.com/office/word/2010/wordprocessingGroup" xmlns:wpi="http://schemas.microsoft.com/office/word/2010/wordprocessingInk" xmlns:wps="http://schemas.microsoft.com/office/word/2010/wordprocessingShape" xmlns:o="urn:schemas-microsoft-com:office:office" xmlns:v="urn:schemas-microsoft-com:vml" xmlns:w10="urn:schemas-microsoft-com:office:word" xmlns:w="http://schemas.openxmlformats.org/wordprocessingml/2006/main" xmlns:w14="http://schemas.microsoft.com/office/word/2010/wordml" xmlns:w15="http://schemas.microsoft.com/office/word/2012/wordml" xmlns:w16cex="http://schemas.microsoft.com/office/word/2018/wordml/cex" xmlns:w16cid="http://schemas.microsoft.com/office/word/2016/wordml/cid" xmlns:w16="http://schemas.microsoft.com/office/word/2018/wordml" xmlns:w16sdtdh="http://schemas.microsoft.com/office/word/2020/wordml/sdtdatahash" xmlns:w16sdtfl="http://schemas.microsoft.com/office/word/2024/wordml/sdtformatlock" xmlns:w16se="http://schemas.microsoft.com/office/word/2015/wordml/symex" xmlns:w16du="http://schemas.microsoft.com/office/word/2023/wordml/word16du" xmlns:wne="http://schemas.microsoft.com/office/word/2006/wordml" mc:Ignorable="w14 w15 w16se w16cid w16 w16cex w16sdtdh w16sdtfl w16du wp14">
   <w:endnote w:type="separator" w:id="-1">
     <w:p>
       <w:pPr>
@@ -6084,7 +6068,7 @@
 </file>
 
 <file path=word/footer1.xml><?xml version="1.0" encoding="utf-8"?>
-<w:ftr xmlns:wpc="http://schemas.microsoft.com/office/word/2010/wordprocessingCanvas" xmlns:cx="http://schemas.microsoft.com/office/drawing/2014/chartex" xmlns:cx1="http://schemas.microsoft.com/office/drawing/2015/9/8/chartex" xmlns:cx2="http://schemas.microsoft.com/office/drawing/2015/10/21/chartex" xmlns:cx3="http://schemas.microsoft.com/office/drawing/2016/5/9/chartex" xmlns:cx4="http://schemas.microsoft.com/office/drawing/2016/5/10/chartex" xmlns:cx5="http://schemas.microsoft.com/office/drawing/2016/5/11/chartex" xmlns:cx6="http://schemas.microsoft.com/office/drawing/2016/5/12/chartex" xmlns:cx7="http://schemas.microsoft.com/office/drawing/2016/5/13/chartex" xmlns:cx8="http://schemas.microsoft.com/office/drawing/2016/5/14/chartex" xmlns:mc="http://schemas.openxmlformats.org/markup-compatibility/2006" xmlns:aink="http://schemas.microsoft.com/office/drawing/2016/ink" xmlns:am3d="http://schemas.microsoft.com/office/drawing/2017/model3d" xmlns:o="urn:schemas-microsoft-com:office:office" xmlns:r="http://schemas.openxmlformats.org/officeDocument/2006/relationships" xmlns:m="http://schemas.openxmlformats.org/officeDocument/2006/math" xmlns:v="urn:schemas-microsoft-com:vml" xmlns:wp14="http://schemas.microsoft.com/office/word/2010/wordprocessingDrawing" xmlns:wp="http://schemas.openxmlformats.org/drawingml/2006/wordprocessingDrawing" xmlns:w10="urn:schemas-microsoft-com:office:word" xmlns:w="http://schemas.openxmlformats.org/wordprocessingml/2006/main" xmlns:w14="http://schemas.microsoft.com/office/word/2010/wordml" xmlns:w15="http://schemas.microsoft.com/office/word/2012/wordml" xmlns:w16cid="http://schemas.microsoft.com/office/word/2016/wordml/cid" xmlns:w16se="http://schemas.microsoft.com/office/word/2015/wordml/symex" xmlns:wpg="http://schemas.microsoft.com/office/word/2010/wordprocessingGroup" xmlns:wpi="http://schemas.microsoft.com/office/word/2010/wordprocessingInk" xmlns:wne="http://schemas.microsoft.com/office/word/2006/wordml" xmlns:wps="http://schemas.microsoft.com/office/word/2010/wordprocessingShape" mc:Ignorable="w14 w15 w16se w16cid wp14">
+<w:ftr xmlns:wpc="http://schemas.microsoft.com/office/word/2010/wordprocessingCanvas" xmlns:cx="http://schemas.microsoft.com/office/drawing/2014/chartex" xmlns:cx1="http://schemas.microsoft.com/office/drawing/2015/9/8/chartex" xmlns:cx2="http://schemas.microsoft.com/office/drawing/2015/10/21/chartex" xmlns:cx3="http://schemas.microsoft.com/office/drawing/2016/5/9/chartex" xmlns:cx4="http://schemas.microsoft.com/office/drawing/2016/5/10/chartex" xmlns:cx5="http://schemas.microsoft.com/office/drawing/2016/5/11/chartex" xmlns:cx6="http://schemas.microsoft.com/office/drawing/2016/5/12/chartex" xmlns:cx7="http://schemas.microsoft.com/office/drawing/2016/5/13/chartex" xmlns:cx8="http://schemas.microsoft.com/office/drawing/2016/5/14/chartex" xmlns:mc="http://schemas.openxmlformats.org/markup-compatibility/2006" xmlns:m="http://schemas.openxmlformats.org/officeDocument/2006/math" xmlns:aink="http://schemas.microsoft.com/office/drawing/2016/ink" xmlns:am3d="http://schemas.microsoft.com/office/drawing/2017/model3d" xmlns:oel="http://schemas.microsoft.com/office/2019/extlst" xmlns:r="http://schemas.openxmlformats.org/officeDocument/2006/relationships" xmlns:wp14="http://schemas.microsoft.com/office/word/2010/wordprocessingDrawing" xmlns:wp="http://schemas.openxmlformats.org/drawingml/2006/wordprocessingDrawing" xmlns:wpg="http://schemas.microsoft.com/office/word/2010/wordprocessingGroup" xmlns:wpi="http://schemas.microsoft.com/office/word/2010/wordprocessingInk" xmlns:wps="http://schemas.microsoft.com/office/word/2010/wordprocessingShape" xmlns:o="urn:schemas-microsoft-com:office:office" xmlns:v="urn:schemas-microsoft-com:vml" xmlns:w10="urn:schemas-microsoft-com:office:word" xmlns:w="http://schemas.openxmlformats.org/wordprocessingml/2006/main" xmlns:w14="http://schemas.microsoft.com/office/word/2010/wordml" xmlns:w15="http://schemas.microsoft.com/office/word/2012/wordml" xmlns:w16cex="http://schemas.microsoft.com/office/word/2018/wordml/cex" xmlns:w16cid="http://schemas.microsoft.com/office/word/2016/wordml/cid" xmlns:w16="http://schemas.microsoft.com/office/word/2018/wordml" xmlns:w16sdtdh="http://schemas.microsoft.com/office/word/2020/wordml/sdtdatahash" xmlns:w16sdtfl="http://schemas.microsoft.com/office/word/2024/wordml/sdtformatlock" xmlns:w16se="http://schemas.microsoft.com/office/word/2015/wordml/symex" xmlns:w16du="http://schemas.microsoft.com/office/word/2023/wordml/word16du" xmlns:wne="http://schemas.microsoft.com/office/word/2006/wordml" mc:Ignorable="w14 w15 w16se w16cid w16 w16cex w16sdtdh w16sdtfl w16du wp14">
   <w:sdt>
     <w:sdtPr>
       <w:rPr>
@@ -6096,11 +6080,6 @@
         <w:docPartUnique/>
       </w:docPartObj>
     </w:sdtPr>
-    <w:sdtEndPr>
-      <w:rPr>
-        <w:rStyle w:val="PageNumber"/>
-      </w:rPr>
-    </w:sdtEndPr>
     <w:sdtContent>
       <w:p>
         <w:pPr>
@@ -6141,7 +6120,7 @@
 </file>
 
 <file path=word/footer2.xml><?xml version="1.0" encoding="utf-8"?>
-<w:ftr xmlns:wpc="http://schemas.microsoft.com/office/word/2010/wordprocessingCanvas" xmlns:cx="http://schemas.microsoft.com/office/drawing/2014/chartex" xmlns:cx1="http://schemas.microsoft.com/office/drawing/2015/9/8/chartex" xmlns:cx2="http://schemas.microsoft.com/office/drawing/2015/10/21/chartex" xmlns:cx3="http://schemas.microsoft.com/office/drawing/2016/5/9/chartex" xmlns:cx4="http://schemas.microsoft.com/office/drawing/2016/5/10/chartex" xmlns:cx5="http://schemas.microsoft.com/office/drawing/2016/5/11/chartex" xmlns:cx6="http://schemas.microsoft.com/office/drawing/2016/5/12/chartex" xmlns:cx7="http://schemas.microsoft.com/office/drawing/2016/5/13/chartex" xmlns:cx8="http://schemas.microsoft.com/office/drawing/2016/5/14/chartex" xmlns:mc="http://schemas.openxmlformats.org/markup-compatibility/2006" xmlns:aink="http://schemas.microsoft.com/office/drawing/2016/ink" xmlns:am3d="http://schemas.microsoft.com/office/drawing/2017/model3d" xmlns:o="urn:schemas-microsoft-com:office:office" xmlns:r="http://schemas.openxmlformats.org/officeDocument/2006/relationships" xmlns:m="http://schemas.openxmlformats.org/officeDocument/2006/math" xmlns:v="urn:schemas-microsoft-com:vml" xmlns:wp14="http://schemas.microsoft.com/office/word/2010/wordprocessingDrawing" xmlns:wp="http://schemas.openxmlformats.org/drawingml/2006/wordprocessingDrawing" xmlns:w10="urn:schemas-microsoft-com:office:word" xmlns:w="http://schemas.openxmlformats.org/wordprocessingml/2006/main" xmlns:w14="http://schemas.microsoft.com/office/word/2010/wordml" xmlns:w15="http://schemas.microsoft.com/office/word/2012/wordml" xmlns:w16cid="http://schemas.microsoft.com/office/word/2016/wordml/cid" xmlns:w16se="http://schemas.microsoft.com/office/word/2015/wordml/symex" xmlns:wpg="http://schemas.microsoft.com/office/word/2010/wordprocessingGroup" xmlns:wpi="http://schemas.microsoft.com/office/word/2010/wordprocessingInk" xmlns:wne="http://schemas.microsoft.com/office/word/2006/wordml" xmlns:wps="http://schemas.microsoft.com/office/word/2010/wordprocessingShape" mc:Ignorable="w14 w15 w16se w16cid wp14">
+<w:ftr xmlns:wpc="http://schemas.microsoft.com/office/word/2010/wordprocessingCanvas" xmlns:cx="http://schemas.microsoft.com/office/drawing/2014/chartex" xmlns:cx1="http://schemas.microsoft.com/office/drawing/2015/9/8/chartex" xmlns:cx2="http://schemas.microsoft.com/office/drawing/2015/10/21/chartex" xmlns:cx3="http://schemas.microsoft.com/office/drawing/2016/5/9/chartex" xmlns:cx4="http://schemas.microsoft.com/office/drawing/2016/5/10/chartex" xmlns:cx5="http://schemas.microsoft.com/office/drawing/2016/5/11/chartex" xmlns:cx6="http://schemas.microsoft.com/office/drawing/2016/5/12/chartex" xmlns:cx7="http://schemas.microsoft.com/office/drawing/2016/5/13/chartex" xmlns:cx8="http://schemas.microsoft.com/office/drawing/2016/5/14/chartex" xmlns:mc="http://schemas.openxmlformats.org/markup-compatibility/2006" xmlns:m="http://schemas.openxmlformats.org/officeDocument/2006/math" xmlns:aink="http://schemas.microsoft.com/office/drawing/2016/ink" xmlns:am3d="http://schemas.microsoft.com/office/drawing/2017/model3d" xmlns:oel="http://schemas.microsoft.com/office/2019/extlst" xmlns:r="http://schemas.openxmlformats.org/officeDocument/2006/relationships" xmlns:wp14="http://schemas.microsoft.com/office/word/2010/wordprocessingDrawing" xmlns:wp="http://schemas.openxmlformats.org/drawingml/2006/wordprocessingDrawing" xmlns:wpg="http://schemas.microsoft.com/office/word/2010/wordprocessingGroup" xmlns:wpi="http://schemas.microsoft.com/office/word/2010/wordprocessingInk" xmlns:wps="http://schemas.microsoft.com/office/word/2010/wordprocessingShape" xmlns:o="urn:schemas-microsoft-com:office:office" xmlns:v="urn:schemas-microsoft-com:vml" xmlns:w10="urn:schemas-microsoft-com:office:word" xmlns:w="http://schemas.openxmlformats.org/wordprocessingml/2006/main" xmlns:w14="http://schemas.microsoft.com/office/word/2010/wordml" xmlns:w15="http://schemas.microsoft.com/office/word/2012/wordml" xmlns:w16cex="http://schemas.microsoft.com/office/word/2018/wordml/cex" xmlns:w16cid="http://schemas.microsoft.com/office/word/2016/wordml/cid" xmlns:w16="http://schemas.microsoft.com/office/word/2018/wordml" xmlns:w16sdtdh="http://schemas.microsoft.com/office/word/2020/wordml/sdtdatahash" xmlns:w16sdtfl="http://schemas.microsoft.com/office/word/2024/wordml/sdtformatlock" xmlns:w16se="http://schemas.microsoft.com/office/word/2015/wordml/symex" xmlns:w16du="http://schemas.microsoft.com/office/word/2023/wordml/word16du" xmlns:wne="http://schemas.microsoft.com/office/word/2006/wordml" mc:Ignorable="w14 w15 w16se w16cid w16 w16cex w16sdtdh w16sdtfl w16du wp14">
   <w:p>
     <w:pPr>
       <w:pStyle w:val="Footer"/>
@@ -6151,7 +6130,7 @@
 </file>
 
 <file path=word/footer3.xml><?xml version="1.0" encoding="utf-8"?>
-<w:ftr xmlns:wpc="http://schemas.microsoft.com/office/word/2010/wordprocessingCanvas" xmlns:cx="http://schemas.microsoft.com/office/drawing/2014/chartex" xmlns:cx1="http://schemas.microsoft.com/office/drawing/2015/9/8/chartex" xmlns:cx2="http://schemas.microsoft.com/office/drawing/2015/10/21/chartex" xmlns:cx3="http://schemas.microsoft.com/office/drawing/2016/5/9/chartex" xmlns:cx4="http://schemas.microsoft.com/office/drawing/2016/5/10/chartex" xmlns:cx5="http://schemas.microsoft.com/office/drawing/2016/5/11/chartex" xmlns:cx6="http://schemas.microsoft.com/office/drawing/2016/5/12/chartex" xmlns:cx7="http://schemas.microsoft.com/office/drawing/2016/5/13/chartex" xmlns:cx8="http://schemas.microsoft.com/office/drawing/2016/5/14/chartex" xmlns:mc="http://schemas.openxmlformats.org/markup-compatibility/2006" xmlns:aink="http://schemas.microsoft.com/office/drawing/2016/ink" xmlns:am3d="http://schemas.microsoft.com/office/drawing/2017/model3d" xmlns:o="urn:schemas-microsoft-com:office:office" xmlns:r="http://schemas.openxmlformats.org/officeDocument/2006/relationships" xmlns:m="http://schemas.openxmlformats.org/officeDocument/2006/math" xmlns:v="urn:schemas-microsoft-com:vml" xmlns:wp14="http://schemas.microsoft.com/office/word/2010/wordprocessingDrawing" xmlns:wp="http://schemas.openxmlformats.org/drawingml/2006/wordprocessingDrawing" xmlns:w10="urn:schemas-microsoft-com:office:word" xmlns:w="http://schemas.openxmlformats.org/wordprocessingml/2006/main" xmlns:w14="http://schemas.microsoft.com/office/word/2010/wordml" xmlns:w15="http://schemas.microsoft.com/office/word/2012/wordml" xmlns:w16cid="http://schemas.microsoft.com/office/word/2016/wordml/cid" xmlns:w16se="http://schemas.microsoft.com/office/word/2015/wordml/symex" xmlns:wpg="http://schemas.microsoft.com/office/word/2010/wordprocessingGroup" xmlns:wpi="http://schemas.microsoft.com/office/word/2010/wordprocessingInk" xmlns:wne="http://schemas.microsoft.com/office/word/2006/wordml" xmlns:wps="http://schemas.microsoft.com/office/word/2010/wordprocessingShape" mc:Ignorable="w14 w15 w16se w16cid wp14">
+<w:ftr xmlns:wpc="http://schemas.microsoft.com/office/word/2010/wordprocessingCanvas" xmlns:cx="http://schemas.microsoft.com/office/drawing/2014/chartex" xmlns:cx1="http://schemas.microsoft.com/office/drawing/2015/9/8/chartex" xmlns:cx2="http://schemas.microsoft.com/office/drawing/2015/10/21/chartex" xmlns:cx3="http://schemas.microsoft.com/office/drawing/2016/5/9/chartex" xmlns:cx4="http://schemas.microsoft.com/office/drawing/2016/5/10/chartex" xmlns:cx5="http://schemas.microsoft.com/office/drawing/2016/5/11/chartex" xmlns:cx6="http://schemas.microsoft.com/office/drawing/2016/5/12/chartex" xmlns:cx7="http://schemas.microsoft.com/office/drawing/2016/5/13/chartex" xmlns:cx8="http://schemas.microsoft.com/office/drawing/2016/5/14/chartex" xmlns:mc="http://schemas.openxmlformats.org/markup-compatibility/2006" xmlns:m="http://schemas.openxmlformats.org/officeDocument/2006/math" xmlns:aink="http://schemas.microsoft.com/office/drawing/2016/ink" xmlns:am3d="http://schemas.microsoft.com/office/drawing/2017/model3d" xmlns:oel="http://schemas.microsoft.com/office/2019/extlst" xmlns:r="http://schemas.openxmlformats.org/officeDocument/2006/relationships" xmlns:wp14="http://schemas.microsoft.com/office/word/2010/wordprocessingDrawing" xmlns:wp="http://schemas.openxmlformats.org/drawingml/2006/wordprocessingDrawing" xmlns:wpg="http://schemas.microsoft.com/office/word/2010/wordprocessingGroup" xmlns:wpi="http://schemas.microsoft.com/office/word/2010/wordprocessingInk" xmlns:wps="http://schemas.microsoft.com/office/word/2010/wordprocessingShape" xmlns:o="urn:schemas-microsoft-com:office:office" xmlns:v="urn:schemas-microsoft-com:vml" xmlns:w10="urn:schemas-microsoft-com:office:word" xmlns:w="http://schemas.openxmlformats.org/wordprocessingml/2006/main" xmlns:w14="http://schemas.microsoft.com/office/word/2010/wordml" xmlns:w15="http://schemas.microsoft.com/office/word/2012/wordml" xmlns:w16cex="http://schemas.microsoft.com/office/word/2018/wordml/cex" xmlns:w16cid="http://schemas.microsoft.com/office/word/2016/wordml/cid" xmlns:w16="http://schemas.microsoft.com/office/word/2018/wordml" xmlns:w16sdtdh="http://schemas.microsoft.com/office/word/2020/wordml/sdtdatahash" xmlns:w16sdtfl="http://schemas.microsoft.com/office/word/2024/wordml/sdtformatlock" xmlns:w16se="http://schemas.microsoft.com/office/word/2015/wordml/symex" xmlns:w16du="http://schemas.microsoft.com/office/word/2023/wordml/word16du" xmlns:wne="http://schemas.microsoft.com/office/word/2006/wordml" mc:Ignorable="w14 w15 w16se w16cid w16 w16cex w16sdtdh w16sdtfl w16du wp14">
   <w:sdt>
     <w:sdtPr>
       <w:id w:val="-2033723439"/>
@@ -6498,7 +6477,7 @@
 </file>
 
 <file path=word/footnotes.xml><?xml version="1.0" encoding="utf-8"?>
-<w:footnotes xmlns:wpc="http://schemas.microsoft.com/office/word/2010/wordprocessingCanvas" xmlns:cx="http://schemas.microsoft.com/office/drawing/2014/chartex" xmlns:cx1="http://schemas.microsoft.com/office/drawing/2015/9/8/chartex" xmlns:cx2="http://schemas.microsoft.com/office/drawing/2015/10/21/chartex" xmlns:cx3="http://schemas.microsoft.com/office/drawing/2016/5/9/chartex" xmlns:cx4="http://schemas.microsoft.com/office/drawing/2016/5/10/chartex" xmlns:cx5="http://schemas.microsoft.com/office/drawing/2016/5/11/chartex" xmlns:cx6="http://schemas.microsoft.com/office/drawing/2016/5/12/chartex" xmlns:cx7="http://schemas.microsoft.com/office/drawing/2016/5/13/chartex" xmlns:cx8="http://schemas.microsoft.com/office/drawing/2016/5/14/chartex" xmlns:mc="http://schemas.openxmlformats.org/markup-compatibility/2006" xmlns:aink="http://schemas.microsoft.com/office/drawing/2016/ink" xmlns:am3d="http://schemas.microsoft.com/office/drawing/2017/model3d" xmlns:o="urn:schemas-microsoft-com:office:office" xmlns:r="http://schemas.openxmlformats.org/officeDocument/2006/relationships" xmlns:m="http://schemas.openxmlformats.org/officeDocument/2006/math" xmlns:v="urn:schemas-microsoft-com:vml" xmlns:wp14="http://schemas.microsoft.com/office/word/2010/wordprocessingDrawing" xmlns:wp="http://schemas.openxmlformats.org/drawingml/2006/wordprocessingDrawing" xmlns:w10="urn:schemas-microsoft-com:office:word" xmlns:w="http://schemas.openxmlformats.org/wordprocessingml/2006/main" xmlns:w14="http://schemas.microsoft.com/office/word/2010/wordml" xmlns:w15="http://schemas.microsoft.com/office/word/2012/wordml" xmlns:w16cid="http://schemas.microsoft.com/office/word/2016/wordml/cid" xmlns:w16se="http://schemas.microsoft.com/office/word/2015/wordml/symex" xmlns:wpg="http://schemas.microsoft.com/office/word/2010/wordprocessingGroup" xmlns:wpi="http://schemas.microsoft.com/office/word/2010/wordprocessingInk" xmlns:wne="http://schemas.microsoft.com/office/word/2006/wordml" xmlns:wps="http://schemas.microsoft.com/office/word/2010/wordprocessingShape" mc:Ignorable="w14 w15 w16se w16cid wp14">
+<w:footnotes xmlns:wpc="http://schemas.microsoft.com/office/word/2010/wordprocessingCanvas" xmlns:cx="http://schemas.microsoft.com/office/drawing/2014/chartex" xmlns:cx1="http://schemas.microsoft.com/office/drawing/2015/9/8/chartex" xmlns:cx2="http://schemas.microsoft.com/office/drawing/2015/10/21/chartex" xmlns:cx3="http://schemas.microsoft.com/office/drawing/2016/5/9/chartex" xmlns:cx4="http://schemas.microsoft.com/office/drawing/2016/5/10/chartex" xmlns:cx5="http://schemas.microsoft.com/office/drawing/2016/5/11/chartex" xmlns:cx6="http://schemas.microsoft.com/office/drawing/2016/5/12/chartex" xmlns:cx7="http://schemas.microsoft.com/office/drawing/2016/5/13/chartex" xmlns:cx8="http://schemas.microsoft.com/office/drawing/2016/5/14/chartex" xmlns:mc="http://schemas.openxmlformats.org/markup-compatibility/2006" xmlns:m="http://schemas.openxmlformats.org/officeDocument/2006/math" xmlns:aink="http://schemas.microsoft.com/office/drawing/2016/ink" xmlns:am3d="http://schemas.microsoft.com/office/drawing/2017/model3d" xmlns:oel="http://schemas.microsoft.com/office/2019/extlst" xmlns:r="http://schemas.openxmlformats.org/officeDocument/2006/relationships" xmlns:wp14="http://schemas.microsoft.com/office/word/2010/wordprocessingDrawing" xmlns:wp="http://schemas.openxmlformats.org/drawingml/2006/wordprocessingDrawing" xmlns:wpg="http://schemas.microsoft.com/office/word/2010/wordprocessingGroup" xmlns:wpi="http://schemas.microsoft.com/office/word/2010/wordprocessingInk" xmlns:wps="http://schemas.microsoft.com/office/word/2010/wordprocessingShape" xmlns:o="urn:schemas-microsoft-com:office:office" xmlns:v="urn:schemas-microsoft-com:vml" xmlns:w10="urn:schemas-microsoft-com:office:word" xmlns:w="http://schemas.openxmlformats.org/wordprocessingml/2006/main" xmlns:w14="http://schemas.microsoft.com/office/word/2010/wordml" xmlns:w15="http://schemas.microsoft.com/office/word/2012/wordml" xmlns:w16cex="http://schemas.microsoft.com/office/word/2018/wordml/cex" xmlns:w16cid="http://schemas.microsoft.com/office/word/2016/wordml/cid" xmlns:w16="http://schemas.microsoft.com/office/word/2018/wordml" xmlns:w16sdtdh="http://schemas.microsoft.com/office/word/2020/wordml/sdtdatahash" xmlns:w16sdtfl="http://schemas.microsoft.com/office/word/2024/wordml/sdtformatlock" xmlns:w16se="http://schemas.microsoft.com/office/word/2015/wordml/symex" xmlns:w16du="http://schemas.microsoft.com/office/word/2023/wordml/word16du" xmlns:wne="http://schemas.microsoft.com/office/word/2006/wordml" mc:Ignorable="w14 w15 w16se w16cid w16 w16cex w16sdtdh w16sdtfl w16du wp14">
   <w:footnote w:type="separator" w:id="-1">
     <w:p>
       <w:pPr>
@@ -6523,7 +6502,7 @@
 </file>
 
 <file path=word/header1.xml><?xml version="1.0" encoding="utf-8"?>
-<w:hdr xmlns:wpc="http://schemas.microsoft.com/office/word/2010/wordprocessingCanvas" xmlns:cx="http://schemas.microsoft.com/office/drawing/2014/chartex" xmlns:cx1="http://schemas.microsoft.com/office/drawing/2015/9/8/chartex" xmlns:cx2="http://schemas.microsoft.com/office/drawing/2015/10/21/chartex" xmlns:cx3="http://schemas.microsoft.com/office/drawing/2016/5/9/chartex" xmlns:cx4="http://schemas.microsoft.com/office/drawing/2016/5/10/chartex" xmlns:cx5="http://schemas.microsoft.com/office/drawing/2016/5/11/chartex" xmlns:cx6="http://schemas.microsoft.com/office/drawing/2016/5/12/chartex" xmlns:cx7="http://schemas.microsoft.com/office/drawing/2016/5/13/chartex" xmlns:cx8="http://schemas.microsoft.com/office/drawing/2016/5/14/chartex" xmlns:mc="http://schemas.openxmlformats.org/markup-compatibility/2006" xmlns:aink="http://schemas.microsoft.com/office/drawing/2016/ink" xmlns:am3d="http://schemas.microsoft.com/office/drawing/2017/model3d" xmlns:o="urn:schemas-microsoft-com:office:office" xmlns:r="http://schemas.openxmlformats.org/officeDocument/2006/relationships" xmlns:m="http://schemas.openxmlformats.org/officeDocument/2006/math" xmlns:v="urn:schemas-microsoft-com:vml" xmlns:wp14="http://schemas.microsoft.com/office/word/2010/wordprocessingDrawing" xmlns:wp="http://schemas.openxmlformats.org/drawingml/2006/wordprocessingDrawing" xmlns:w10="urn:schemas-microsoft-com:office:word" xmlns:w="http://schemas.openxmlformats.org/wordprocessingml/2006/main" xmlns:w14="http://schemas.microsoft.com/office/word/2010/wordml" xmlns:w15="http://schemas.microsoft.com/office/word/2012/wordml" xmlns:w16cid="http://schemas.microsoft.com/office/word/2016/wordml/cid" xmlns:w16se="http://schemas.microsoft.com/office/word/2015/wordml/symex" xmlns:wpg="http://schemas.microsoft.com/office/word/2010/wordprocessingGroup" xmlns:wpi="http://schemas.microsoft.com/office/word/2010/wordprocessingInk" xmlns:wne="http://schemas.microsoft.com/office/word/2006/wordml" xmlns:wps="http://schemas.microsoft.com/office/word/2010/wordprocessingShape" mc:Ignorable="w14 w15 w16se w16cid wp14">
+<w:hdr xmlns:wpc="http://schemas.microsoft.com/office/word/2010/wordprocessingCanvas" xmlns:cx="http://schemas.microsoft.com/office/drawing/2014/chartex" xmlns:cx1="http://schemas.microsoft.com/office/drawing/2015/9/8/chartex" xmlns:cx2="http://schemas.microsoft.com/office/drawing/2015/10/21/chartex" xmlns:cx3="http://schemas.microsoft.com/office/drawing/2016/5/9/chartex" xmlns:cx4="http://schemas.microsoft.com/office/drawing/2016/5/10/chartex" xmlns:cx5="http://schemas.microsoft.com/office/drawing/2016/5/11/chartex" xmlns:cx6="http://schemas.microsoft.com/office/drawing/2016/5/12/chartex" xmlns:cx7="http://schemas.microsoft.com/office/drawing/2016/5/13/chartex" xmlns:cx8="http://schemas.microsoft.com/office/drawing/2016/5/14/chartex" xmlns:mc="http://schemas.openxmlformats.org/markup-compatibility/2006" xmlns:m="http://schemas.openxmlformats.org/officeDocument/2006/math" xmlns:aink="http://schemas.microsoft.com/office/drawing/2016/ink" xmlns:am3d="http://schemas.microsoft.com/office/drawing/2017/model3d" xmlns:oel="http://schemas.microsoft.com/office/2019/extlst" xmlns:r="http://schemas.openxmlformats.org/officeDocument/2006/relationships" xmlns:wp14="http://schemas.microsoft.com/office/word/2010/wordprocessingDrawing" xmlns:wp="http://schemas.openxmlformats.org/drawingml/2006/wordprocessingDrawing" xmlns:wpg="http://schemas.microsoft.com/office/word/2010/wordprocessingGroup" xmlns:wpi="http://schemas.microsoft.com/office/word/2010/wordprocessingInk" xmlns:wps="http://schemas.microsoft.com/office/word/2010/wordprocessingShape" xmlns:o="urn:schemas-microsoft-com:office:office" xmlns:v="urn:schemas-microsoft-com:vml" xmlns:w10="urn:schemas-microsoft-com:office:word" xmlns:w="http://schemas.openxmlformats.org/wordprocessingml/2006/main" xmlns:w14="http://schemas.microsoft.com/office/word/2010/wordml" xmlns:w15="http://schemas.microsoft.com/office/word/2012/wordml" xmlns:w16cex="http://schemas.microsoft.com/office/word/2018/wordml/cex" xmlns:w16cid="http://schemas.microsoft.com/office/word/2016/wordml/cid" xmlns:w16="http://schemas.microsoft.com/office/word/2018/wordml" xmlns:w16sdtdh="http://schemas.microsoft.com/office/word/2020/wordml/sdtdatahash" xmlns:w16sdtfl="http://schemas.microsoft.com/office/word/2024/wordml/sdtformatlock" xmlns:w16se="http://schemas.microsoft.com/office/word/2015/wordml/symex" xmlns:w16du="http://schemas.microsoft.com/office/word/2023/wordml/word16du" xmlns:wne="http://schemas.microsoft.com/office/word/2006/wordml" mc:Ignorable="w14 w15 w16se w16cid w16 w16cex w16sdtdh w16sdtfl w16du wp14">
   <w:p>
     <w:pPr>
       <w:pStyle w:val="Header"/>
@@ -6532,7 +6511,7 @@
       <w:rPr>
         <w:noProof/>
       </w:rPr>
-      <w:pict w14:anchorId="71B626B9">
+      <w:pict w14:anchorId="5BDB6DE0">
         <v:shapetype id="_x0000_t136" coordsize="21600,21600" o:spt="136" adj="10800" path="m@7,l@8,m@5,21600l@6,21600e">
           <v:formulas>
             <v:f eqn="sum #0 0 10800"/>
@@ -6557,7 +6536,7 @@
           </v:handles>
           <o:lock v:ext="edit" text="t" shapetype="t"/>
         </v:shapetype>
-        <v:shape id="_x0000_s2080" type="#_x0000_t136" alt="" style="position:absolute;margin-left:0;margin-top:0;width:410.05pt;height:249.6pt;rotation:315;z-index:-251650027;mso-wrap-edited:f;mso-width-percent:0;mso-height-percent:0;mso-position-horizontal:center;mso-position-horizontal-relative:margin;mso-position-vertical:center;mso-position-vertical-relative:margin;mso-width-percent:0;mso-height-percent:0" o:allowincell="f" fillcolor="#7f7f7f [1612]" stroked="f">
+        <v:shape id="_x0000_s1056" type="#_x0000_t136" alt="" style="position:absolute;margin-left:0;margin-top:0;width:410.05pt;height:249.6pt;rotation:315;z-index:-251650027;mso-wrap-edited:f;mso-width-percent:0;mso-height-percent:0;mso-position-horizontal:center;mso-position-horizontal-relative:margin;mso-position-vertical:center;mso-position-vertical-relative:margin;mso-width-percent:0;mso-height-percent:0" o:allowincell="f" fillcolor="#7f7f7f [1612]" stroked="f">
           <v:fill opacity="6553f"/>
           <v:textpath style="font-family:&quot;Helvetica Neue&quot;;font-size:1pt" string="JGS"/>
           <w10:wrap anchorx="margin" anchory="margin"/>
@@ -6568,7 +6547,7 @@
       <w:rPr>
         <w:noProof/>
       </w:rPr>
-      <w:pict w14:anchorId="734F39B8">
+      <w:pict w14:anchorId="1188AF6C">
         <v:shapetype id="_x0000_t75" coordsize="21600,21600" o:spt="75" o:preferrelative="t" path="m@4@5l@4@11@9@11@9@5xe" filled="f" stroked="f">
           <v:stroke joinstyle="miter"/>
           <v:formulas>
@@ -6588,7 +6567,7 @@
           <v:path o:extrusionok="f" gradientshapeok="t" o:connecttype="rect"/>
           <o:lock v:ext="edit" aspectratio="t"/>
         </v:shapetype>
-        <v:shape id="_x0000_s2079" type="#_x0000_t75" alt="" style="position:absolute;margin-left:0;margin-top:0;width:459pt;height:594pt;z-index:-251658228;mso-wrap-edited:f;mso-width-percent:0;mso-height-percent:0;mso-position-horizontal:center;mso-position-horizontal-relative:margin;mso-position-vertical:center;mso-position-vertical-relative:margin;mso-width-percent:0;mso-height-percent:0" o:allowincell="f">
+        <v:shape id="_x0000_s1055" type="#_x0000_t75" alt="" style="position:absolute;margin-left:0;margin-top:0;width:459pt;height:594pt;z-index:-251658228;mso-wrap-edited:f;mso-width-percent:0;mso-height-percent:0;mso-position-horizontal:center;mso-position-horizontal-relative:margin;mso-position-vertical:center;mso-position-vertical-relative:margin;mso-width-percent:0;mso-height-percent:0" o:allowincell="f">
           <v:imagedata r:id="rId1" o:title="doc-front-page"/>
           <w10:wrap anchorx="margin" anchory="margin"/>
         </v:shape>
@@ -6598,8 +6577,8 @@
       <w:rPr>
         <w:noProof/>
       </w:rPr>
-      <w:pict w14:anchorId="2C94049B">
-        <v:shape id="_x0000_s2078" type="#_x0000_t75" alt="" style="position:absolute;margin-left:0;margin-top:0;width:459pt;height:594pt;z-index:-251658237;mso-wrap-edited:f;mso-width-percent:0;mso-height-percent:0;mso-position-horizontal:center;mso-position-horizontal-relative:margin;mso-position-vertical:center;mso-position-vertical-relative:margin;mso-width-percent:0;mso-height-percent:0" o:allowincell="f">
+      <w:pict w14:anchorId="25BDDA7A">
+        <v:shape id="_x0000_s1054" type="#_x0000_t75" alt="" style="position:absolute;margin-left:0;margin-top:0;width:459pt;height:594pt;z-index:-251658237;mso-wrap-edited:f;mso-width-percent:0;mso-height-percent:0;mso-position-horizontal:center;mso-position-horizontal-relative:margin;mso-position-vertical:center;mso-position-vertical-relative:margin;mso-width-percent:0;mso-height-percent:0" o:allowincell="f">
           <v:imagedata r:id="rId1" o:title="doc-front-page"/>
           <w10:wrap anchorx="margin" anchory="margin"/>
         </v:shape>
@@ -6610,7 +6589,7 @@
 </file>
 
 <file path=word/header10.xml><?xml version="1.0" encoding="utf-8"?>
-<w:hdr xmlns:wpc="http://schemas.microsoft.com/office/word/2010/wordprocessingCanvas" xmlns:cx="http://schemas.microsoft.com/office/drawing/2014/chartex" xmlns:cx1="http://schemas.microsoft.com/office/drawing/2015/9/8/chartex" xmlns:cx2="http://schemas.microsoft.com/office/drawing/2015/10/21/chartex" xmlns:cx3="http://schemas.microsoft.com/office/drawing/2016/5/9/chartex" xmlns:cx4="http://schemas.microsoft.com/office/drawing/2016/5/10/chartex" xmlns:cx5="http://schemas.microsoft.com/office/drawing/2016/5/11/chartex" xmlns:cx6="http://schemas.microsoft.com/office/drawing/2016/5/12/chartex" xmlns:cx7="http://schemas.microsoft.com/office/drawing/2016/5/13/chartex" xmlns:cx8="http://schemas.microsoft.com/office/drawing/2016/5/14/chartex" xmlns:mc="http://schemas.openxmlformats.org/markup-compatibility/2006" xmlns:aink="http://schemas.microsoft.com/office/drawing/2016/ink" xmlns:am3d="http://schemas.microsoft.com/office/drawing/2017/model3d" xmlns:o="urn:schemas-microsoft-com:office:office" xmlns:r="http://schemas.openxmlformats.org/officeDocument/2006/relationships" xmlns:m="http://schemas.openxmlformats.org/officeDocument/2006/math" xmlns:v="urn:schemas-microsoft-com:vml" xmlns:wp14="http://schemas.microsoft.com/office/word/2010/wordprocessingDrawing" xmlns:wp="http://schemas.openxmlformats.org/drawingml/2006/wordprocessingDrawing" xmlns:w10="urn:schemas-microsoft-com:office:word" xmlns:w="http://schemas.openxmlformats.org/wordprocessingml/2006/main" xmlns:w14="http://schemas.microsoft.com/office/word/2010/wordml" xmlns:w15="http://schemas.microsoft.com/office/word/2012/wordml" xmlns:w16cid="http://schemas.microsoft.com/office/word/2016/wordml/cid" xmlns:w16se="http://schemas.microsoft.com/office/word/2015/wordml/symex" xmlns:wpg="http://schemas.microsoft.com/office/word/2010/wordprocessingGroup" xmlns:wpi="http://schemas.microsoft.com/office/word/2010/wordprocessingInk" xmlns:wne="http://schemas.microsoft.com/office/word/2006/wordml" xmlns:wps="http://schemas.microsoft.com/office/word/2010/wordprocessingShape" mc:Ignorable="w14 w15 w16se w16cid wp14">
+<w:hdr xmlns:wpc="http://schemas.microsoft.com/office/word/2010/wordprocessingCanvas" xmlns:cx="http://schemas.microsoft.com/office/drawing/2014/chartex" xmlns:cx1="http://schemas.microsoft.com/office/drawing/2015/9/8/chartex" xmlns:cx2="http://schemas.microsoft.com/office/drawing/2015/10/21/chartex" xmlns:cx3="http://schemas.microsoft.com/office/drawing/2016/5/9/chartex" xmlns:cx4="http://schemas.microsoft.com/office/drawing/2016/5/10/chartex" xmlns:cx5="http://schemas.microsoft.com/office/drawing/2016/5/11/chartex" xmlns:cx6="http://schemas.microsoft.com/office/drawing/2016/5/12/chartex" xmlns:cx7="http://schemas.microsoft.com/office/drawing/2016/5/13/chartex" xmlns:cx8="http://schemas.microsoft.com/office/drawing/2016/5/14/chartex" xmlns:mc="http://schemas.openxmlformats.org/markup-compatibility/2006" xmlns:m="http://schemas.openxmlformats.org/officeDocument/2006/math" xmlns:aink="http://schemas.microsoft.com/office/drawing/2016/ink" xmlns:am3d="http://schemas.microsoft.com/office/drawing/2017/model3d" xmlns:oel="http://schemas.microsoft.com/office/2019/extlst" xmlns:r="http://schemas.openxmlformats.org/officeDocument/2006/relationships" xmlns:wp14="http://schemas.microsoft.com/office/word/2010/wordprocessingDrawing" xmlns:wp="http://schemas.openxmlformats.org/drawingml/2006/wordprocessingDrawing" xmlns:wpg="http://schemas.microsoft.com/office/word/2010/wordprocessingGroup" xmlns:wpi="http://schemas.microsoft.com/office/word/2010/wordprocessingInk" xmlns:wps="http://schemas.microsoft.com/office/word/2010/wordprocessingShape" xmlns:o="urn:schemas-microsoft-com:office:office" xmlns:v="urn:schemas-microsoft-com:vml" xmlns:w10="urn:schemas-microsoft-com:office:word" xmlns:w="http://schemas.openxmlformats.org/wordprocessingml/2006/main" xmlns:w14="http://schemas.microsoft.com/office/word/2010/wordml" xmlns:w15="http://schemas.microsoft.com/office/word/2012/wordml" xmlns:w16cex="http://schemas.microsoft.com/office/word/2018/wordml/cex" xmlns:w16cid="http://schemas.microsoft.com/office/word/2016/wordml/cid" xmlns:w16="http://schemas.microsoft.com/office/word/2018/wordml" xmlns:w16sdtdh="http://schemas.microsoft.com/office/word/2020/wordml/sdtdatahash" xmlns:w16sdtfl="http://schemas.microsoft.com/office/word/2024/wordml/sdtformatlock" xmlns:w16se="http://schemas.microsoft.com/office/word/2015/wordml/symex" xmlns:w16du="http://schemas.microsoft.com/office/word/2023/wordml/word16du" xmlns:wne="http://schemas.microsoft.com/office/word/2006/wordml" mc:Ignorable="w14 w15 w16se w16cid w16 w16cex w16sdtdh w16sdtfl w16du wp14">
   <w:p>
     <w:pPr>
       <w:pStyle w:val="Header"/>
@@ -6619,7 +6598,7 @@
       <w:rPr>
         <w:noProof/>
       </w:rPr>
-      <w:pict w14:anchorId="18C44E70">
+      <w:pict w14:anchorId="1FA9B513">
         <v:shapetype id="_x0000_t136" coordsize="21600,21600" o:spt="136" adj="10800" path="m@7,l@8,m@5,21600l@6,21600e">
           <v:formulas>
             <v:f eqn="sum #0 0 10800"/>
@@ -6644,7 +6623,7 @@
           </v:handles>
           <o:lock v:ext="edit" text="t" shapetype="t"/>
         </v:shapetype>
-        <v:shape id="_x0000_s2060" type="#_x0000_t136" alt="" style="position:absolute;margin-left:0;margin-top:0;width:410.05pt;height:249.6pt;rotation:315;z-index:-251613163;mso-wrap-edited:f;mso-width-percent:0;mso-height-percent:0;mso-position-horizontal:center;mso-position-horizontal-relative:margin;mso-position-vertical:center;mso-position-vertical-relative:margin;mso-width-percent:0;mso-height-percent:0" o:allowincell="f" fillcolor="#7f7f7f [1612]" stroked="f">
+        <v:shape id="_x0000_s1036" type="#_x0000_t136" alt="" style="position:absolute;margin-left:0;margin-top:0;width:410.05pt;height:249.6pt;rotation:315;z-index:-251613163;mso-wrap-edited:f;mso-width-percent:0;mso-height-percent:0;mso-position-horizontal:center;mso-position-horizontal-relative:margin;mso-position-vertical:center;mso-position-vertical-relative:margin;mso-width-percent:0;mso-height-percent:0" o:allowincell="f" fillcolor="#7f7f7f [1612]" stroked="f">
           <v:fill opacity="6553f"/>
           <v:textpath style="font-family:&quot;Helvetica Neue&quot;;font-size:1pt" string="JGS"/>
           <w10:wrap anchorx="margin" anchory="margin"/>
@@ -6655,7 +6634,7 @@
       <w:rPr>
         <w:noProof/>
       </w:rPr>
-      <w:pict w14:anchorId="3DD72333">
+      <w:pict w14:anchorId="2147519E">
         <v:shapetype id="_x0000_t75" coordsize="21600,21600" o:spt="75" o:preferrelative="t" path="m@4@5l@4@11@9@11@9@5xe" filled="f" stroked="f">
           <v:stroke joinstyle="miter"/>
           <v:formulas>
@@ -6675,7 +6654,7 @@
           <v:path o:extrusionok="f" gradientshapeok="t" o:connecttype="rect"/>
           <o:lock v:ext="edit" aspectratio="t"/>
         </v:shapetype>
-        <v:shape id="_x0000_s2059" type="#_x0000_t75" alt="" style="position:absolute;margin-left:0;margin-top:0;width:459pt;height:594pt;z-index:-251658223;mso-wrap-edited:f;mso-width-percent:0;mso-height-percent:0;mso-position-horizontal:center;mso-position-horizontal-relative:margin;mso-position-vertical:center;mso-position-vertical-relative:margin;mso-width-percent:0;mso-height-percent:0" o:allowincell="f">
+        <v:shape id="_x0000_s1035" type="#_x0000_t75" alt="" style="position:absolute;margin-left:0;margin-top:0;width:459pt;height:594pt;z-index:-251658223;mso-wrap-edited:f;mso-width-percent:0;mso-height-percent:0;mso-position-horizontal:center;mso-position-horizontal-relative:margin;mso-position-vertical:center;mso-position-vertical-relative:margin;mso-width-percent:0;mso-height-percent:0" o:allowincell="f">
           <v:imagedata r:id="rId1" o:title="doc-front-page"/>
           <w10:wrap anchorx="margin" anchory="margin"/>
         </v:shape>
@@ -6685,8 +6664,8 @@
       <w:rPr>
         <w:noProof/>
       </w:rPr>
-      <w:pict w14:anchorId="19C704B3">
-        <v:shape id="_x0000_s2058" type="#_x0000_t75" alt="" style="position:absolute;margin-left:0;margin-top:0;width:459pt;height:594pt;z-index:-251658232;mso-wrap-edited:f;mso-width-percent:0;mso-height-percent:0;mso-position-horizontal:center;mso-position-horizontal-relative:margin;mso-position-vertical:center;mso-position-vertical-relative:margin;mso-width-percent:0;mso-height-percent:0" o:allowincell="f">
+      <w:pict w14:anchorId="06DFFE15">
+        <v:shape id="_x0000_s1034" type="#_x0000_t75" alt="" style="position:absolute;margin-left:0;margin-top:0;width:459pt;height:594pt;z-index:-251658232;mso-wrap-edited:f;mso-width-percent:0;mso-height-percent:0;mso-position-horizontal:center;mso-position-horizontal-relative:margin;mso-position-vertical:center;mso-position-vertical-relative:margin;mso-width-percent:0;mso-height-percent:0" o:allowincell="f">
           <v:imagedata r:id="rId1" o:title="doc-front-page"/>
           <w10:wrap anchorx="margin" anchory="margin"/>
         </v:shape>
@@ -6697,7 +6676,7 @@
 </file>
 
 <file path=word/header11.xml><?xml version="1.0" encoding="utf-8"?>
-<w:hdr xmlns:wpc="http://schemas.microsoft.com/office/word/2010/wordprocessingCanvas" xmlns:cx="http://schemas.microsoft.com/office/drawing/2014/chartex" xmlns:cx1="http://schemas.microsoft.com/office/drawing/2015/9/8/chartex" xmlns:cx2="http://schemas.microsoft.com/office/drawing/2015/10/21/chartex" xmlns:cx3="http://schemas.microsoft.com/office/drawing/2016/5/9/chartex" xmlns:cx4="http://schemas.microsoft.com/office/drawing/2016/5/10/chartex" xmlns:cx5="http://schemas.microsoft.com/office/drawing/2016/5/11/chartex" xmlns:cx6="http://schemas.microsoft.com/office/drawing/2016/5/12/chartex" xmlns:cx7="http://schemas.microsoft.com/office/drawing/2016/5/13/chartex" xmlns:cx8="http://schemas.microsoft.com/office/drawing/2016/5/14/chartex" xmlns:mc="http://schemas.openxmlformats.org/markup-compatibility/2006" xmlns:aink="http://schemas.microsoft.com/office/drawing/2016/ink" xmlns:am3d="http://schemas.microsoft.com/office/drawing/2017/model3d" xmlns:o="urn:schemas-microsoft-com:office:office" xmlns:r="http://schemas.openxmlformats.org/officeDocument/2006/relationships" xmlns:m="http://schemas.openxmlformats.org/officeDocument/2006/math" xmlns:v="urn:schemas-microsoft-com:vml" xmlns:wp14="http://schemas.microsoft.com/office/word/2010/wordprocessingDrawing" xmlns:wp="http://schemas.openxmlformats.org/drawingml/2006/wordprocessingDrawing" xmlns:w10="urn:schemas-microsoft-com:office:word" xmlns:w="http://schemas.openxmlformats.org/wordprocessingml/2006/main" xmlns:w14="http://schemas.microsoft.com/office/word/2010/wordml" xmlns:w15="http://schemas.microsoft.com/office/word/2012/wordml" xmlns:w16cid="http://schemas.microsoft.com/office/word/2016/wordml/cid" xmlns:w16se="http://schemas.microsoft.com/office/word/2015/wordml/symex" xmlns:wpg="http://schemas.microsoft.com/office/word/2010/wordprocessingGroup" xmlns:wpi="http://schemas.microsoft.com/office/word/2010/wordprocessingInk" xmlns:wne="http://schemas.microsoft.com/office/word/2006/wordml" xmlns:wps="http://schemas.microsoft.com/office/word/2010/wordprocessingShape" mc:Ignorable="w14 w15 w16se w16cid wp14">
+<w:hdr xmlns:wpc="http://schemas.microsoft.com/office/word/2010/wordprocessingCanvas" xmlns:cx="http://schemas.microsoft.com/office/drawing/2014/chartex" xmlns:cx1="http://schemas.microsoft.com/office/drawing/2015/9/8/chartex" xmlns:cx2="http://schemas.microsoft.com/office/drawing/2015/10/21/chartex" xmlns:cx3="http://schemas.microsoft.com/office/drawing/2016/5/9/chartex" xmlns:cx4="http://schemas.microsoft.com/office/drawing/2016/5/10/chartex" xmlns:cx5="http://schemas.microsoft.com/office/drawing/2016/5/11/chartex" xmlns:cx6="http://schemas.microsoft.com/office/drawing/2016/5/12/chartex" xmlns:cx7="http://schemas.microsoft.com/office/drawing/2016/5/13/chartex" xmlns:cx8="http://schemas.microsoft.com/office/drawing/2016/5/14/chartex" xmlns:mc="http://schemas.openxmlformats.org/markup-compatibility/2006" xmlns:m="http://schemas.openxmlformats.org/officeDocument/2006/math" xmlns:aink="http://schemas.microsoft.com/office/drawing/2016/ink" xmlns:am3d="http://schemas.microsoft.com/office/drawing/2017/model3d" xmlns:oel="http://schemas.microsoft.com/office/2019/extlst" xmlns:r="http://schemas.openxmlformats.org/officeDocument/2006/relationships" xmlns:wp14="http://schemas.microsoft.com/office/word/2010/wordprocessingDrawing" xmlns:wp="http://schemas.openxmlformats.org/drawingml/2006/wordprocessingDrawing" xmlns:wpg="http://schemas.microsoft.com/office/word/2010/wordprocessingGroup" xmlns:wpi="http://schemas.microsoft.com/office/word/2010/wordprocessingInk" xmlns:wps="http://schemas.microsoft.com/office/word/2010/wordprocessingShape" xmlns:o="urn:schemas-microsoft-com:office:office" xmlns:v="urn:schemas-microsoft-com:vml" xmlns:w10="urn:schemas-microsoft-com:office:word" xmlns:w="http://schemas.openxmlformats.org/wordprocessingml/2006/main" xmlns:w14="http://schemas.microsoft.com/office/word/2010/wordml" xmlns:w15="http://schemas.microsoft.com/office/word/2012/wordml" xmlns:w16cex="http://schemas.microsoft.com/office/word/2018/wordml/cex" xmlns:w16cid="http://schemas.microsoft.com/office/word/2016/wordml/cid" xmlns:w16="http://schemas.microsoft.com/office/word/2018/wordml" xmlns:w16sdtdh="http://schemas.microsoft.com/office/word/2020/wordml/sdtdatahash" xmlns:w16sdtfl="http://schemas.microsoft.com/office/word/2024/wordml/sdtformatlock" xmlns:w16se="http://schemas.microsoft.com/office/word/2015/wordml/symex" xmlns:w16du="http://schemas.microsoft.com/office/word/2023/wordml/word16du" xmlns:wne="http://schemas.microsoft.com/office/word/2006/wordml" mc:Ignorable="w14 w15 w16se w16cid w16 w16cex w16sdtdh w16sdtfl w16du wp14">
   <w:p>
     <w:pPr>
       <w:pStyle w:val="Header"/>
@@ -6706,7 +6685,7 @@
       <w:rPr>
         <w:noProof/>
       </w:rPr>
-      <w:pict w14:anchorId="2E3FD6E4">
+      <w:pict w14:anchorId="318BA588">
         <v:shapetype id="_x0000_t136" coordsize="21600,21600" o:spt="136" adj="10800" path="m@7,l@8,m@5,21600l@6,21600e">
           <v:formulas>
             <v:f eqn="sum #0 0 10800"/>
@@ -6731,7 +6710,7 @@
           </v:handles>
           <o:lock v:ext="edit" text="t" shapetype="t"/>
         </v:shapetype>
-        <v:shape id="_x0000_s2057" type="#_x0000_t136" alt="" style="position:absolute;margin-left:0;margin-top:0;width:410.05pt;height:249.6pt;rotation:315;z-index:-251609067;mso-wrap-edited:f;mso-width-percent:0;mso-height-percent:0;mso-position-horizontal:center;mso-position-horizontal-relative:margin;mso-position-vertical:center;mso-position-vertical-relative:margin;mso-width-percent:0;mso-height-percent:0" o:allowincell="f" fillcolor="#7f7f7f [1612]" stroked="f">
+        <v:shape id="_x0000_s1033" type="#_x0000_t136" alt="" style="position:absolute;margin-left:0;margin-top:0;width:410.05pt;height:249.6pt;rotation:315;z-index:-251609067;mso-wrap-edited:f;mso-width-percent:0;mso-height-percent:0;mso-position-horizontal:center;mso-position-horizontal-relative:margin;mso-position-vertical:center;mso-position-vertical-relative:margin;mso-width-percent:0;mso-height-percent:0" o:allowincell="f" fillcolor="#7f7f7f [1612]" stroked="f">
           <v:fill opacity="6553f"/>
           <v:textpath style="font-family:&quot;Helvetica Neue&quot;;font-size:1pt" string="JGS"/>
           <w10:wrap anchorx="margin" anchory="margin"/>
@@ -6743,7 +6722,7 @@
 </file>
 
 <file path=word/header12.xml><?xml version="1.0" encoding="utf-8"?>
-<w:hdr xmlns:wpc="http://schemas.microsoft.com/office/word/2010/wordprocessingCanvas" xmlns:cx="http://schemas.microsoft.com/office/drawing/2014/chartex" xmlns:cx1="http://schemas.microsoft.com/office/drawing/2015/9/8/chartex" xmlns:cx2="http://schemas.microsoft.com/office/drawing/2015/10/21/chartex" xmlns:cx3="http://schemas.microsoft.com/office/drawing/2016/5/9/chartex" xmlns:cx4="http://schemas.microsoft.com/office/drawing/2016/5/10/chartex" xmlns:cx5="http://schemas.microsoft.com/office/drawing/2016/5/11/chartex" xmlns:cx6="http://schemas.microsoft.com/office/drawing/2016/5/12/chartex" xmlns:cx7="http://schemas.microsoft.com/office/drawing/2016/5/13/chartex" xmlns:cx8="http://schemas.microsoft.com/office/drawing/2016/5/14/chartex" xmlns:mc="http://schemas.openxmlformats.org/markup-compatibility/2006" xmlns:aink="http://schemas.microsoft.com/office/drawing/2016/ink" xmlns:am3d="http://schemas.microsoft.com/office/drawing/2017/model3d" xmlns:o="urn:schemas-microsoft-com:office:office" xmlns:r="http://schemas.openxmlformats.org/officeDocument/2006/relationships" xmlns:m="http://schemas.openxmlformats.org/officeDocument/2006/math" xmlns:v="urn:schemas-microsoft-com:vml" xmlns:wp14="http://schemas.microsoft.com/office/word/2010/wordprocessingDrawing" xmlns:wp="http://schemas.openxmlformats.org/drawingml/2006/wordprocessingDrawing" xmlns:w10="urn:schemas-microsoft-com:office:word" xmlns:w="http://schemas.openxmlformats.org/wordprocessingml/2006/main" xmlns:w14="http://schemas.microsoft.com/office/word/2010/wordml" xmlns:w15="http://schemas.microsoft.com/office/word/2012/wordml" xmlns:w16cid="http://schemas.microsoft.com/office/word/2016/wordml/cid" xmlns:w16se="http://schemas.microsoft.com/office/word/2015/wordml/symex" xmlns:wpg="http://schemas.microsoft.com/office/word/2010/wordprocessingGroup" xmlns:wpi="http://schemas.microsoft.com/office/word/2010/wordprocessingInk" xmlns:wne="http://schemas.microsoft.com/office/word/2006/wordml" xmlns:wps="http://schemas.microsoft.com/office/word/2010/wordprocessingShape" mc:Ignorable="w14 w15 w16se w16cid wp14">
+<w:hdr xmlns:wpc="http://schemas.microsoft.com/office/word/2010/wordprocessingCanvas" xmlns:cx="http://schemas.microsoft.com/office/drawing/2014/chartex" xmlns:cx1="http://schemas.microsoft.com/office/drawing/2015/9/8/chartex" xmlns:cx2="http://schemas.microsoft.com/office/drawing/2015/10/21/chartex" xmlns:cx3="http://schemas.microsoft.com/office/drawing/2016/5/9/chartex" xmlns:cx4="http://schemas.microsoft.com/office/drawing/2016/5/10/chartex" xmlns:cx5="http://schemas.microsoft.com/office/drawing/2016/5/11/chartex" xmlns:cx6="http://schemas.microsoft.com/office/drawing/2016/5/12/chartex" xmlns:cx7="http://schemas.microsoft.com/office/drawing/2016/5/13/chartex" xmlns:cx8="http://schemas.microsoft.com/office/drawing/2016/5/14/chartex" xmlns:mc="http://schemas.openxmlformats.org/markup-compatibility/2006" xmlns:m="http://schemas.openxmlformats.org/officeDocument/2006/math" xmlns:aink="http://schemas.microsoft.com/office/drawing/2016/ink" xmlns:am3d="http://schemas.microsoft.com/office/drawing/2017/model3d" xmlns:oel="http://schemas.microsoft.com/office/2019/extlst" xmlns:r="http://schemas.openxmlformats.org/officeDocument/2006/relationships" xmlns:wp14="http://schemas.microsoft.com/office/word/2010/wordprocessingDrawing" xmlns:wp="http://schemas.openxmlformats.org/drawingml/2006/wordprocessingDrawing" xmlns:wpg="http://schemas.microsoft.com/office/word/2010/wordprocessingGroup" xmlns:wpi="http://schemas.microsoft.com/office/word/2010/wordprocessingInk" xmlns:wps="http://schemas.microsoft.com/office/word/2010/wordprocessingShape" xmlns:o="urn:schemas-microsoft-com:office:office" xmlns:v="urn:schemas-microsoft-com:vml" xmlns:w10="urn:schemas-microsoft-com:office:word" xmlns:w="http://schemas.openxmlformats.org/wordprocessingml/2006/main" xmlns:w14="http://schemas.microsoft.com/office/word/2010/wordml" xmlns:w15="http://schemas.microsoft.com/office/word/2012/wordml" xmlns:w16cex="http://schemas.microsoft.com/office/word/2018/wordml/cex" xmlns:w16cid="http://schemas.microsoft.com/office/word/2016/wordml/cid" xmlns:w16="http://schemas.microsoft.com/office/word/2018/wordml" xmlns:w16sdtdh="http://schemas.microsoft.com/office/word/2020/wordml/sdtdatahash" xmlns:w16sdtfl="http://schemas.microsoft.com/office/word/2024/wordml/sdtformatlock" xmlns:w16se="http://schemas.microsoft.com/office/word/2015/wordml/symex" xmlns:w16du="http://schemas.microsoft.com/office/word/2023/wordml/word16du" xmlns:wne="http://schemas.microsoft.com/office/word/2006/wordml" mc:Ignorable="w14 w15 w16se w16cid w16 w16cex w16sdtdh w16sdtfl w16du wp14">
   <w:p>
     <w:pPr>
       <w:pStyle w:val="Header"/>
@@ -6752,7 +6731,7 @@
       <w:rPr>
         <w:noProof/>
       </w:rPr>
-      <w:pict w14:anchorId="22F2584D">
+      <w:pict w14:anchorId="2BD8129D">
         <v:shapetype id="_x0000_t136" coordsize="21600,21600" o:spt="136" adj="10800" path="m@7,l@8,m@5,21600l@6,21600e">
           <v:formulas>
             <v:f eqn="sum #0 0 10800"/>
@@ -6777,7 +6756,7 @@
           </v:handles>
           <o:lock v:ext="edit" text="t" shapetype="t"/>
         </v:shapetype>
-        <v:shape id="_x0000_s2056" type="#_x0000_t136" alt="" style="position:absolute;margin-left:0;margin-top:0;width:410.05pt;height:249.6pt;rotation:315;z-index:-251617259;mso-wrap-edited:f;mso-width-percent:0;mso-height-percent:0;mso-position-horizontal:center;mso-position-horizontal-relative:margin;mso-position-vertical:center;mso-position-vertical-relative:margin;mso-width-percent:0;mso-height-percent:0" o:allowincell="f" fillcolor="#7f7f7f [1612]" stroked="f">
+        <v:shape id="_x0000_s1032" type="#_x0000_t136" alt="" style="position:absolute;margin-left:0;margin-top:0;width:410.05pt;height:249.6pt;rotation:315;z-index:-251617259;mso-wrap-edited:f;mso-width-percent:0;mso-height-percent:0;mso-position-horizontal:center;mso-position-horizontal-relative:margin;mso-position-vertical:center;mso-position-vertical-relative:margin;mso-width-percent:0;mso-height-percent:0" o:allowincell="f" fillcolor="#7f7f7f [1612]" stroked="f">
           <v:fill opacity="6553f"/>
           <v:textpath style="font-family:&quot;Helvetica Neue&quot;;font-size:1pt" string="JGS"/>
           <w10:wrap anchorx="margin" anchory="margin"/>
@@ -6789,7 +6768,7 @@
 </file>
 
 <file path=word/header13.xml><?xml version="1.0" encoding="utf-8"?>
-<w:hdr xmlns:wpc="http://schemas.microsoft.com/office/word/2010/wordprocessingCanvas" xmlns:cx="http://schemas.microsoft.com/office/drawing/2014/chartex" xmlns:cx1="http://schemas.microsoft.com/office/drawing/2015/9/8/chartex" xmlns:cx2="http://schemas.microsoft.com/office/drawing/2015/10/21/chartex" xmlns:cx3="http://schemas.microsoft.com/office/drawing/2016/5/9/chartex" xmlns:cx4="http://schemas.microsoft.com/office/drawing/2016/5/10/chartex" xmlns:cx5="http://schemas.microsoft.com/office/drawing/2016/5/11/chartex" xmlns:cx6="http://schemas.microsoft.com/office/drawing/2016/5/12/chartex" xmlns:cx7="http://schemas.microsoft.com/office/drawing/2016/5/13/chartex" xmlns:cx8="http://schemas.microsoft.com/office/drawing/2016/5/14/chartex" xmlns:mc="http://schemas.openxmlformats.org/markup-compatibility/2006" xmlns:aink="http://schemas.microsoft.com/office/drawing/2016/ink" xmlns:am3d="http://schemas.microsoft.com/office/drawing/2017/model3d" xmlns:o="urn:schemas-microsoft-com:office:office" xmlns:r="http://schemas.openxmlformats.org/officeDocument/2006/relationships" xmlns:m="http://schemas.openxmlformats.org/officeDocument/2006/math" xmlns:v="urn:schemas-microsoft-com:vml" xmlns:wp14="http://schemas.microsoft.com/office/word/2010/wordprocessingDrawing" xmlns:wp="http://schemas.openxmlformats.org/drawingml/2006/wordprocessingDrawing" xmlns:w10="urn:schemas-microsoft-com:office:word" xmlns:w="http://schemas.openxmlformats.org/wordprocessingml/2006/main" xmlns:w14="http://schemas.microsoft.com/office/word/2010/wordml" xmlns:w15="http://schemas.microsoft.com/office/word/2012/wordml" xmlns:w16cid="http://schemas.microsoft.com/office/word/2016/wordml/cid" xmlns:w16se="http://schemas.microsoft.com/office/word/2015/wordml/symex" xmlns:wpg="http://schemas.microsoft.com/office/word/2010/wordprocessingGroup" xmlns:wpi="http://schemas.microsoft.com/office/word/2010/wordprocessingInk" xmlns:wne="http://schemas.microsoft.com/office/word/2006/wordml" xmlns:wps="http://schemas.microsoft.com/office/word/2010/wordprocessingShape" mc:Ignorable="w14 w15 w16se w16cid wp14">
+<w:hdr xmlns:wpc="http://schemas.microsoft.com/office/word/2010/wordprocessingCanvas" xmlns:cx="http://schemas.microsoft.com/office/drawing/2014/chartex" xmlns:cx1="http://schemas.microsoft.com/office/drawing/2015/9/8/chartex" xmlns:cx2="http://schemas.microsoft.com/office/drawing/2015/10/21/chartex" xmlns:cx3="http://schemas.microsoft.com/office/drawing/2016/5/9/chartex" xmlns:cx4="http://schemas.microsoft.com/office/drawing/2016/5/10/chartex" xmlns:cx5="http://schemas.microsoft.com/office/drawing/2016/5/11/chartex" xmlns:cx6="http://schemas.microsoft.com/office/drawing/2016/5/12/chartex" xmlns:cx7="http://schemas.microsoft.com/office/drawing/2016/5/13/chartex" xmlns:cx8="http://schemas.microsoft.com/office/drawing/2016/5/14/chartex" xmlns:mc="http://schemas.openxmlformats.org/markup-compatibility/2006" xmlns:m="http://schemas.openxmlformats.org/officeDocument/2006/math" xmlns:aink="http://schemas.microsoft.com/office/drawing/2016/ink" xmlns:am3d="http://schemas.microsoft.com/office/drawing/2017/model3d" xmlns:oel="http://schemas.microsoft.com/office/2019/extlst" xmlns:r="http://schemas.openxmlformats.org/officeDocument/2006/relationships" xmlns:wp14="http://schemas.microsoft.com/office/word/2010/wordprocessingDrawing" xmlns:wp="http://schemas.openxmlformats.org/drawingml/2006/wordprocessingDrawing" xmlns:wpg="http://schemas.microsoft.com/office/word/2010/wordprocessingGroup" xmlns:wpi="http://schemas.microsoft.com/office/word/2010/wordprocessingInk" xmlns:wps="http://schemas.microsoft.com/office/word/2010/wordprocessingShape" xmlns:o="urn:schemas-microsoft-com:office:office" xmlns:v="urn:schemas-microsoft-com:vml" xmlns:w10="urn:schemas-microsoft-com:office:word" xmlns:w="http://schemas.openxmlformats.org/wordprocessingml/2006/main" xmlns:w14="http://schemas.microsoft.com/office/word/2010/wordml" xmlns:w15="http://schemas.microsoft.com/office/word/2012/wordml" xmlns:w16cex="http://schemas.microsoft.com/office/word/2018/wordml/cex" xmlns:w16cid="http://schemas.microsoft.com/office/word/2016/wordml/cid" xmlns:w16="http://schemas.microsoft.com/office/word/2018/wordml" xmlns:w16sdtdh="http://schemas.microsoft.com/office/word/2020/wordml/sdtdatahash" xmlns:w16sdtfl="http://schemas.microsoft.com/office/word/2024/wordml/sdtformatlock" xmlns:w16se="http://schemas.microsoft.com/office/word/2015/wordml/symex" xmlns:w16du="http://schemas.microsoft.com/office/word/2023/wordml/word16du" xmlns:wne="http://schemas.microsoft.com/office/word/2006/wordml" mc:Ignorable="w14 w15 w16se w16cid w16 w16cex w16sdtdh w16sdtfl w16du wp14">
   <w:p>
     <w:pPr>
       <w:pStyle w:val="Header"/>
@@ -6798,7 +6777,7 @@
       <w:rPr>
         <w:noProof/>
       </w:rPr>
-      <w:pict w14:anchorId="1225F9B9">
+      <w:pict w14:anchorId="038F130A">
         <v:shapetype id="_x0000_t136" coordsize="21600,21600" o:spt="136" adj="10800" path="m@7,l@8,m@5,21600l@6,21600e">
           <v:formulas>
             <v:f eqn="sum #0 0 10800"/>
@@ -6823,7 +6802,7 @@
           </v:handles>
           <o:lock v:ext="edit" text="t" shapetype="t"/>
         </v:shapetype>
-        <v:shape id="_x0000_s2055" type="#_x0000_t136" alt="" style="position:absolute;margin-left:0;margin-top:0;width:410.05pt;height:249.6pt;rotation:315;z-index:-251600875;mso-wrap-edited:f;mso-width-percent:0;mso-height-percent:0;mso-position-horizontal:center;mso-position-horizontal-relative:margin;mso-position-vertical:center;mso-position-vertical-relative:margin;mso-width-percent:0;mso-height-percent:0" o:allowincell="f" fillcolor="#7f7f7f [1612]" stroked="f">
+        <v:shape id="_x0000_s1031" type="#_x0000_t136" alt="" style="position:absolute;margin-left:0;margin-top:0;width:410.05pt;height:249.6pt;rotation:315;z-index:-251600875;mso-wrap-edited:f;mso-width-percent:0;mso-height-percent:0;mso-position-horizontal:center;mso-position-horizontal-relative:margin;mso-position-vertical:center;mso-position-vertical-relative:margin;mso-width-percent:0;mso-height-percent:0" o:allowincell="f" fillcolor="#7f7f7f [1612]" stroked="f">
           <v:fill opacity="6553f"/>
           <v:textpath style="font-family:&quot;Helvetica Neue&quot;;font-size:1pt" string="JGS"/>
           <w10:wrap anchorx="margin" anchory="margin"/>
@@ -6834,7 +6813,7 @@
       <w:rPr>
         <w:noProof/>
       </w:rPr>
-      <w:pict w14:anchorId="7BD5AA55">
+      <w:pict w14:anchorId="7976F8DC">
         <v:shapetype id="_x0000_t75" coordsize="21600,21600" o:spt="75" o:preferrelative="t" path="m@4@5l@4@11@9@11@9@5xe" filled="f" stroked="f">
           <v:stroke joinstyle="miter"/>
           <v:formulas>
@@ -6854,7 +6833,7 @@
           <v:path o:extrusionok="f" gradientshapeok="t" o:connecttype="rect"/>
           <o:lock v:ext="edit" aspectratio="t"/>
         </v:shapetype>
-        <v:shape id="_x0000_s2054" type="#_x0000_t75" alt="" style="position:absolute;margin-left:0;margin-top:0;width:459pt;height:594pt;z-index:-251658221;mso-wrap-edited:f;mso-width-percent:0;mso-height-percent:0;mso-position-horizontal:center;mso-position-horizontal-relative:margin;mso-position-vertical:center;mso-position-vertical-relative:margin;mso-width-percent:0;mso-height-percent:0" o:allowincell="f">
+        <v:shape id="_x0000_s1030" type="#_x0000_t75" alt="" style="position:absolute;margin-left:0;margin-top:0;width:459pt;height:594pt;z-index:-251658221;mso-wrap-edited:f;mso-width-percent:0;mso-height-percent:0;mso-position-horizontal:center;mso-position-horizontal-relative:margin;mso-position-vertical:center;mso-position-vertical-relative:margin;mso-width-percent:0;mso-height-percent:0" o:allowincell="f">
           <v:imagedata r:id="rId1" o:title="doc-front-page"/>
           <w10:wrap anchorx="margin" anchory="margin"/>
         </v:shape>
@@ -6864,8 +6843,8 @@
       <w:rPr>
         <w:noProof/>
       </w:rPr>
-      <w:pict w14:anchorId="026EDB68">
-        <v:shape id="_x0000_s2053" type="#_x0000_t75" alt="" style="position:absolute;margin-left:0;margin-top:0;width:459pt;height:594pt;z-index:-251658230;mso-wrap-edited:f;mso-width-percent:0;mso-height-percent:0;mso-position-horizontal:center;mso-position-horizontal-relative:margin;mso-position-vertical:center;mso-position-vertical-relative:margin;mso-width-percent:0;mso-height-percent:0" o:allowincell="f">
+      <w:pict w14:anchorId="6618E6F3">
+        <v:shape id="_x0000_s1029" type="#_x0000_t75" alt="" style="position:absolute;margin-left:0;margin-top:0;width:459pt;height:594pt;z-index:-251658230;mso-wrap-edited:f;mso-width-percent:0;mso-height-percent:0;mso-position-horizontal:center;mso-position-horizontal-relative:margin;mso-position-vertical:center;mso-position-vertical-relative:margin;mso-width-percent:0;mso-height-percent:0" o:allowincell="f">
           <v:imagedata r:id="rId1" o:title="doc-front-page"/>
           <w10:wrap anchorx="margin" anchory="margin"/>
         </v:shape>
@@ -6876,7 +6855,7 @@
 </file>
 
 <file path=word/header14.xml><?xml version="1.0" encoding="utf-8"?>
-<w:hdr xmlns:wpc="http://schemas.microsoft.com/office/word/2010/wordprocessingCanvas" xmlns:cx="http://schemas.microsoft.com/office/drawing/2014/chartex" xmlns:cx1="http://schemas.microsoft.com/office/drawing/2015/9/8/chartex" xmlns:cx2="http://schemas.microsoft.com/office/drawing/2015/10/21/chartex" xmlns:cx3="http://schemas.microsoft.com/office/drawing/2016/5/9/chartex" xmlns:cx4="http://schemas.microsoft.com/office/drawing/2016/5/10/chartex" xmlns:cx5="http://schemas.microsoft.com/office/drawing/2016/5/11/chartex" xmlns:cx6="http://schemas.microsoft.com/office/drawing/2016/5/12/chartex" xmlns:cx7="http://schemas.microsoft.com/office/drawing/2016/5/13/chartex" xmlns:cx8="http://schemas.microsoft.com/office/drawing/2016/5/14/chartex" xmlns:mc="http://schemas.openxmlformats.org/markup-compatibility/2006" xmlns:aink="http://schemas.microsoft.com/office/drawing/2016/ink" xmlns:am3d="http://schemas.microsoft.com/office/drawing/2017/model3d" xmlns:o="urn:schemas-microsoft-com:office:office" xmlns:r="http://schemas.openxmlformats.org/officeDocument/2006/relationships" xmlns:m="http://schemas.openxmlformats.org/officeDocument/2006/math" xmlns:v="urn:schemas-microsoft-com:vml" xmlns:wp14="http://schemas.microsoft.com/office/word/2010/wordprocessingDrawing" xmlns:wp="http://schemas.openxmlformats.org/drawingml/2006/wordprocessingDrawing" xmlns:w10="urn:schemas-microsoft-com:office:word" xmlns:w="http://schemas.openxmlformats.org/wordprocessingml/2006/main" xmlns:w14="http://schemas.microsoft.com/office/word/2010/wordml" xmlns:w15="http://schemas.microsoft.com/office/word/2012/wordml" xmlns:w16cid="http://schemas.microsoft.com/office/word/2016/wordml/cid" xmlns:w16se="http://schemas.microsoft.com/office/word/2015/wordml/symex" xmlns:wpg="http://schemas.microsoft.com/office/word/2010/wordprocessingGroup" xmlns:wpi="http://schemas.microsoft.com/office/word/2010/wordprocessingInk" xmlns:wne="http://schemas.microsoft.com/office/word/2006/wordml" xmlns:wps="http://schemas.microsoft.com/office/word/2010/wordprocessingShape" mc:Ignorable="w14 w15 w16se w16cid wp14">
+<w:hdr xmlns:wpc="http://schemas.microsoft.com/office/word/2010/wordprocessingCanvas" xmlns:cx="http://schemas.microsoft.com/office/drawing/2014/chartex" xmlns:cx1="http://schemas.microsoft.com/office/drawing/2015/9/8/chartex" xmlns:cx2="http://schemas.microsoft.com/office/drawing/2015/10/21/chartex" xmlns:cx3="http://schemas.microsoft.com/office/drawing/2016/5/9/chartex" xmlns:cx4="http://schemas.microsoft.com/office/drawing/2016/5/10/chartex" xmlns:cx5="http://schemas.microsoft.com/office/drawing/2016/5/11/chartex" xmlns:cx6="http://schemas.microsoft.com/office/drawing/2016/5/12/chartex" xmlns:cx7="http://schemas.microsoft.com/office/drawing/2016/5/13/chartex" xmlns:cx8="http://schemas.microsoft.com/office/drawing/2016/5/14/chartex" xmlns:mc="http://schemas.openxmlformats.org/markup-compatibility/2006" xmlns:m="http://schemas.openxmlformats.org/officeDocument/2006/math" xmlns:aink="http://schemas.microsoft.com/office/drawing/2016/ink" xmlns:am3d="http://schemas.microsoft.com/office/drawing/2017/model3d" xmlns:oel="http://schemas.microsoft.com/office/2019/extlst" xmlns:r="http://schemas.openxmlformats.org/officeDocument/2006/relationships" xmlns:wp14="http://schemas.microsoft.com/office/word/2010/wordprocessingDrawing" xmlns:wp="http://schemas.openxmlformats.org/drawingml/2006/wordprocessingDrawing" xmlns:wpg="http://schemas.microsoft.com/office/word/2010/wordprocessingGroup" xmlns:wpi="http://schemas.microsoft.com/office/word/2010/wordprocessingInk" xmlns:wps="http://schemas.microsoft.com/office/word/2010/wordprocessingShape" xmlns:o="urn:schemas-microsoft-com:office:office" xmlns:v="urn:schemas-microsoft-com:vml" xmlns:w10="urn:schemas-microsoft-com:office:word" xmlns:w="http://schemas.openxmlformats.org/wordprocessingml/2006/main" xmlns:w14="http://schemas.microsoft.com/office/word/2010/wordml" xmlns:w15="http://schemas.microsoft.com/office/word/2012/wordml" xmlns:w16cex="http://schemas.microsoft.com/office/word/2018/wordml/cex" xmlns:w16cid="http://schemas.microsoft.com/office/word/2016/wordml/cid" xmlns:w16="http://schemas.microsoft.com/office/word/2018/wordml" xmlns:w16sdtdh="http://schemas.microsoft.com/office/word/2020/wordml/sdtdatahash" xmlns:w16sdtfl="http://schemas.microsoft.com/office/word/2024/wordml/sdtformatlock" xmlns:w16se="http://schemas.microsoft.com/office/word/2015/wordml/symex" xmlns:w16du="http://schemas.microsoft.com/office/word/2023/wordml/word16du" xmlns:wne="http://schemas.microsoft.com/office/word/2006/wordml" mc:Ignorable="w14 w15 w16se w16cid w16 w16cex w16sdtdh w16sdtfl w16du wp14">
   <w:p>
     <w:pPr>
       <w:pStyle w:val="Header"/>
@@ -6890,7 +6869,7 @@
         <w:i/>
         <w:noProof/>
       </w:rPr>
-      <w:pict w14:anchorId="7AEFC3F5">
+      <w:pict w14:anchorId="2DE4C3BC">
         <v:shapetype id="_x0000_t136" coordsize="21600,21600" o:spt="136" adj="10800" path="m@7,l@8,m@5,21600l@6,21600e">
           <v:formulas>
             <v:f eqn="sum #0 0 10800"/>
@@ -6915,7 +6894,7 @@
           </v:handles>
           <o:lock v:ext="edit" text="t" shapetype="t"/>
         </v:shapetype>
-        <v:shape id="_x0000_s2052" type="#_x0000_t136" alt="" style="position:absolute;left:0;text-align:left;margin-left:0;margin-top:0;width:410.05pt;height:249.6pt;rotation:315;z-index:-251596779;mso-wrap-edited:f;mso-width-percent:0;mso-height-percent:0;mso-position-horizontal:center;mso-position-horizontal-relative:margin;mso-position-vertical:center;mso-position-vertical-relative:margin;mso-width-percent:0;mso-height-percent:0" o:allowincell="f" fillcolor="#7f7f7f [1612]" stroked="f">
+        <v:shape id="_x0000_s1028" type="#_x0000_t136" alt="" style="position:absolute;left:0;text-align:left;margin-left:0;margin-top:0;width:410.05pt;height:249.6pt;rotation:315;z-index:-251596779;mso-wrap-edited:f;mso-width-percent:0;mso-height-percent:0;mso-position-horizontal:center;mso-position-horizontal-relative:margin;mso-position-vertical:center;mso-position-vertical-relative:margin;mso-width-percent:0;mso-height-percent:0" o:allowincell="f" fillcolor="#7f7f7f [1612]" stroked="f">
           <v:fill opacity="6553f"/>
           <v:textpath style="font-family:&quot;Helvetica Neue&quot;;font-size:1pt" string="JGS"/>
           <w10:wrap anchorx="margin" anchory="margin"/>
@@ -7015,7 +6994,7 @@
 </file>
 
 <file path=word/header15.xml><?xml version="1.0" encoding="utf-8"?>
-<w:hdr xmlns:wpc="http://schemas.microsoft.com/office/word/2010/wordprocessingCanvas" xmlns:cx="http://schemas.microsoft.com/office/drawing/2014/chartex" xmlns:cx1="http://schemas.microsoft.com/office/drawing/2015/9/8/chartex" xmlns:cx2="http://schemas.microsoft.com/office/drawing/2015/10/21/chartex" xmlns:cx3="http://schemas.microsoft.com/office/drawing/2016/5/9/chartex" xmlns:cx4="http://schemas.microsoft.com/office/drawing/2016/5/10/chartex" xmlns:cx5="http://schemas.microsoft.com/office/drawing/2016/5/11/chartex" xmlns:cx6="http://schemas.microsoft.com/office/drawing/2016/5/12/chartex" xmlns:cx7="http://schemas.microsoft.com/office/drawing/2016/5/13/chartex" xmlns:cx8="http://schemas.microsoft.com/office/drawing/2016/5/14/chartex" xmlns:mc="http://schemas.openxmlformats.org/markup-compatibility/2006" xmlns:aink="http://schemas.microsoft.com/office/drawing/2016/ink" xmlns:am3d="http://schemas.microsoft.com/office/drawing/2017/model3d" xmlns:o="urn:schemas-microsoft-com:office:office" xmlns:r="http://schemas.openxmlformats.org/officeDocument/2006/relationships" xmlns:m="http://schemas.openxmlformats.org/officeDocument/2006/math" xmlns:v="urn:schemas-microsoft-com:vml" xmlns:wp14="http://schemas.microsoft.com/office/word/2010/wordprocessingDrawing" xmlns:wp="http://schemas.openxmlformats.org/drawingml/2006/wordprocessingDrawing" xmlns:w10="urn:schemas-microsoft-com:office:word" xmlns:w="http://schemas.openxmlformats.org/wordprocessingml/2006/main" xmlns:w14="http://schemas.microsoft.com/office/word/2010/wordml" xmlns:w15="http://schemas.microsoft.com/office/word/2012/wordml" xmlns:w16cid="http://schemas.microsoft.com/office/word/2016/wordml/cid" xmlns:w16se="http://schemas.microsoft.com/office/word/2015/wordml/symex" xmlns:wpg="http://schemas.microsoft.com/office/word/2010/wordprocessingGroup" xmlns:wpi="http://schemas.microsoft.com/office/word/2010/wordprocessingInk" xmlns:wne="http://schemas.microsoft.com/office/word/2006/wordml" xmlns:wps="http://schemas.microsoft.com/office/word/2010/wordprocessingShape" mc:Ignorable="w14 w15 w16se w16cid wp14">
+<w:hdr xmlns:wpc="http://schemas.microsoft.com/office/word/2010/wordprocessingCanvas" xmlns:cx="http://schemas.microsoft.com/office/drawing/2014/chartex" xmlns:cx1="http://schemas.microsoft.com/office/drawing/2015/9/8/chartex" xmlns:cx2="http://schemas.microsoft.com/office/drawing/2015/10/21/chartex" xmlns:cx3="http://schemas.microsoft.com/office/drawing/2016/5/9/chartex" xmlns:cx4="http://schemas.microsoft.com/office/drawing/2016/5/10/chartex" xmlns:cx5="http://schemas.microsoft.com/office/drawing/2016/5/11/chartex" xmlns:cx6="http://schemas.microsoft.com/office/drawing/2016/5/12/chartex" xmlns:cx7="http://schemas.microsoft.com/office/drawing/2016/5/13/chartex" xmlns:cx8="http://schemas.microsoft.com/office/drawing/2016/5/14/chartex" xmlns:mc="http://schemas.openxmlformats.org/markup-compatibility/2006" xmlns:m="http://schemas.openxmlformats.org/officeDocument/2006/math" xmlns:aink="http://schemas.microsoft.com/office/drawing/2016/ink" xmlns:am3d="http://schemas.microsoft.com/office/drawing/2017/model3d" xmlns:oel="http://schemas.microsoft.com/office/2019/extlst" xmlns:r="http://schemas.openxmlformats.org/officeDocument/2006/relationships" xmlns:wp14="http://schemas.microsoft.com/office/word/2010/wordprocessingDrawing" xmlns:wp="http://schemas.openxmlformats.org/drawingml/2006/wordprocessingDrawing" xmlns:wpg="http://schemas.microsoft.com/office/word/2010/wordprocessingGroup" xmlns:wpi="http://schemas.microsoft.com/office/word/2010/wordprocessingInk" xmlns:wps="http://schemas.microsoft.com/office/word/2010/wordprocessingShape" xmlns:o="urn:schemas-microsoft-com:office:office" xmlns:v="urn:schemas-microsoft-com:vml" xmlns:w10="urn:schemas-microsoft-com:office:word" xmlns:w="http://schemas.openxmlformats.org/wordprocessingml/2006/main" xmlns:w14="http://schemas.microsoft.com/office/word/2010/wordml" xmlns:w15="http://schemas.microsoft.com/office/word/2012/wordml" xmlns:w16cex="http://schemas.microsoft.com/office/word/2018/wordml/cex" xmlns:w16cid="http://schemas.microsoft.com/office/word/2016/wordml/cid" xmlns:w16="http://schemas.microsoft.com/office/word/2018/wordml" xmlns:w16sdtdh="http://schemas.microsoft.com/office/word/2020/wordml/sdtdatahash" xmlns:w16sdtfl="http://schemas.microsoft.com/office/word/2024/wordml/sdtformatlock" xmlns:w16se="http://schemas.microsoft.com/office/word/2015/wordml/symex" xmlns:w16du="http://schemas.microsoft.com/office/word/2023/wordml/word16du" xmlns:wne="http://schemas.microsoft.com/office/word/2006/wordml" mc:Ignorable="w14 w15 w16se w16cid w16 w16cex w16sdtdh w16sdtfl w16du wp14">
   <w:p>
     <w:pPr>
       <w:pStyle w:val="Header"/>
@@ -7024,7 +7003,7 @@
       <w:rPr>
         <w:noProof/>
       </w:rPr>
-      <w:pict w14:anchorId="00FF7062">
+      <w:pict w14:anchorId="5A439FDD">
         <v:shapetype id="_x0000_t136" coordsize="21600,21600" o:spt="136" adj="10800" path="m@7,l@8,m@5,21600l@6,21600e">
           <v:formulas>
             <v:f eqn="sum #0 0 10800"/>
@@ -7049,7 +7028,7 @@
           </v:handles>
           <o:lock v:ext="edit" text="t" shapetype="t"/>
         </v:shapetype>
-        <v:shape id="_x0000_s2051" type="#_x0000_t136" alt="" style="position:absolute;margin-left:0;margin-top:0;width:410.05pt;height:249.6pt;rotation:315;z-index:-251604971;mso-wrap-edited:f;mso-width-percent:0;mso-height-percent:0;mso-position-horizontal:center;mso-position-horizontal-relative:margin;mso-position-vertical:center;mso-position-vertical-relative:margin;mso-width-percent:0;mso-height-percent:0" o:allowincell="f" fillcolor="#7f7f7f [1612]" stroked="f">
+        <v:shape id="_x0000_s1027" type="#_x0000_t136" alt="" style="position:absolute;margin-left:0;margin-top:0;width:410.05pt;height:249.6pt;rotation:315;z-index:-251604971;mso-wrap-edited:f;mso-width-percent:0;mso-height-percent:0;mso-position-horizontal:center;mso-position-horizontal-relative:margin;mso-position-vertical:center;mso-position-vertical-relative:margin;mso-width-percent:0;mso-height-percent:0" o:allowincell="f" fillcolor="#7f7f7f [1612]" stroked="f">
           <v:fill opacity="6553f"/>
           <v:textpath style="font-family:&quot;Helvetica Neue&quot;;font-size:1pt" string="JGS"/>
           <w10:wrap anchorx="margin" anchory="margin"/>
@@ -7060,7 +7039,7 @@
       <w:rPr>
         <w:noProof/>
       </w:rPr>
-      <w:pict w14:anchorId="4CF58F32">
+      <w:pict w14:anchorId="092A4C72">
         <v:shapetype id="_x0000_t75" coordsize="21600,21600" o:spt="75" o:preferrelative="t" path="m@4@5l@4@11@9@11@9@5xe" filled="f" stroked="f">
           <v:stroke joinstyle="miter"/>
           <v:formulas>
@@ -7080,7 +7059,7 @@
           <v:path o:extrusionok="f" gradientshapeok="t" o:connecttype="rect"/>
           <o:lock v:ext="edit" aspectratio="t"/>
         </v:shapetype>
-        <v:shape id="_x0000_s2050" type="#_x0000_t75" alt="" style="position:absolute;margin-left:0;margin-top:0;width:459pt;height:594pt;z-index:-251658222;mso-wrap-edited:f;mso-width-percent:0;mso-height-percent:0;mso-position-horizontal:center;mso-position-horizontal-relative:margin;mso-position-vertical:center;mso-position-vertical-relative:margin;mso-width-percent:0;mso-height-percent:0" o:allowincell="f">
+        <v:shape id="_x0000_s1026" type="#_x0000_t75" alt="" style="position:absolute;margin-left:0;margin-top:0;width:459pt;height:594pt;z-index:-251658222;mso-wrap-edited:f;mso-width-percent:0;mso-height-percent:0;mso-position-horizontal:center;mso-position-horizontal-relative:margin;mso-position-vertical:center;mso-position-vertical-relative:margin;mso-width-percent:0;mso-height-percent:0" o:allowincell="f">
           <v:imagedata r:id="rId1" o:title="doc-front-page"/>
           <w10:wrap anchorx="margin" anchory="margin"/>
         </v:shape>
@@ -7090,8 +7069,8 @@
       <w:rPr>
         <w:noProof/>
       </w:rPr>
-      <w:pict w14:anchorId="412879C0">
-        <v:shape id="_x0000_s2049" type="#_x0000_t75" alt="" style="position:absolute;margin-left:0;margin-top:0;width:459pt;height:594pt;z-index:-251658231;mso-wrap-edited:f;mso-width-percent:0;mso-height-percent:0;mso-position-horizontal:center;mso-position-horizontal-relative:margin;mso-position-vertical:center;mso-position-vertical-relative:margin;mso-width-percent:0;mso-height-percent:0" o:allowincell="f">
+      <w:pict w14:anchorId="7A540D8E">
+        <v:shape id="_x0000_s1025" type="#_x0000_t75" alt="" style="position:absolute;margin-left:0;margin-top:0;width:459pt;height:594pt;z-index:-251658231;mso-wrap-edited:f;mso-width-percent:0;mso-height-percent:0;mso-position-horizontal:center;mso-position-horizontal-relative:margin;mso-position-vertical:center;mso-position-vertical-relative:margin;mso-width-percent:0;mso-height-percent:0" o:allowincell="f">
           <v:imagedata r:id="rId1" o:title="doc-front-page"/>
           <w10:wrap anchorx="margin" anchory="margin"/>
         </v:shape>
@@ -7102,7 +7081,7 @@
 </file>
 
 <file path=word/header2.xml><?xml version="1.0" encoding="utf-8"?>
-<w:hdr xmlns:wpc="http://schemas.microsoft.com/office/word/2010/wordprocessingCanvas" xmlns:cx="http://schemas.microsoft.com/office/drawing/2014/chartex" xmlns:cx1="http://schemas.microsoft.com/office/drawing/2015/9/8/chartex" xmlns:cx2="http://schemas.microsoft.com/office/drawing/2015/10/21/chartex" xmlns:cx3="http://schemas.microsoft.com/office/drawing/2016/5/9/chartex" xmlns:cx4="http://schemas.microsoft.com/office/drawing/2016/5/10/chartex" xmlns:cx5="http://schemas.microsoft.com/office/drawing/2016/5/11/chartex" xmlns:cx6="http://schemas.microsoft.com/office/drawing/2016/5/12/chartex" xmlns:cx7="http://schemas.microsoft.com/office/drawing/2016/5/13/chartex" xmlns:cx8="http://schemas.microsoft.com/office/drawing/2016/5/14/chartex" xmlns:mc="http://schemas.openxmlformats.org/markup-compatibility/2006" xmlns:aink="http://schemas.microsoft.com/office/drawing/2016/ink" xmlns:am3d="http://schemas.microsoft.com/office/drawing/2017/model3d" xmlns:o="urn:schemas-microsoft-com:office:office" xmlns:r="http://schemas.openxmlformats.org/officeDocument/2006/relationships" xmlns:m="http://schemas.openxmlformats.org/officeDocument/2006/math" xmlns:v="urn:schemas-microsoft-com:vml" xmlns:wp14="http://schemas.microsoft.com/office/word/2010/wordprocessingDrawing" xmlns:wp="http://schemas.openxmlformats.org/drawingml/2006/wordprocessingDrawing" xmlns:w10="urn:schemas-microsoft-com:office:word" xmlns:w="http://schemas.openxmlformats.org/wordprocessingml/2006/main" xmlns:w14="http://schemas.microsoft.com/office/word/2010/wordml" xmlns:w15="http://schemas.microsoft.com/office/word/2012/wordml" xmlns:w16cid="http://schemas.microsoft.com/office/word/2016/wordml/cid" xmlns:w16se="http://schemas.microsoft.com/office/word/2015/wordml/symex" xmlns:wpg="http://schemas.microsoft.com/office/word/2010/wordprocessingGroup" xmlns:wpi="http://schemas.microsoft.com/office/word/2010/wordprocessingInk" xmlns:wne="http://schemas.microsoft.com/office/word/2006/wordml" xmlns:wps="http://schemas.microsoft.com/office/word/2010/wordprocessingShape" mc:Ignorable="w14 w15 w16se w16cid wp14">
+<w:hdr xmlns:wpc="http://schemas.microsoft.com/office/word/2010/wordprocessingCanvas" xmlns:cx="http://schemas.microsoft.com/office/drawing/2014/chartex" xmlns:cx1="http://schemas.microsoft.com/office/drawing/2015/9/8/chartex" xmlns:cx2="http://schemas.microsoft.com/office/drawing/2015/10/21/chartex" xmlns:cx3="http://schemas.microsoft.com/office/drawing/2016/5/9/chartex" xmlns:cx4="http://schemas.microsoft.com/office/drawing/2016/5/10/chartex" xmlns:cx5="http://schemas.microsoft.com/office/drawing/2016/5/11/chartex" xmlns:cx6="http://schemas.microsoft.com/office/drawing/2016/5/12/chartex" xmlns:cx7="http://schemas.microsoft.com/office/drawing/2016/5/13/chartex" xmlns:cx8="http://schemas.microsoft.com/office/drawing/2016/5/14/chartex" xmlns:mc="http://schemas.openxmlformats.org/markup-compatibility/2006" xmlns:m="http://schemas.openxmlformats.org/officeDocument/2006/math" xmlns:aink="http://schemas.microsoft.com/office/drawing/2016/ink" xmlns:am3d="http://schemas.microsoft.com/office/drawing/2017/model3d" xmlns:oel="http://schemas.microsoft.com/office/2019/extlst" xmlns:r="http://schemas.openxmlformats.org/officeDocument/2006/relationships" xmlns:wp14="http://schemas.microsoft.com/office/word/2010/wordprocessingDrawing" xmlns:wp="http://schemas.openxmlformats.org/drawingml/2006/wordprocessingDrawing" xmlns:wpg="http://schemas.microsoft.com/office/word/2010/wordprocessingGroup" xmlns:wpi="http://schemas.microsoft.com/office/word/2010/wordprocessingInk" xmlns:wps="http://schemas.microsoft.com/office/word/2010/wordprocessingShape" xmlns:o="urn:schemas-microsoft-com:office:office" xmlns:v="urn:schemas-microsoft-com:vml" xmlns:w10="urn:schemas-microsoft-com:office:word" xmlns:w="http://schemas.openxmlformats.org/wordprocessingml/2006/main" xmlns:w14="http://schemas.microsoft.com/office/word/2010/wordml" xmlns:w15="http://schemas.microsoft.com/office/word/2012/wordml" xmlns:w16cex="http://schemas.microsoft.com/office/word/2018/wordml/cex" xmlns:w16cid="http://schemas.microsoft.com/office/word/2016/wordml/cid" xmlns:w16="http://schemas.microsoft.com/office/word/2018/wordml" xmlns:w16sdtdh="http://schemas.microsoft.com/office/word/2020/wordml/sdtdatahash" xmlns:w16sdtfl="http://schemas.microsoft.com/office/word/2024/wordml/sdtformatlock" xmlns:w16se="http://schemas.microsoft.com/office/word/2015/wordml/symex" xmlns:w16du="http://schemas.microsoft.com/office/word/2023/wordml/word16du" xmlns:wne="http://schemas.microsoft.com/office/word/2006/wordml" mc:Ignorable="w14 w15 w16se w16cid w16 w16cex w16sdtdh w16sdtfl w16du wp14">
   <w:p>
     <w:pPr>
       <w:pStyle w:val="Header"/>
@@ -7111,7 +7090,7 @@
       <w:rPr>
         <w:noProof/>
       </w:rPr>
-      <w:pict w14:anchorId="6A3A514B">
+      <w:pict w14:anchorId="3B40084F">
         <v:shapetype id="_x0000_t136" coordsize="21600,21600" o:spt="136" adj="10800" path="m@7,l@8,m@5,21600l@6,21600e">
           <v:formulas>
             <v:f eqn="sum #0 0 10800"/>
@@ -7136,7 +7115,7 @@
           </v:handles>
           <o:lock v:ext="edit" text="t" shapetype="t"/>
         </v:shapetype>
-        <v:shape id="_x0000_s2077" type="#_x0000_t136" alt="" style="position:absolute;margin-left:0;margin-top:0;width:410.05pt;height:249.6pt;rotation:315;z-index:-251645931;mso-wrap-edited:f;mso-width-percent:0;mso-height-percent:0;mso-position-horizontal:center;mso-position-horizontal-relative:margin;mso-position-vertical:center;mso-position-vertical-relative:margin;mso-width-percent:0;mso-height-percent:0" o:allowincell="f" fillcolor="#7f7f7f [1612]" stroked="f">
+        <v:shape id="_x0000_s1053" type="#_x0000_t136" alt="" style="position:absolute;margin-left:0;margin-top:0;width:410.05pt;height:249.6pt;rotation:315;z-index:-251645931;mso-wrap-edited:f;mso-width-percent:0;mso-height-percent:0;mso-position-horizontal:center;mso-position-horizontal-relative:margin;mso-position-vertical:center;mso-position-vertical-relative:margin;mso-width-percent:0;mso-height-percent:0" o:allowincell="f" fillcolor="#7f7f7f [1612]" stroked="f">
           <v:fill opacity="6553f"/>
           <v:textpath style="font-family:&quot;Helvetica Neue&quot;;font-size:1pt" string="JGS"/>
           <w10:wrap anchorx="margin" anchory="margin"/>
@@ -7280,7 +7259,6 @@
                               <w:calendar w:val="gregorian"/>
                             </w:date>
                           </w:sdtPr>
-                          <w:sdtEndPr/>
                           <w:sdtContent>
                             <w:p>
                               <w:pPr>
@@ -7377,7 +7355,7 @@
 </file>
 
 <file path=word/header3.xml><?xml version="1.0" encoding="utf-8"?>
-<w:hdr xmlns:wpc="http://schemas.microsoft.com/office/word/2010/wordprocessingCanvas" xmlns:cx="http://schemas.microsoft.com/office/drawing/2014/chartex" xmlns:cx1="http://schemas.microsoft.com/office/drawing/2015/9/8/chartex" xmlns:cx2="http://schemas.microsoft.com/office/drawing/2015/10/21/chartex" xmlns:cx3="http://schemas.microsoft.com/office/drawing/2016/5/9/chartex" xmlns:cx4="http://schemas.microsoft.com/office/drawing/2016/5/10/chartex" xmlns:cx5="http://schemas.microsoft.com/office/drawing/2016/5/11/chartex" xmlns:cx6="http://schemas.microsoft.com/office/drawing/2016/5/12/chartex" xmlns:cx7="http://schemas.microsoft.com/office/drawing/2016/5/13/chartex" xmlns:cx8="http://schemas.microsoft.com/office/drawing/2016/5/14/chartex" xmlns:mc="http://schemas.openxmlformats.org/markup-compatibility/2006" xmlns:aink="http://schemas.microsoft.com/office/drawing/2016/ink" xmlns:am3d="http://schemas.microsoft.com/office/drawing/2017/model3d" xmlns:o="urn:schemas-microsoft-com:office:office" xmlns:r="http://schemas.openxmlformats.org/officeDocument/2006/relationships" xmlns:m="http://schemas.openxmlformats.org/officeDocument/2006/math" xmlns:v="urn:schemas-microsoft-com:vml" xmlns:wp14="http://schemas.microsoft.com/office/word/2010/wordprocessingDrawing" xmlns:wp="http://schemas.openxmlformats.org/drawingml/2006/wordprocessingDrawing" xmlns:w10="urn:schemas-microsoft-com:office:word" xmlns:w="http://schemas.openxmlformats.org/wordprocessingml/2006/main" xmlns:w14="http://schemas.microsoft.com/office/word/2010/wordml" xmlns:w15="http://schemas.microsoft.com/office/word/2012/wordml" xmlns:w16cid="http://schemas.microsoft.com/office/word/2016/wordml/cid" xmlns:w16se="http://schemas.microsoft.com/office/word/2015/wordml/symex" xmlns:wpg="http://schemas.microsoft.com/office/word/2010/wordprocessingGroup" xmlns:wpi="http://schemas.microsoft.com/office/word/2010/wordprocessingInk" xmlns:wne="http://schemas.microsoft.com/office/word/2006/wordml" xmlns:wps="http://schemas.microsoft.com/office/word/2010/wordprocessingShape" mc:Ignorable="w14 w15 w16se w16cid wp14">
+<w:hdr xmlns:wpc="http://schemas.microsoft.com/office/word/2010/wordprocessingCanvas" xmlns:cx="http://schemas.microsoft.com/office/drawing/2014/chartex" xmlns:cx1="http://schemas.microsoft.com/office/drawing/2015/9/8/chartex" xmlns:cx2="http://schemas.microsoft.com/office/drawing/2015/10/21/chartex" xmlns:cx3="http://schemas.microsoft.com/office/drawing/2016/5/9/chartex" xmlns:cx4="http://schemas.microsoft.com/office/drawing/2016/5/10/chartex" xmlns:cx5="http://schemas.microsoft.com/office/drawing/2016/5/11/chartex" xmlns:cx6="http://schemas.microsoft.com/office/drawing/2016/5/12/chartex" xmlns:cx7="http://schemas.microsoft.com/office/drawing/2016/5/13/chartex" xmlns:cx8="http://schemas.microsoft.com/office/drawing/2016/5/14/chartex" xmlns:mc="http://schemas.openxmlformats.org/markup-compatibility/2006" xmlns:m="http://schemas.openxmlformats.org/officeDocument/2006/math" xmlns:aink="http://schemas.microsoft.com/office/drawing/2016/ink" xmlns:am3d="http://schemas.microsoft.com/office/drawing/2017/model3d" xmlns:oel="http://schemas.microsoft.com/office/2019/extlst" xmlns:r="http://schemas.openxmlformats.org/officeDocument/2006/relationships" xmlns:wp14="http://schemas.microsoft.com/office/word/2010/wordprocessingDrawing" xmlns:wp="http://schemas.openxmlformats.org/drawingml/2006/wordprocessingDrawing" xmlns:wpg="http://schemas.microsoft.com/office/word/2010/wordprocessingGroup" xmlns:wpi="http://schemas.microsoft.com/office/word/2010/wordprocessingInk" xmlns:wps="http://schemas.microsoft.com/office/word/2010/wordprocessingShape" xmlns:o="urn:schemas-microsoft-com:office:office" xmlns:v="urn:schemas-microsoft-com:vml" xmlns:w10="urn:schemas-microsoft-com:office:word" xmlns:w="http://schemas.openxmlformats.org/wordprocessingml/2006/main" xmlns:w14="http://schemas.microsoft.com/office/word/2010/wordml" xmlns:w15="http://schemas.microsoft.com/office/word/2012/wordml" xmlns:w16cex="http://schemas.microsoft.com/office/word/2018/wordml/cex" xmlns:w16cid="http://schemas.microsoft.com/office/word/2016/wordml/cid" xmlns:w16="http://schemas.microsoft.com/office/word/2018/wordml" xmlns:w16sdtdh="http://schemas.microsoft.com/office/word/2020/wordml/sdtdatahash" xmlns:w16sdtfl="http://schemas.microsoft.com/office/word/2024/wordml/sdtformatlock" xmlns:w16se="http://schemas.microsoft.com/office/word/2015/wordml/symex" xmlns:w16du="http://schemas.microsoft.com/office/word/2023/wordml/word16du" xmlns:wne="http://schemas.microsoft.com/office/word/2006/wordml" mc:Ignorable="w14 w15 w16se w16cid w16 w16cex w16sdtdh w16sdtfl w16du wp14">
   <w:p>
     <w:pPr>
       <w:pStyle w:val="Header"/>
@@ -7386,7 +7364,7 @@
       <w:rPr>
         <w:noProof/>
       </w:rPr>
-      <w:pict w14:anchorId="1B29AB9D">
+      <w:pict w14:anchorId="3C400524">
         <v:shapetype id="_x0000_t136" coordsize="21600,21600" o:spt="136" adj="10800" path="m@7,l@8,m@5,21600l@6,21600e">
           <v:formulas>
             <v:f eqn="sum #0 0 10800"/>
@@ -7411,7 +7389,7 @@
           </v:handles>
           <o:lock v:ext="edit" text="t" shapetype="t"/>
         </v:shapetype>
-        <v:shape id="PowerPlusWaterMarkObject" o:spid="_x0000_s2076" type="#_x0000_t136" alt="" style="position:absolute;margin-left:0;margin-top:0;width:410.05pt;height:249.6pt;rotation:315;z-index:-251654123;mso-wrap-edited:f;mso-width-percent:0;mso-height-percent:0;mso-position-horizontal:center;mso-position-horizontal-relative:margin;mso-position-vertical:center;mso-position-vertical-relative:margin;mso-width-percent:0;mso-height-percent:0" o:allowincell="f" fillcolor="#7f7f7f [1612]" stroked="f">
+        <v:shape id="PowerPlusWaterMarkObject" o:spid="_x0000_s1052" type="#_x0000_t136" alt="" style="position:absolute;margin-left:0;margin-top:0;width:410.05pt;height:249.6pt;rotation:315;z-index:-251654123;mso-wrap-edited:f;mso-width-percent:0;mso-height-percent:0;mso-position-horizontal:center;mso-position-horizontal-relative:margin;mso-position-vertical:center;mso-position-vertical-relative:margin;mso-width-percent:0;mso-height-percent:0" o:allowincell="f" fillcolor="#7f7f7f [1612]" stroked="f">
           <v:fill opacity="6553f"/>
           <v:textpath style="font-family:&quot;Helvetica Neue&quot;;font-size:1pt" string="JGS"/>
           <w10:wrap anchorx="margin" anchory="margin"/>
@@ -7422,7 +7400,7 @@
       <w:rPr>
         <w:noProof/>
       </w:rPr>
-      <w:pict w14:anchorId="3C1EBDAF">
+      <w:pict w14:anchorId="0A5E10B6">
         <v:shapetype id="_x0000_t75" coordsize="21600,21600" o:spt="75" o:preferrelative="t" path="m@4@5l@4@11@9@11@9@5xe" filled="f" stroked="f">
           <v:stroke joinstyle="miter"/>
           <v:formulas>
@@ -7442,7 +7420,7 @@
           <v:path o:extrusionok="f" gradientshapeok="t" o:connecttype="rect"/>
           <o:lock v:ext="edit" aspectratio="t"/>
         </v:shapetype>
-        <v:shape id="_x0000_s2075" type="#_x0000_t75" alt="" style="position:absolute;margin-left:0;margin-top:0;width:459pt;height:594pt;z-index:-251658229;mso-wrap-edited:f;mso-width-percent:0;mso-height-percent:0;mso-position-horizontal:center;mso-position-horizontal-relative:margin;mso-position-vertical:center;mso-position-vertical-relative:margin;mso-width-percent:0;mso-height-percent:0" o:allowincell="f">
+        <v:shape id="_x0000_s1051" type="#_x0000_t75" alt="" style="position:absolute;margin-left:0;margin-top:0;width:459pt;height:594pt;z-index:-251658229;mso-wrap-edited:f;mso-width-percent:0;mso-height-percent:0;mso-position-horizontal:center;mso-position-horizontal-relative:margin;mso-position-vertical:center;mso-position-vertical-relative:margin;mso-width-percent:0;mso-height-percent:0" o:allowincell="f">
           <v:imagedata r:id="rId1" o:title="doc-front-page"/>
           <w10:wrap anchorx="margin" anchory="margin"/>
         </v:shape>
@@ -7453,7 +7431,7 @@
 </file>
 
 <file path=word/header4.xml><?xml version="1.0" encoding="utf-8"?>
-<w:hdr xmlns:wpc="http://schemas.microsoft.com/office/word/2010/wordprocessingCanvas" xmlns:cx="http://schemas.microsoft.com/office/drawing/2014/chartex" xmlns:cx1="http://schemas.microsoft.com/office/drawing/2015/9/8/chartex" xmlns:cx2="http://schemas.microsoft.com/office/drawing/2015/10/21/chartex" xmlns:cx3="http://schemas.microsoft.com/office/drawing/2016/5/9/chartex" xmlns:cx4="http://schemas.microsoft.com/office/drawing/2016/5/10/chartex" xmlns:cx5="http://schemas.microsoft.com/office/drawing/2016/5/11/chartex" xmlns:cx6="http://schemas.microsoft.com/office/drawing/2016/5/12/chartex" xmlns:cx7="http://schemas.microsoft.com/office/drawing/2016/5/13/chartex" xmlns:cx8="http://schemas.microsoft.com/office/drawing/2016/5/14/chartex" xmlns:mc="http://schemas.openxmlformats.org/markup-compatibility/2006" xmlns:aink="http://schemas.microsoft.com/office/drawing/2016/ink" xmlns:am3d="http://schemas.microsoft.com/office/drawing/2017/model3d" xmlns:o="urn:schemas-microsoft-com:office:office" xmlns:r="http://schemas.openxmlformats.org/officeDocument/2006/relationships" xmlns:m="http://schemas.openxmlformats.org/officeDocument/2006/math" xmlns:v="urn:schemas-microsoft-com:vml" xmlns:wp14="http://schemas.microsoft.com/office/word/2010/wordprocessingDrawing" xmlns:wp="http://schemas.openxmlformats.org/drawingml/2006/wordprocessingDrawing" xmlns:w10="urn:schemas-microsoft-com:office:word" xmlns:w="http://schemas.openxmlformats.org/wordprocessingml/2006/main" xmlns:w14="http://schemas.microsoft.com/office/word/2010/wordml" xmlns:w15="http://schemas.microsoft.com/office/word/2012/wordml" xmlns:w16cid="http://schemas.microsoft.com/office/word/2016/wordml/cid" xmlns:w16se="http://schemas.microsoft.com/office/word/2015/wordml/symex" xmlns:wpg="http://schemas.microsoft.com/office/word/2010/wordprocessingGroup" xmlns:wpi="http://schemas.microsoft.com/office/word/2010/wordprocessingInk" xmlns:wne="http://schemas.microsoft.com/office/word/2006/wordml" xmlns:wps="http://schemas.microsoft.com/office/word/2010/wordprocessingShape" mc:Ignorable="w14 w15 w16se w16cid wp14">
+<w:hdr xmlns:wpc="http://schemas.microsoft.com/office/word/2010/wordprocessingCanvas" xmlns:cx="http://schemas.microsoft.com/office/drawing/2014/chartex" xmlns:cx1="http://schemas.microsoft.com/office/drawing/2015/9/8/chartex" xmlns:cx2="http://schemas.microsoft.com/office/drawing/2015/10/21/chartex" xmlns:cx3="http://schemas.microsoft.com/office/drawing/2016/5/9/chartex" xmlns:cx4="http://schemas.microsoft.com/office/drawing/2016/5/10/chartex" xmlns:cx5="http://schemas.microsoft.com/office/drawing/2016/5/11/chartex" xmlns:cx6="http://schemas.microsoft.com/office/drawing/2016/5/12/chartex" xmlns:cx7="http://schemas.microsoft.com/office/drawing/2016/5/13/chartex" xmlns:cx8="http://schemas.microsoft.com/office/drawing/2016/5/14/chartex" xmlns:mc="http://schemas.openxmlformats.org/markup-compatibility/2006" xmlns:m="http://schemas.openxmlformats.org/officeDocument/2006/math" xmlns:aink="http://schemas.microsoft.com/office/drawing/2016/ink" xmlns:am3d="http://schemas.microsoft.com/office/drawing/2017/model3d" xmlns:oel="http://schemas.microsoft.com/office/2019/extlst" xmlns:r="http://schemas.openxmlformats.org/officeDocument/2006/relationships" xmlns:wp14="http://schemas.microsoft.com/office/word/2010/wordprocessingDrawing" xmlns:wp="http://schemas.openxmlformats.org/drawingml/2006/wordprocessingDrawing" xmlns:wpg="http://schemas.microsoft.com/office/word/2010/wordprocessingGroup" xmlns:wpi="http://schemas.microsoft.com/office/word/2010/wordprocessingInk" xmlns:wps="http://schemas.microsoft.com/office/word/2010/wordprocessingShape" xmlns:o="urn:schemas-microsoft-com:office:office" xmlns:v="urn:schemas-microsoft-com:vml" xmlns:w10="urn:schemas-microsoft-com:office:word" xmlns:w="http://schemas.openxmlformats.org/wordprocessingml/2006/main" xmlns:w14="http://schemas.microsoft.com/office/word/2010/wordml" xmlns:w15="http://schemas.microsoft.com/office/word/2012/wordml" xmlns:w16cex="http://schemas.microsoft.com/office/word/2018/wordml/cex" xmlns:w16cid="http://schemas.microsoft.com/office/word/2016/wordml/cid" xmlns:w16="http://schemas.microsoft.com/office/word/2018/wordml" xmlns:w16sdtdh="http://schemas.microsoft.com/office/word/2020/wordml/sdtdatahash" xmlns:w16sdtfl="http://schemas.microsoft.com/office/word/2024/wordml/sdtformatlock" xmlns:w16se="http://schemas.microsoft.com/office/word/2015/wordml/symex" xmlns:w16du="http://schemas.microsoft.com/office/word/2023/wordml/word16du" xmlns:wne="http://schemas.microsoft.com/office/word/2006/wordml" mc:Ignorable="w14 w15 w16se w16cid w16 w16cex w16sdtdh w16sdtfl w16du wp14">
   <w:p>
     <w:pPr>
       <w:pStyle w:val="Header"/>
@@ -7462,7 +7440,7 @@
       <w:rPr>
         <w:noProof/>
       </w:rPr>
-      <w:pict w14:anchorId="75895A06">
+      <w:pict w14:anchorId="170A62A6">
         <v:shapetype id="_x0000_t136" coordsize="21600,21600" o:spt="136" adj="10800" path="m@7,l@8,m@5,21600l@6,21600e">
           <v:formulas>
             <v:f eqn="sum #0 0 10800"/>
@@ -7487,7 +7465,7 @@
           </v:handles>
           <o:lock v:ext="edit" text="t" shapetype="t"/>
         </v:shapetype>
-        <v:shape id="_x0000_s2074" type="#_x0000_t136" alt="" style="position:absolute;margin-left:0;margin-top:0;width:410.05pt;height:249.6pt;rotation:315;z-index:-251637739;mso-wrap-edited:f;mso-width-percent:0;mso-height-percent:0;mso-position-horizontal:center;mso-position-horizontal-relative:margin;mso-position-vertical:center;mso-position-vertical-relative:margin;mso-width-percent:0;mso-height-percent:0" o:allowincell="f" fillcolor="#7f7f7f [1612]" stroked="f">
+        <v:shape id="_x0000_s1050" type="#_x0000_t136" alt="" style="position:absolute;margin-left:0;margin-top:0;width:410.05pt;height:249.6pt;rotation:315;z-index:-251637739;mso-wrap-edited:f;mso-width-percent:0;mso-height-percent:0;mso-position-horizontal:center;mso-position-horizontal-relative:margin;mso-position-vertical:center;mso-position-vertical-relative:margin;mso-width-percent:0;mso-height-percent:0" o:allowincell="f" fillcolor="#7f7f7f [1612]" stroked="f">
           <v:fill opacity="6553f"/>
           <v:textpath style="font-family:&quot;Helvetica Neue&quot;;font-size:1pt" string="JGS"/>
           <w10:wrap anchorx="margin" anchory="margin"/>
@@ -7498,7 +7476,7 @@
       <w:rPr>
         <w:noProof/>
       </w:rPr>
-      <w:pict w14:anchorId="00896132">
+      <w:pict w14:anchorId="33845C2F">
         <v:shapetype id="_x0000_t75" coordsize="21600,21600" o:spt="75" o:preferrelative="t" path="m@4@5l@4@11@9@11@9@5xe" filled="f" stroked="f">
           <v:stroke joinstyle="miter"/>
           <v:formulas>
@@ -7518,7 +7496,7 @@
           <v:path o:extrusionok="f" gradientshapeok="t" o:connecttype="rect"/>
           <o:lock v:ext="edit" aspectratio="t"/>
         </v:shapetype>
-        <v:shape id="_x0000_s2073" type="#_x0000_t75" alt="" style="position:absolute;margin-left:0;margin-top:0;width:459pt;height:594pt;z-index:-251658226;mso-wrap-edited:f;mso-width-percent:0;mso-height-percent:0;mso-position-horizontal:center;mso-position-horizontal-relative:margin;mso-position-vertical:center;mso-position-vertical-relative:margin;mso-width-percent:0;mso-height-percent:0" o:allowincell="f">
+        <v:shape id="_x0000_s1049" type="#_x0000_t75" alt="" style="position:absolute;margin-left:0;margin-top:0;width:459pt;height:594pt;z-index:-251658226;mso-wrap-edited:f;mso-width-percent:0;mso-height-percent:0;mso-position-horizontal:center;mso-position-horizontal-relative:margin;mso-position-vertical:center;mso-position-vertical-relative:margin;mso-width-percent:0;mso-height-percent:0" o:allowincell="f">
           <v:imagedata r:id="rId1" o:title="doc-front-page"/>
           <w10:wrap anchorx="margin" anchory="margin"/>
         </v:shape>
@@ -7528,8 +7506,8 @@
       <w:rPr>
         <w:noProof/>
       </w:rPr>
-      <w:pict w14:anchorId="39CDF604">
-        <v:shape id="_x0000_s2072" type="#_x0000_t75" alt="" style="position:absolute;margin-left:0;margin-top:0;width:459pt;height:594pt;z-index:-251658235;mso-wrap-edited:f;mso-width-percent:0;mso-height-percent:0;mso-position-horizontal:center;mso-position-horizontal-relative:margin;mso-position-vertical:center;mso-position-vertical-relative:margin;mso-width-percent:0;mso-height-percent:0" o:allowincell="f">
+      <w:pict w14:anchorId="0500460F">
+        <v:shape id="_x0000_s1048" type="#_x0000_t75" alt="" style="position:absolute;margin-left:0;margin-top:0;width:459pt;height:594pt;z-index:-251658235;mso-wrap-edited:f;mso-width-percent:0;mso-height-percent:0;mso-position-horizontal:center;mso-position-horizontal-relative:margin;mso-position-vertical:center;mso-position-vertical-relative:margin;mso-width-percent:0;mso-height-percent:0" o:allowincell="f">
           <v:imagedata r:id="rId1" o:title="doc-front-page"/>
           <w10:wrap anchorx="margin" anchory="margin"/>
         </v:shape>
@@ -7540,7 +7518,7 @@
 </file>
 
 <file path=word/header5.xml><?xml version="1.0" encoding="utf-8"?>
-<w:hdr xmlns:wpc="http://schemas.microsoft.com/office/word/2010/wordprocessingCanvas" xmlns:cx="http://schemas.microsoft.com/office/drawing/2014/chartex" xmlns:cx1="http://schemas.microsoft.com/office/drawing/2015/9/8/chartex" xmlns:cx2="http://schemas.microsoft.com/office/drawing/2015/10/21/chartex" xmlns:cx3="http://schemas.microsoft.com/office/drawing/2016/5/9/chartex" xmlns:cx4="http://schemas.microsoft.com/office/drawing/2016/5/10/chartex" xmlns:cx5="http://schemas.microsoft.com/office/drawing/2016/5/11/chartex" xmlns:cx6="http://schemas.microsoft.com/office/drawing/2016/5/12/chartex" xmlns:cx7="http://schemas.microsoft.com/office/drawing/2016/5/13/chartex" xmlns:cx8="http://schemas.microsoft.com/office/drawing/2016/5/14/chartex" xmlns:mc="http://schemas.openxmlformats.org/markup-compatibility/2006" xmlns:aink="http://schemas.microsoft.com/office/drawing/2016/ink" xmlns:am3d="http://schemas.microsoft.com/office/drawing/2017/model3d" xmlns:o="urn:schemas-microsoft-com:office:office" xmlns:r="http://schemas.openxmlformats.org/officeDocument/2006/relationships" xmlns:m="http://schemas.openxmlformats.org/officeDocument/2006/math" xmlns:v="urn:schemas-microsoft-com:vml" xmlns:wp14="http://schemas.microsoft.com/office/word/2010/wordprocessingDrawing" xmlns:wp="http://schemas.openxmlformats.org/drawingml/2006/wordprocessingDrawing" xmlns:w10="urn:schemas-microsoft-com:office:word" xmlns:w="http://schemas.openxmlformats.org/wordprocessingml/2006/main" xmlns:w14="http://schemas.microsoft.com/office/word/2010/wordml" xmlns:w15="http://schemas.microsoft.com/office/word/2012/wordml" xmlns:w16cid="http://schemas.microsoft.com/office/word/2016/wordml/cid" xmlns:w16se="http://schemas.microsoft.com/office/word/2015/wordml/symex" xmlns:wpg="http://schemas.microsoft.com/office/word/2010/wordprocessingGroup" xmlns:wpi="http://schemas.microsoft.com/office/word/2010/wordprocessingInk" xmlns:wne="http://schemas.microsoft.com/office/word/2006/wordml" xmlns:wps="http://schemas.microsoft.com/office/word/2010/wordprocessingShape" mc:Ignorable="w14 w15 w16se w16cid wp14">
+<w:hdr xmlns:wpc="http://schemas.microsoft.com/office/word/2010/wordprocessingCanvas" xmlns:cx="http://schemas.microsoft.com/office/drawing/2014/chartex" xmlns:cx1="http://schemas.microsoft.com/office/drawing/2015/9/8/chartex" xmlns:cx2="http://schemas.microsoft.com/office/drawing/2015/10/21/chartex" xmlns:cx3="http://schemas.microsoft.com/office/drawing/2016/5/9/chartex" xmlns:cx4="http://schemas.microsoft.com/office/drawing/2016/5/10/chartex" xmlns:cx5="http://schemas.microsoft.com/office/drawing/2016/5/11/chartex" xmlns:cx6="http://schemas.microsoft.com/office/drawing/2016/5/12/chartex" xmlns:cx7="http://schemas.microsoft.com/office/drawing/2016/5/13/chartex" xmlns:cx8="http://schemas.microsoft.com/office/drawing/2016/5/14/chartex" xmlns:mc="http://schemas.openxmlformats.org/markup-compatibility/2006" xmlns:m="http://schemas.openxmlformats.org/officeDocument/2006/math" xmlns:aink="http://schemas.microsoft.com/office/drawing/2016/ink" xmlns:am3d="http://schemas.microsoft.com/office/drawing/2017/model3d" xmlns:oel="http://schemas.microsoft.com/office/2019/extlst" xmlns:r="http://schemas.openxmlformats.org/officeDocument/2006/relationships" xmlns:wp14="http://schemas.microsoft.com/office/word/2010/wordprocessingDrawing" xmlns:wp="http://schemas.openxmlformats.org/drawingml/2006/wordprocessingDrawing" xmlns:wpg="http://schemas.microsoft.com/office/word/2010/wordprocessingGroup" xmlns:wpi="http://schemas.microsoft.com/office/word/2010/wordprocessingInk" xmlns:wps="http://schemas.microsoft.com/office/word/2010/wordprocessingShape" xmlns:o="urn:schemas-microsoft-com:office:office" xmlns:v="urn:schemas-microsoft-com:vml" xmlns:w10="urn:schemas-microsoft-com:office:word" xmlns:w="http://schemas.openxmlformats.org/wordprocessingml/2006/main" xmlns:w14="http://schemas.microsoft.com/office/word/2010/wordml" xmlns:w15="http://schemas.microsoft.com/office/word/2012/wordml" xmlns:w16cex="http://schemas.microsoft.com/office/word/2018/wordml/cex" xmlns:w16cid="http://schemas.microsoft.com/office/word/2016/wordml/cid" xmlns:w16="http://schemas.microsoft.com/office/word/2018/wordml" xmlns:w16sdtdh="http://schemas.microsoft.com/office/word/2020/wordml/sdtdatahash" xmlns:w16sdtfl="http://schemas.microsoft.com/office/word/2024/wordml/sdtformatlock" xmlns:w16se="http://schemas.microsoft.com/office/word/2015/wordml/symex" xmlns:w16du="http://schemas.microsoft.com/office/word/2023/wordml/word16du" xmlns:wne="http://schemas.microsoft.com/office/word/2006/wordml" mc:Ignorable="w14 w15 w16se w16cid w16 w16cex w16sdtdh w16sdtfl w16du wp14">
   <w:p>
     <w:pPr>
       <w:pStyle w:val="Header"/>
@@ -7549,7 +7527,7 @@
       <w:rPr>
         <w:noProof/>
       </w:rPr>
-      <w:pict w14:anchorId="63D0BB2E">
+      <w:pict w14:anchorId="2F23C489">
         <v:shapetype id="_x0000_t136" coordsize="21600,21600" o:spt="136" adj="10800" path="m@7,l@8,m@5,21600l@6,21600e">
           <v:formulas>
             <v:f eqn="sum #0 0 10800"/>
@@ -7574,7 +7552,7 @@
           </v:handles>
           <o:lock v:ext="edit" text="t" shapetype="t"/>
         </v:shapetype>
-        <v:shape id="_x0000_s2071" type="#_x0000_t136" alt="" style="position:absolute;margin-left:0;margin-top:0;width:410.05pt;height:249.6pt;rotation:315;z-index:-251633643;mso-wrap-edited:f;mso-width-percent:0;mso-height-percent:0;mso-position-horizontal:center;mso-position-horizontal-relative:margin;mso-position-vertical:center;mso-position-vertical-relative:margin;mso-width-percent:0;mso-height-percent:0" o:allowincell="f" fillcolor="#7f7f7f [1612]" stroked="f">
+        <v:shape id="_x0000_s1047" type="#_x0000_t136" alt="" style="position:absolute;margin-left:0;margin-top:0;width:410.05pt;height:249.6pt;rotation:315;z-index:-251633643;mso-wrap-edited:f;mso-width-percent:0;mso-height-percent:0;mso-position-horizontal:center;mso-position-horizontal-relative:margin;mso-position-vertical:center;mso-position-vertical-relative:margin;mso-width-percent:0;mso-height-percent:0" o:allowincell="f" fillcolor="#7f7f7f [1612]" stroked="f">
           <v:fill opacity="6553f"/>
           <v:textpath style="font-family:&quot;Helvetica Neue&quot;;font-size:1pt" string="JGS"/>
           <w10:wrap anchorx="margin" anchory="margin"/>
@@ -7586,7 +7564,7 @@
 </file>
 
 <file path=word/header6.xml><?xml version="1.0" encoding="utf-8"?>
-<w:hdr xmlns:wpc="http://schemas.microsoft.com/office/word/2010/wordprocessingCanvas" xmlns:cx="http://schemas.microsoft.com/office/drawing/2014/chartex" xmlns:cx1="http://schemas.microsoft.com/office/drawing/2015/9/8/chartex" xmlns:cx2="http://schemas.microsoft.com/office/drawing/2015/10/21/chartex" xmlns:cx3="http://schemas.microsoft.com/office/drawing/2016/5/9/chartex" xmlns:cx4="http://schemas.microsoft.com/office/drawing/2016/5/10/chartex" xmlns:cx5="http://schemas.microsoft.com/office/drawing/2016/5/11/chartex" xmlns:cx6="http://schemas.microsoft.com/office/drawing/2016/5/12/chartex" xmlns:cx7="http://schemas.microsoft.com/office/drawing/2016/5/13/chartex" xmlns:cx8="http://schemas.microsoft.com/office/drawing/2016/5/14/chartex" xmlns:mc="http://schemas.openxmlformats.org/markup-compatibility/2006" xmlns:aink="http://schemas.microsoft.com/office/drawing/2016/ink" xmlns:am3d="http://schemas.microsoft.com/office/drawing/2017/model3d" xmlns:o="urn:schemas-microsoft-com:office:office" xmlns:r="http://schemas.openxmlformats.org/officeDocument/2006/relationships" xmlns:m="http://schemas.openxmlformats.org/officeDocument/2006/math" xmlns:v="urn:schemas-microsoft-com:vml" xmlns:wp14="http://schemas.microsoft.com/office/word/2010/wordprocessingDrawing" xmlns:wp="http://schemas.openxmlformats.org/drawingml/2006/wordprocessingDrawing" xmlns:w10="urn:schemas-microsoft-com:office:word" xmlns:w="http://schemas.openxmlformats.org/wordprocessingml/2006/main" xmlns:w14="http://schemas.microsoft.com/office/word/2010/wordml" xmlns:w15="http://schemas.microsoft.com/office/word/2012/wordml" xmlns:w16cid="http://schemas.microsoft.com/office/word/2016/wordml/cid" xmlns:w16se="http://schemas.microsoft.com/office/word/2015/wordml/symex" xmlns:wpg="http://schemas.microsoft.com/office/word/2010/wordprocessingGroup" xmlns:wpi="http://schemas.microsoft.com/office/word/2010/wordprocessingInk" xmlns:wne="http://schemas.microsoft.com/office/word/2006/wordml" xmlns:wps="http://schemas.microsoft.com/office/word/2010/wordprocessingShape" mc:Ignorable="w14 w15 w16se w16cid wp14">
+<w:hdr xmlns:wpc="http://schemas.microsoft.com/office/word/2010/wordprocessingCanvas" xmlns:cx="http://schemas.microsoft.com/office/drawing/2014/chartex" xmlns:cx1="http://schemas.microsoft.com/office/drawing/2015/9/8/chartex" xmlns:cx2="http://schemas.microsoft.com/office/drawing/2015/10/21/chartex" xmlns:cx3="http://schemas.microsoft.com/office/drawing/2016/5/9/chartex" xmlns:cx4="http://schemas.microsoft.com/office/drawing/2016/5/10/chartex" xmlns:cx5="http://schemas.microsoft.com/office/drawing/2016/5/11/chartex" xmlns:cx6="http://schemas.microsoft.com/office/drawing/2016/5/12/chartex" xmlns:cx7="http://schemas.microsoft.com/office/drawing/2016/5/13/chartex" xmlns:cx8="http://schemas.microsoft.com/office/drawing/2016/5/14/chartex" xmlns:mc="http://schemas.openxmlformats.org/markup-compatibility/2006" xmlns:m="http://schemas.openxmlformats.org/officeDocument/2006/math" xmlns:aink="http://schemas.microsoft.com/office/drawing/2016/ink" xmlns:am3d="http://schemas.microsoft.com/office/drawing/2017/model3d" xmlns:oel="http://schemas.microsoft.com/office/2019/extlst" xmlns:r="http://schemas.openxmlformats.org/officeDocument/2006/relationships" xmlns:wp14="http://schemas.microsoft.com/office/word/2010/wordprocessingDrawing" xmlns:wp="http://schemas.openxmlformats.org/drawingml/2006/wordprocessingDrawing" xmlns:wpg="http://schemas.microsoft.com/office/word/2010/wordprocessingGroup" xmlns:wpi="http://schemas.microsoft.com/office/word/2010/wordprocessingInk" xmlns:wps="http://schemas.microsoft.com/office/word/2010/wordprocessingShape" xmlns:o="urn:schemas-microsoft-com:office:office" xmlns:v="urn:schemas-microsoft-com:vml" xmlns:w10="urn:schemas-microsoft-com:office:word" xmlns:w="http://schemas.openxmlformats.org/wordprocessingml/2006/main" xmlns:w14="http://schemas.microsoft.com/office/word/2010/wordml" xmlns:w15="http://schemas.microsoft.com/office/word/2012/wordml" xmlns:w16cex="http://schemas.microsoft.com/office/word/2018/wordml/cex" xmlns:w16cid="http://schemas.microsoft.com/office/word/2016/wordml/cid" xmlns:w16="http://schemas.microsoft.com/office/word/2018/wordml" xmlns:w16sdtdh="http://schemas.microsoft.com/office/word/2020/wordml/sdtdatahash" xmlns:w16sdtfl="http://schemas.microsoft.com/office/word/2024/wordml/sdtformatlock" xmlns:w16se="http://schemas.microsoft.com/office/word/2015/wordml/symex" xmlns:w16du="http://schemas.microsoft.com/office/word/2023/wordml/word16du" xmlns:wne="http://schemas.microsoft.com/office/word/2006/wordml" mc:Ignorable="w14 w15 w16se w16cid w16 w16cex w16sdtdh w16sdtfl w16du wp14">
   <w:p>
     <w:pPr>
       <w:pStyle w:val="Header"/>
@@ -7595,7 +7573,7 @@
       <w:rPr>
         <w:noProof/>
       </w:rPr>
-      <w:pict w14:anchorId="0931179C">
+      <w:pict w14:anchorId="68EB12A9">
         <v:shapetype id="_x0000_t136" coordsize="21600,21600" o:spt="136" adj="10800" path="m@7,l@8,m@5,21600l@6,21600e">
           <v:formulas>
             <v:f eqn="sum #0 0 10800"/>
@@ -7620,7 +7598,7 @@
           </v:handles>
           <o:lock v:ext="edit" text="t" shapetype="t"/>
         </v:shapetype>
-        <v:shape id="_x0000_s2070" type="#_x0000_t136" alt="" style="position:absolute;margin-left:0;margin-top:0;width:410.05pt;height:249.6pt;rotation:315;z-index:-251641835;mso-wrap-edited:f;mso-width-percent:0;mso-height-percent:0;mso-position-horizontal:center;mso-position-horizontal-relative:margin;mso-position-vertical:center;mso-position-vertical-relative:margin;mso-width-percent:0;mso-height-percent:0" o:allowincell="f" fillcolor="#7f7f7f [1612]" stroked="f">
+        <v:shape id="_x0000_s1046" type="#_x0000_t136" alt="" style="position:absolute;margin-left:0;margin-top:0;width:410.05pt;height:249.6pt;rotation:315;z-index:-251641835;mso-wrap-edited:f;mso-width-percent:0;mso-height-percent:0;mso-position-horizontal:center;mso-position-horizontal-relative:margin;mso-position-vertical:center;mso-position-vertical-relative:margin;mso-width-percent:0;mso-height-percent:0" o:allowincell="f" fillcolor="#7f7f7f [1612]" stroked="f">
           <v:fill opacity="6553f"/>
           <v:textpath style="font-family:&quot;Helvetica Neue&quot;;font-size:1pt" string="JGS"/>
           <w10:wrap anchorx="margin" anchory="margin"/>
@@ -7631,7 +7609,7 @@
       <w:rPr>
         <w:noProof/>
       </w:rPr>
-      <w:pict w14:anchorId="423BA528">
+      <w:pict w14:anchorId="2A9ED6E3">
         <v:shapetype id="_x0000_t75" coordsize="21600,21600" o:spt="75" o:preferrelative="t" path="m@4@5l@4@11@9@11@9@5xe" filled="f" stroked="f">
           <v:stroke joinstyle="miter"/>
           <v:formulas>
@@ -7651,7 +7629,7 @@
           <v:path o:extrusionok="f" gradientshapeok="t" o:connecttype="rect"/>
           <o:lock v:ext="edit" aspectratio="t"/>
         </v:shapetype>
-        <v:shape id="_x0000_s2069" type="#_x0000_t75" alt="" style="position:absolute;margin-left:0;margin-top:0;width:459pt;height:594pt;z-index:-251658227;mso-wrap-edited:f;mso-width-percent:0;mso-height-percent:0;mso-position-horizontal:center;mso-position-horizontal-relative:margin;mso-position-vertical:center;mso-position-vertical-relative:margin;mso-width-percent:0;mso-height-percent:0" o:allowincell="f">
+        <v:shape id="_x0000_s1045" type="#_x0000_t75" alt="" style="position:absolute;margin-left:0;margin-top:0;width:459pt;height:594pt;z-index:-251658227;mso-wrap-edited:f;mso-width-percent:0;mso-height-percent:0;mso-position-horizontal:center;mso-position-horizontal-relative:margin;mso-position-vertical:center;mso-position-vertical-relative:margin;mso-width-percent:0;mso-height-percent:0" o:allowincell="f">
           <v:imagedata r:id="rId1" o:title="doc-front-page"/>
           <w10:wrap anchorx="margin" anchory="margin"/>
         </v:shape>
@@ -7661,8 +7639,8 @@
       <w:rPr>
         <w:noProof/>
       </w:rPr>
-      <w:pict w14:anchorId="19C83090">
-        <v:shape id="_x0000_s2068" type="#_x0000_t75" alt="" style="position:absolute;margin-left:0;margin-top:0;width:459pt;height:594pt;z-index:-251658236;mso-wrap-edited:f;mso-width-percent:0;mso-height-percent:0;mso-position-horizontal:center;mso-position-horizontal-relative:margin;mso-position-vertical:center;mso-position-vertical-relative:margin;mso-width-percent:0;mso-height-percent:0" o:allowincell="f">
+      <w:pict w14:anchorId="0F04BDAE">
+        <v:shape id="_x0000_s1044" type="#_x0000_t75" alt="" style="position:absolute;margin-left:0;margin-top:0;width:459pt;height:594pt;z-index:-251658236;mso-wrap-edited:f;mso-width-percent:0;mso-height-percent:0;mso-position-horizontal:center;mso-position-horizontal-relative:margin;mso-position-vertical:center;mso-position-vertical-relative:margin;mso-width-percent:0;mso-height-percent:0" o:allowincell="f">
           <v:imagedata r:id="rId1" o:title="doc-front-page"/>
           <w10:wrap anchorx="margin" anchory="margin"/>
         </v:shape>
@@ -7673,7 +7651,7 @@
 </file>
 
 <file path=word/header7.xml><?xml version="1.0" encoding="utf-8"?>
-<w:hdr xmlns:wpc="http://schemas.microsoft.com/office/word/2010/wordprocessingCanvas" xmlns:cx="http://schemas.microsoft.com/office/drawing/2014/chartex" xmlns:cx1="http://schemas.microsoft.com/office/drawing/2015/9/8/chartex" xmlns:cx2="http://schemas.microsoft.com/office/drawing/2015/10/21/chartex" xmlns:cx3="http://schemas.microsoft.com/office/drawing/2016/5/9/chartex" xmlns:cx4="http://schemas.microsoft.com/office/drawing/2016/5/10/chartex" xmlns:cx5="http://schemas.microsoft.com/office/drawing/2016/5/11/chartex" xmlns:cx6="http://schemas.microsoft.com/office/drawing/2016/5/12/chartex" xmlns:cx7="http://schemas.microsoft.com/office/drawing/2016/5/13/chartex" xmlns:cx8="http://schemas.microsoft.com/office/drawing/2016/5/14/chartex" xmlns:mc="http://schemas.openxmlformats.org/markup-compatibility/2006" xmlns:aink="http://schemas.microsoft.com/office/drawing/2016/ink" xmlns:am3d="http://schemas.microsoft.com/office/drawing/2017/model3d" xmlns:o="urn:schemas-microsoft-com:office:office" xmlns:r="http://schemas.openxmlformats.org/officeDocument/2006/relationships" xmlns:m="http://schemas.openxmlformats.org/officeDocument/2006/math" xmlns:v="urn:schemas-microsoft-com:vml" xmlns:wp14="http://schemas.microsoft.com/office/word/2010/wordprocessingDrawing" xmlns:wp="http://schemas.openxmlformats.org/drawingml/2006/wordprocessingDrawing" xmlns:w10="urn:schemas-microsoft-com:office:word" xmlns:w="http://schemas.openxmlformats.org/wordprocessingml/2006/main" xmlns:w14="http://schemas.microsoft.com/office/word/2010/wordml" xmlns:w15="http://schemas.microsoft.com/office/word/2012/wordml" xmlns:w16cid="http://schemas.microsoft.com/office/word/2016/wordml/cid" xmlns:w16se="http://schemas.microsoft.com/office/word/2015/wordml/symex" xmlns:wpg="http://schemas.microsoft.com/office/word/2010/wordprocessingGroup" xmlns:wpi="http://schemas.microsoft.com/office/word/2010/wordprocessingInk" xmlns:wne="http://schemas.microsoft.com/office/word/2006/wordml" xmlns:wps="http://schemas.microsoft.com/office/word/2010/wordprocessingShape" mc:Ignorable="w14 w15 w16se w16cid wp14">
+<w:hdr xmlns:wpc="http://schemas.microsoft.com/office/word/2010/wordprocessingCanvas" xmlns:cx="http://schemas.microsoft.com/office/drawing/2014/chartex" xmlns:cx1="http://schemas.microsoft.com/office/drawing/2015/9/8/chartex" xmlns:cx2="http://schemas.microsoft.com/office/drawing/2015/10/21/chartex" xmlns:cx3="http://schemas.microsoft.com/office/drawing/2016/5/9/chartex" xmlns:cx4="http://schemas.microsoft.com/office/drawing/2016/5/10/chartex" xmlns:cx5="http://schemas.microsoft.com/office/drawing/2016/5/11/chartex" xmlns:cx6="http://schemas.microsoft.com/office/drawing/2016/5/12/chartex" xmlns:cx7="http://schemas.microsoft.com/office/drawing/2016/5/13/chartex" xmlns:cx8="http://schemas.microsoft.com/office/drawing/2016/5/14/chartex" xmlns:mc="http://schemas.openxmlformats.org/markup-compatibility/2006" xmlns:m="http://schemas.openxmlformats.org/officeDocument/2006/math" xmlns:aink="http://schemas.microsoft.com/office/drawing/2016/ink" xmlns:am3d="http://schemas.microsoft.com/office/drawing/2017/model3d" xmlns:oel="http://schemas.microsoft.com/office/2019/extlst" xmlns:r="http://schemas.openxmlformats.org/officeDocument/2006/relationships" xmlns:wp14="http://schemas.microsoft.com/office/word/2010/wordprocessingDrawing" xmlns:wp="http://schemas.openxmlformats.org/drawingml/2006/wordprocessingDrawing" xmlns:wpg="http://schemas.microsoft.com/office/word/2010/wordprocessingGroup" xmlns:wpi="http://schemas.microsoft.com/office/word/2010/wordprocessingInk" xmlns:wps="http://schemas.microsoft.com/office/word/2010/wordprocessingShape" xmlns:o="urn:schemas-microsoft-com:office:office" xmlns:v="urn:schemas-microsoft-com:vml" xmlns:w10="urn:schemas-microsoft-com:office:word" xmlns:w="http://schemas.openxmlformats.org/wordprocessingml/2006/main" xmlns:w14="http://schemas.microsoft.com/office/word/2010/wordml" xmlns:w15="http://schemas.microsoft.com/office/word/2012/wordml" xmlns:w16cex="http://schemas.microsoft.com/office/word/2018/wordml/cex" xmlns:w16cid="http://schemas.microsoft.com/office/word/2016/wordml/cid" xmlns:w16="http://schemas.microsoft.com/office/word/2018/wordml" xmlns:w16sdtdh="http://schemas.microsoft.com/office/word/2020/wordml/sdtdatahash" xmlns:w16sdtfl="http://schemas.microsoft.com/office/word/2024/wordml/sdtformatlock" xmlns:w16se="http://schemas.microsoft.com/office/word/2015/wordml/symex" xmlns:w16du="http://schemas.microsoft.com/office/word/2023/wordml/word16du" xmlns:wne="http://schemas.microsoft.com/office/word/2006/wordml" mc:Ignorable="w14 w15 w16se w16cid w16 w16cex w16sdtdh w16sdtfl w16du wp14">
   <w:p>
     <w:pPr>
       <w:pStyle w:val="Header"/>
@@ -7682,7 +7660,7 @@
       <w:rPr>
         <w:noProof/>
       </w:rPr>
-      <w:pict w14:anchorId="33C167E1">
+      <w:pict w14:anchorId="5375898B">
         <v:shapetype id="_x0000_t136" coordsize="21600,21600" o:spt="136" adj="10800" path="m@7,l@8,m@5,21600l@6,21600e">
           <v:formulas>
             <v:f eqn="sum #0 0 10800"/>
@@ -7707,7 +7685,7 @@
           </v:handles>
           <o:lock v:ext="edit" text="t" shapetype="t"/>
         </v:shapetype>
-        <v:shape id="_x0000_s2067" type="#_x0000_t136" alt="" style="position:absolute;margin-left:0;margin-top:0;width:410.05pt;height:249.6pt;rotation:315;z-index:-251625451;mso-wrap-edited:f;mso-width-percent:0;mso-height-percent:0;mso-position-horizontal:center;mso-position-horizontal-relative:margin;mso-position-vertical:center;mso-position-vertical-relative:margin;mso-width-percent:0;mso-height-percent:0" o:allowincell="f" fillcolor="#7f7f7f [1612]" stroked="f">
+        <v:shape id="_x0000_s1043" type="#_x0000_t136" alt="" style="position:absolute;margin-left:0;margin-top:0;width:410.05pt;height:249.6pt;rotation:315;z-index:-251625451;mso-wrap-edited:f;mso-width-percent:0;mso-height-percent:0;mso-position-horizontal:center;mso-position-horizontal-relative:margin;mso-position-vertical:center;mso-position-vertical-relative:margin;mso-width-percent:0;mso-height-percent:0" o:allowincell="f" fillcolor="#7f7f7f [1612]" stroked="f">
           <v:fill opacity="6553f"/>
           <v:textpath style="font-family:&quot;Helvetica Neue&quot;;font-size:1pt" string="JGS"/>
           <w10:wrap anchorx="margin" anchory="margin"/>
@@ -7718,7 +7696,7 @@
       <w:rPr>
         <w:noProof/>
       </w:rPr>
-      <w:pict w14:anchorId="0A4DD537">
+      <w:pict w14:anchorId="074EDE05">
         <v:shapetype id="_x0000_t75" coordsize="21600,21600" o:spt="75" o:preferrelative="t" path="m@4@5l@4@11@9@11@9@5xe" filled="f" stroked="f">
           <v:stroke joinstyle="miter"/>
           <v:formulas>
@@ -7738,7 +7716,7 @@
           <v:path o:extrusionok="f" gradientshapeok="t" o:connecttype="rect"/>
           <o:lock v:ext="edit" aspectratio="t"/>
         </v:shapetype>
-        <v:shape id="_x0000_s2066" type="#_x0000_t75" alt="" style="position:absolute;margin-left:0;margin-top:0;width:459pt;height:594pt;z-index:-251658225;mso-wrap-edited:f;mso-width-percent:0;mso-height-percent:0;mso-position-horizontal:center;mso-position-horizontal-relative:margin;mso-position-vertical:center;mso-position-vertical-relative:margin;mso-width-percent:0;mso-height-percent:0" o:allowincell="f">
+        <v:shape id="_x0000_s1042" type="#_x0000_t75" alt="" style="position:absolute;margin-left:0;margin-top:0;width:459pt;height:594pt;z-index:-251658225;mso-wrap-edited:f;mso-width-percent:0;mso-height-percent:0;mso-position-horizontal:center;mso-position-horizontal-relative:margin;mso-position-vertical:center;mso-position-vertical-relative:margin;mso-width-percent:0;mso-height-percent:0" o:allowincell="f">
           <v:imagedata r:id="rId1" o:title="doc-front-page"/>
           <w10:wrap anchorx="margin" anchory="margin"/>
         </v:shape>
@@ -7748,8 +7726,8 @@
       <w:rPr>
         <w:noProof/>
       </w:rPr>
-      <w:pict w14:anchorId="05AAD517">
-        <v:shape id="_x0000_s2065" type="#_x0000_t75" alt="" style="position:absolute;margin-left:0;margin-top:0;width:459pt;height:594pt;z-index:-251658234;mso-wrap-edited:f;mso-width-percent:0;mso-height-percent:0;mso-position-horizontal:center;mso-position-horizontal-relative:margin;mso-position-vertical:center;mso-position-vertical-relative:margin;mso-width-percent:0;mso-height-percent:0" o:allowincell="f">
+      <w:pict w14:anchorId="6AA5C2BD">
+        <v:shape id="_x0000_s1041" type="#_x0000_t75" alt="" style="position:absolute;margin-left:0;margin-top:0;width:459pt;height:594pt;z-index:-251658234;mso-wrap-edited:f;mso-width-percent:0;mso-height-percent:0;mso-position-horizontal:center;mso-position-horizontal-relative:margin;mso-position-vertical:center;mso-position-vertical-relative:margin;mso-width-percent:0;mso-height-percent:0" o:allowincell="f">
           <v:imagedata r:id="rId1" o:title="doc-front-page"/>
           <w10:wrap anchorx="margin" anchory="margin"/>
         </v:shape>
@@ -7760,7 +7738,7 @@
 </file>
 
 <file path=word/header8.xml><?xml version="1.0" encoding="utf-8"?>
-<w:hdr xmlns:wpc="http://schemas.microsoft.com/office/word/2010/wordprocessingCanvas" xmlns:cx="http://schemas.microsoft.com/office/drawing/2014/chartex" xmlns:cx1="http://schemas.microsoft.com/office/drawing/2015/9/8/chartex" xmlns:cx2="http://schemas.microsoft.com/office/drawing/2015/10/21/chartex" xmlns:cx3="http://schemas.microsoft.com/office/drawing/2016/5/9/chartex" xmlns:cx4="http://schemas.microsoft.com/office/drawing/2016/5/10/chartex" xmlns:cx5="http://schemas.microsoft.com/office/drawing/2016/5/11/chartex" xmlns:cx6="http://schemas.microsoft.com/office/drawing/2016/5/12/chartex" xmlns:cx7="http://schemas.microsoft.com/office/drawing/2016/5/13/chartex" xmlns:cx8="http://schemas.microsoft.com/office/drawing/2016/5/14/chartex" xmlns:mc="http://schemas.openxmlformats.org/markup-compatibility/2006" xmlns:aink="http://schemas.microsoft.com/office/drawing/2016/ink" xmlns:am3d="http://schemas.microsoft.com/office/drawing/2017/model3d" xmlns:o="urn:schemas-microsoft-com:office:office" xmlns:r="http://schemas.openxmlformats.org/officeDocument/2006/relationships" xmlns:m="http://schemas.openxmlformats.org/officeDocument/2006/math" xmlns:v="urn:schemas-microsoft-com:vml" xmlns:wp14="http://schemas.microsoft.com/office/word/2010/wordprocessingDrawing" xmlns:wp="http://schemas.openxmlformats.org/drawingml/2006/wordprocessingDrawing" xmlns:w10="urn:schemas-microsoft-com:office:word" xmlns:w="http://schemas.openxmlformats.org/wordprocessingml/2006/main" xmlns:w14="http://schemas.microsoft.com/office/word/2010/wordml" xmlns:w15="http://schemas.microsoft.com/office/word/2012/wordml" xmlns:w16cid="http://schemas.microsoft.com/office/word/2016/wordml/cid" xmlns:w16se="http://schemas.microsoft.com/office/word/2015/wordml/symex" xmlns:wpg="http://schemas.microsoft.com/office/word/2010/wordprocessingGroup" xmlns:wpi="http://schemas.microsoft.com/office/word/2010/wordprocessingInk" xmlns:wne="http://schemas.microsoft.com/office/word/2006/wordml" xmlns:wps="http://schemas.microsoft.com/office/word/2010/wordprocessingShape" mc:Ignorable="w14 w15 w16se w16cid wp14">
+<w:hdr xmlns:wpc="http://schemas.microsoft.com/office/word/2010/wordprocessingCanvas" xmlns:cx="http://schemas.microsoft.com/office/drawing/2014/chartex" xmlns:cx1="http://schemas.microsoft.com/office/drawing/2015/9/8/chartex" xmlns:cx2="http://schemas.microsoft.com/office/drawing/2015/10/21/chartex" xmlns:cx3="http://schemas.microsoft.com/office/drawing/2016/5/9/chartex" xmlns:cx4="http://schemas.microsoft.com/office/drawing/2016/5/10/chartex" xmlns:cx5="http://schemas.microsoft.com/office/drawing/2016/5/11/chartex" xmlns:cx6="http://schemas.microsoft.com/office/drawing/2016/5/12/chartex" xmlns:cx7="http://schemas.microsoft.com/office/drawing/2016/5/13/chartex" xmlns:cx8="http://schemas.microsoft.com/office/drawing/2016/5/14/chartex" xmlns:mc="http://schemas.openxmlformats.org/markup-compatibility/2006" xmlns:m="http://schemas.openxmlformats.org/officeDocument/2006/math" xmlns:aink="http://schemas.microsoft.com/office/drawing/2016/ink" xmlns:am3d="http://schemas.microsoft.com/office/drawing/2017/model3d" xmlns:oel="http://schemas.microsoft.com/office/2019/extlst" xmlns:r="http://schemas.openxmlformats.org/officeDocument/2006/relationships" xmlns:wp14="http://schemas.microsoft.com/office/word/2010/wordprocessingDrawing" xmlns:wp="http://schemas.openxmlformats.org/drawingml/2006/wordprocessingDrawing" xmlns:wpg="http://schemas.microsoft.com/office/word/2010/wordprocessingGroup" xmlns:wpi="http://schemas.microsoft.com/office/word/2010/wordprocessingInk" xmlns:wps="http://schemas.microsoft.com/office/word/2010/wordprocessingShape" xmlns:o="urn:schemas-microsoft-com:office:office" xmlns:v="urn:schemas-microsoft-com:vml" xmlns:w10="urn:schemas-microsoft-com:office:word" xmlns:w="http://schemas.openxmlformats.org/wordprocessingml/2006/main" xmlns:w14="http://schemas.microsoft.com/office/word/2010/wordml" xmlns:w15="http://schemas.microsoft.com/office/word/2012/wordml" xmlns:w16cex="http://schemas.microsoft.com/office/word/2018/wordml/cex" xmlns:w16cid="http://schemas.microsoft.com/office/word/2016/wordml/cid" xmlns:w16="http://schemas.microsoft.com/office/word/2018/wordml" xmlns:w16sdtdh="http://schemas.microsoft.com/office/word/2020/wordml/sdtdatahash" xmlns:w16sdtfl="http://schemas.microsoft.com/office/word/2024/wordml/sdtformatlock" xmlns:w16se="http://schemas.microsoft.com/office/word/2015/wordml/symex" xmlns:w16du="http://schemas.microsoft.com/office/word/2023/wordml/word16du" xmlns:wne="http://schemas.microsoft.com/office/word/2006/wordml" mc:Ignorable="w14 w15 w16se w16cid w16 w16cex w16sdtdh w16sdtfl w16du wp14">
   <w:p>
     <w:pPr>
       <w:pStyle w:val="Header"/>
@@ -7769,7 +7747,7 @@
       <w:rPr>
         <w:noProof/>
       </w:rPr>
-      <w:pict w14:anchorId="7F671B7F">
+      <w:pict w14:anchorId="7EE19FDE">
         <v:shapetype id="_x0000_t136" coordsize="21600,21600" o:spt="136" adj="10800" path="m@7,l@8,m@5,21600l@6,21600e">
           <v:formulas>
             <v:f eqn="sum #0 0 10800"/>
@@ -7794,7 +7772,7 @@
           </v:handles>
           <o:lock v:ext="edit" text="t" shapetype="t"/>
         </v:shapetype>
-        <v:shape id="_x0000_s2064" type="#_x0000_t136" alt="" style="position:absolute;margin-left:0;margin-top:0;width:410.05pt;height:249.6pt;rotation:315;z-index:-251621355;mso-wrap-edited:f;mso-width-percent:0;mso-height-percent:0;mso-position-horizontal:center;mso-position-horizontal-relative:margin;mso-position-vertical:center;mso-position-vertical-relative:margin;mso-width-percent:0;mso-height-percent:0" o:allowincell="f" fillcolor="#7f7f7f [1612]" stroked="f">
+        <v:shape id="_x0000_s1040" type="#_x0000_t136" alt="" style="position:absolute;margin-left:0;margin-top:0;width:410.05pt;height:249.6pt;rotation:315;z-index:-251621355;mso-wrap-edited:f;mso-width-percent:0;mso-height-percent:0;mso-position-horizontal:center;mso-position-horizontal-relative:margin;mso-position-vertical:center;mso-position-vertical-relative:margin;mso-width-percent:0;mso-height-percent:0" o:allowincell="f" fillcolor="#7f7f7f [1612]" stroked="f">
           <v:fill opacity="6553f"/>
           <v:textpath style="font-family:&quot;Helvetica Neue&quot;;font-size:1pt" string="JGS"/>
           <w10:wrap anchorx="margin" anchory="margin"/>
@@ -7805,7 +7783,7 @@
       <w:rPr>
         <w:noProof/>
       </w:rPr>
-      <w:pict w14:anchorId="1FBA5C74">
+      <w:pict w14:anchorId="1928B369">
         <v:shapetype id="_x0000_t75" coordsize="21600,21600" o:spt="75" o:preferrelative="t" path="m@4@5l@4@11@9@11@9@5xe" filled="f" stroked="f">
           <v:stroke joinstyle="miter"/>
           <v:formulas>
@@ -7825,7 +7803,7 @@
           <v:path o:extrusionok="f" gradientshapeok="t" o:connecttype="rect"/>
           <o:lock v:ext="edit" aspectratio="t"/>
         </v:shapetype>
-        <v:shape id="_x0000_s2063" type="#_x0000_t75" alt="" style="position:absolute;margin-left:0;margin-top:0;width:459pt;height:594pt;z-index:-251658224;mso-wrap-edited:f;mso-width-percent:0;mso-height-percent:0;mso-position-horizontal:center;mso-position-horizontal-relative:margin;mso-position-vertical:center;mso-position-vertical-relative:margin;mso-width-percent:0;mso-height-percent:0" o:allowincell="f">
+        <v:shape id="_x0000_s1039" type="#_x0000_t75" alt="" style="position:absolute;margin-left:0;margin-top:0;width:459pt;height:594pt;z-index:-251658224;mso-wrap-edited:f;mso-width-percent:0;mso-height-percent:0;mso-position-horizontal:center;mso-position-horizontal-relative:margin;mso-position-vertical:center;mso-position-vertical-relative:margin;mso-width-percent:0;mso-height-percent:0" o:allowincell="f">
           <v:imagedata r:id="rId1" o:title="doc-front-page"/>
           <w10:wrap anchorx="margin" anchory="margin"/>
         </v:shape>
@@ -7835,8 +7813,8 @@
       <w:rPr>
         <w:noProof/>
       </w:rPr>
-      <w:pict w14:anchorId="2D47C4C3">
-        <v:shape id="_x0000_s2062" type="#_x0000_t75" alt="" style="position:absolute;margin-left:0;margin-top:0;width:459pt;height:594pt;z-index:-251658233;mso-wrap-edited:f;mso-width-percent:0;mso-height-percent:0;mso-position-horizontal:center;mso-position-horizontal-relative:margin;mso-position-vertical:center;mso-position-vertical-relative:margin;mso-width-percent:0;mso-height-percent:0" o:allowincell="f">
+      <w:pict w14:anchorId="7B1ACAB5">
+        <v:shape id="_x0000_s1038" type="#_x0000_t75" alt="" style="position:absolute;margin-left:0;margin-top:0;width:459pt;height:594pt;z-index:-251658233;mso-wrap-edited:f;mso-width-percent:0;mso-height-percent:0;mso-position-horizontal:center;mso-position-horizontal-relative:margin;mso-position-vertical:center;mso-position-vertical-relative:margin;mso-width-percent:0;mso-height-percent:0" o:allowincell="f">
           <v:imagedata r:id="rId1" o:title="doc-front-page"/>
           <w10:wrap anchorx="margin" anchory="margin"/>
         </v:shape>
@@ -7847,7 +7825,7 @@
 </file>
 
 <file path=word/header9.xml><?xml version="1.0" encoding="utf-8"?>
-<w:hdr xmlns:wpc="http://schemas.microsoft.com/office/word/2010/wordprocessingCanvas" xmlns:cx="http://schemas.microsoft.com/office/drawing/2014/chartex" xmlns:cx1="http://schemas.microsoft.com/office/drawing/2015/9/8/chartex" xmlns:cx2="http://schemas.microsoft.com/office/drawing/2015/10/21/chartex" xmlns:cx3="http://schemas.microsoft.com/office/drawing/2016/5/9/chartex" xmlns:cx4="http://schemas.microsoft.com/office/drawing/2016/5/10/chartex" xmlns:cx5="http://schemas.microsoft.com/office/drawing/2016/5/11/chartex" xmlns:cx6="http://schemas.microsoft.com/office/drawing/2016/5/12/chartex" xmlns:cx7="http://schemas.microsoft.com/office/drawing/2016/5/13/chartex" xmlns:cx8="http://schemas.microsoft.com/office/drawing/2016/5/14/chartex" xmlns:mc="http://schemas.openxmlformats.org/markup-compatibility/2006" xmlns:aink="http://schemas.microsoft.com/office/drawing/2016/ink" xmlns:am3d="http://schemas.microsoft.com/office/drawing/2017/model3d" xmlns:o="urn:schemas-microsoft-com:office:office" xmlns:r="http://schemas.openxmlformats.org/officeDocument/2006/relationships" xmlns:m="http://schemas.openxmlformats.org/officeDocument/2006/math" xmlns:v="urn:schemas-microsoft-com:vml" xmlns:wp14="http://schemas.microsoft.com/office/word/2010/wordprocessingDrawing" xmlns:wp="http://schemas.openxmlformats.org/drawingml/2006/wordprocessingDrawing" xmlns:w10="urn:schemas-microsoft-com:office:word" xmlns:w="http://schemas.openxmlformats.org/wordprocessingml/2006/main" xmlns:w14="http://schemas.microsoft.com/office/word/2010/wordml" xmlns:w15="http://schemas.microsoft.com/office/word/2012/wordml" xmlns:w16cid="http://schemas.microsoft.com/office/word/2016/wordml/cid" xmlns:w16se="http://schemas.microsoft.com/office/word/2015/wordml/symex" xmlns:wpg="http://schemas.microsoft.com/office/word/2010/wordprocessingGroup" xmlns:wpi="http://schemas.microsoft.com/office/word/2010/wordprocessingInk" xmlns:wne="http://schemas.microsoft.com/office/word/2006/wordml" xmlns:wps="http://schemas.microsoft.com/office/word/2010/wordprocessingShape" mc:Ignorable="w14 w15 w16se w16cid wp14">
+<w:hdr xmlns:wpc="http://schemas.microsoft.com/office/word/2010/wordprocessingCanvas" xmlns:cx="http://schemas.microsoft.com/office/drawing/2014/chartex" xmlns:cx1="http://schemas.microsoft.com/office/drawing/2015/9/8/chartex" xmlns:cx2="http://schemas.microsoft.com/office/drawing/2015/10/21/chartex" xmlns:cx3="http://schemas.microsoft.com/office/drawing/2016/5/9/chartex" xmlns:cx4="http://schemas.microsoft.com/office/drawing/2016/5/10/chartex" xmlns:cx5="http://schemas.microsoft.com/office/drawing/2016/5/11/chartex" xmlns:cx6="http://schemas.microsoft.com/office/drawing/2016/5/12/chartex" xmlns:cx7="http://schemas.microsoft.com/office/drawing/2016/5/13/chartex" xmlns:cx8="http://schemas.microsoft.com/office/drawing/2016/5/14/chartex" xmlns:mc="http://schemas.openxmlformats.org/markup-compatibility/2006" xmlns:m="http://schemas.openxmlformats.org/officeDocument/2006/math" xmlns:aink="http://schemas.microsoft.com/office/drawing/2016/ink" xmlns:am3d="http://schemas.microsoft.com/office/drawing/2017/model3d" xmlns:oel="http://schemas.microsoft.com/office/2019/extlst" xmlns:r="http://schemas.openxmlformats.org/officeDocument/2006/relationships" xmlns:wp14="http://schemas.microsoft.com/office/word/2010/wordprocessingDrawing" xmlns:wp="http://schemas.openxmlformats.org/drawingml/2006/wordprocessingDrawing" xmlns:wpg="http://schemas.microsoft.com/office/word/2010/wordprocessingGroup" xmlns:wpi="http://schemas.microsoft.com/office/word/2010/wordprocessingInk" xmlns:wps="http://schemas.microsoft.com/office/word/2010/wordprocessingShape" xmlns:o="urn:schemas-microsoft-com:office:office" xmlns:v="urn:schemas-microsoft-com:vml" xmlns:w10="urn:schemas-microsoft-com:office:word" xmlns:w="http://schemas.openxmlformats.org/wordprocessingml/2006/main" xmlns:w14="http://schemas.microsoft.com/office/word/2010/wordml" xmlns:w15="http://schemas.microsoft.com/office/word/2012/wordml" xmlns:w16cex="http://schemas.microsoft.com/office/word/2018/wordml/cex" xmlns:w16cid="http://schemas.microsoft.com/office/word/2016/wordml/cid" xmlns:w16="http://schemas.microsoft.com/office/word/2018/wordml" xmlns:w16sdtdh="http://schemas.microsoft.com/office/word/2020/wordml/sdtdatahash" xmlns:w16sdtfl="http://schemas.microsoft.com/office/word/2024/wordml/sdtformatlock" xmlns:w16se="http://schemas.microsoft.com/office/word/2015/wordml/symex" xmlns:w16du="http://schemas.microsoft.com/office/word/2023/wordml/word16du" xmlns:wne="http://schemas.microsoft.com/office/word/2006/wordml" mc:Ignorable="w14 w15 w16se w16cid w16 w16cex w16sdtdh w16sdtfl w16du wp14">
   <w:p>
     <w:pPr>
       <w:pStyle w:val="Header"/>
@@ -7856,7 +7834,7 @@
       <w:rPr>
         <w:noProof/>
       </w:rPr>
-      <w:pict w14:anchorId="4B185C13">
+      <w:pict w14:anchorId="40282169">
         <v:shapetype id="_x0000_t136" coordsize="21600,21600" o:spt="136" adj="10800" path="m@7,l@8,m@5,21600l@6,21600e">
           <v:formulas>
             <v:f eqn="sum #0 0 10800"/>
@@ -7881,7 +7859,7 @@
           </v:handles>
           <o:lock v:ext="edit" text="t" shapetype="t"/>
         </v:shapetype>
-        <v:shape id="_x0000_s2061" type="#_x0000_t136" alt="" style="position:absolute;margin-left:0;margin-top:0;width:410.05pt;height:249.6pt;rotation:315;z-index:-251629547;mso-wrap-edited:f;mso-width-percent:0;mso-height-percent:0;mso-position-horizontal:center;mso-position-horizontal-relative:margin;mso-position-vertical:center;mso-position-vertical-relative:margin;mso-width-percent:0;mso-height-percent:0" o:allowincell="f" fillcolor="#7f7f7f [1612]" stroked="f">
+        <v:shape id="_x0000_s1037" type="#_x0000_t136" alt="" style="position:absolute;margin-left:0;margin-top:0;width:410.05pt;height:249.6pt;rotation:315;z-index:-251629547;mso-wrap-edited:f;mso-width-percent:0;mso-height-percent:0;mso-position-horizontal:center;mso-position-horizontal-relative:margin;mso-position-vertical:center;mso-position-vertical-relative:margin;mso-width-percent:0;mso-height-percent:0" o:allowincell="f" fillcolor="#7f7f7f [1612]" stroked="f">
           <v:fill opacity="6553f"/>
           <v:textpath style="font-family:&quot;Helvetica Neue&quot;;font-size:1pt" string="JGS"/>
           <w10:wrap anchorx="margin" anchory="margin"/>
@@ -7893,7 +7871,7 @@
 </file>
 
 <file path=word/numbering.xml><?xml version="1.0" encoding="utf-8"?>
-<w:numbering xmlns:wpc="http://schemas.microsoft.com/office/word/2010/wordprocessingCanvas" xmlns:cx="http://schemas.microsoft.com/office/drawing/2014/chartex" xmlns:cx1="http://schemas.microsoft.com/office/drawing/2015/9/8/chartex" xmlns:cx2="http://schemas.microsoft.com/office/drawing/2015/10/21/chartex" xmlns:cx3="http://schemas.microsoft.com/office/drawing/2016/5/9/chartex" xmlns:cx4="http://schemas.microsoft.com/office/drawing/2016/5/10/chartex" xmlns:cx5="http://schemas.microsoft.com/office/drawing/2016/5/11/chartex" xmlns:cx6="http://schemas.microsoft.com/office/drawing/2016/5/12/chartex" xmlns:cx7="http://schemas.microsoft.com/office/drawing/2016/5/13/chartex" xmlns:cx8="http://schemas.microsoft.com/office/drawing/2016/5/14/chartex" xmlns:mc="http://schemas.openxmlformats.org/markup-compatibility/2006" xmlns:aink="http://schemas.microsoft.com/office/drawing/2016/ink" xmlns:am3d="http://schemas.microsoft.com/office/drawing/2017/model3d" xmlns:o="urn:schemas-microsoft-com:office:office" xmlns:r="http://schemas.openxmlformats.org/officeDocument/2006/relationships" xmlns:m="http://schemas.openxmlformats.org/officeDocument/2006/math" xmlns:v="urn:schemas-microsoft-com:vml" xmlns:wp14="http://schemas.microsoft.com/office/word/2010/wordprocessingDrawing" xmlns:wp="http://schemas.openxmlformats.org/drawingml/2006/wordprocessingDrawing" xmlns:w10="urn:schemas-microsoft-com:office:word" xmlns:w="http://schemas.openxmlformats.org/wordprocessingml/2006/main" xmlns:w14="http://schemas.microsoft.com/office/word/2010/wordml" xmlns:w15="http://schemas.microsoft.com/office/word/2012/wordml" xmlns:w16cid="http://schemas.microsoft.com/office/word/2016/wordml/cid" xmlns:w16se="http://schemas.microsoft.com/office/word/2015/wordml/symex" xmlns:wpg="http://schemas.microsoft.com/office/word/2010/wordprocessingGroup" xmlns:wpi="http://schemas.microsoft.com/office/word/2010/wordprocessingInk" xmlns:wne="http://schemas.microsoft.com/office/word/2006/wordml" xmlns:wps="http://schemas.microsoft.com/office/word/2010/wordprocessingShape" mc:Ignorable="w14 w15 w16se w16cid wp14">
+<w:numbering xmlns:wpc="http://schemas.microsoft.com/office/word/2010/wordprocessingCanvas" xmlns:cx="http://schemas.microsoft.com/office/drawing/2014/chartex" xmlns:cx1="http://schemas.microsoft.com/office/drawing/2015/9/8/chartex" xmlns:cx2="http://schemas.microsoft.com/office/drawing/2015/10/21/chartex" xmlns:cx3="http://schemas.microsoft.com/office/drawing/2016/5/9/chartex" xmlns:cx4="http://schemas.microsoft.com/office/drawing/2016/5/10/chartex" xmlns:cx5="http://schemas.microsoft.com/office/drawing/2016/5/11/chartex" xmlns:cx6="http://schemas.microsoft.com/office/drawing/2016/5/12/chartex" xmlns:cx7="http://schemas.microsoft.com/office/drawing/2016/5/13/chartex" xmlns:cx8="http://schemas.microsoft.com/office/drawing/2016/5/14/chartex" xmlns:mc="http://schemas.openxmlformats.org/markup-compatibility/2006" xmlns:m="http://schemas.openxmlformats.org/officeDocument/2006/math" xmlns:aink="http://schemas.microsoft.com/office/drawing/2016/ink" xmlns:am3d="http://schemas.microsoft.com/office/drawing/2017/model3d" xmlns:oel="http://schemas.microsoft.com/office/2019/extlst" xmlns:r="http://schemas.openxmlformats.org/officeDocument/2006/relationships" xmlns:wp14="http://schemas.microsoft.com/office/word/2010/wordprocessingDrawing" xmlns:wp="http://schemas.openxmlformats.org/drawingml/2006/wordprocessingDrawing" xmlns:wpg="http://schemas.microsoft.com/office/word/2010/wordprocessingGroup" xmlns:wpi="http://schemas.microsoft.com/office/word/2010/wordprocessingInk" xmlns:wps="http://schemas.microsoft.com/office/word/2010/wordprocessingShape" xmlns:o="urn:schemas-microsoft-com:office:office" xmlns:v="urn:schemas-microsoft-com:vml" xmlns:w10="urn:schemas-microsoft-com:office:word" xmlns:w="http://schemas.openxmlformats.org/wordprocessingml/2006/main" xmlns:w14="http://schemas.microsoft.com/office/word/2010/wordml" xmlns:w15="http://schemas.microsoft.com/office/word/2012/wordml" xmlns:w16cex="http://schemas.microsoft.com/office/word/2018/wordml/cex" xmlns:w16cid="http://schemas.microsoft.com/office/word/2016/wordml/cid" xmlns:w16="http://schemas.microsoft.com/office/word/2018/wordml" xmlns:w16sdtdh="http://schemas.microsoft.com/office/word/2020/wordml/sdtdatahash" xmlns:w16sdtfl="http://schemas.microsoft.com/office/word/2024/wordml/sdtformatlock" xmlns:w16se="http://schemas.microsoft.com/office/word/2015/wordml/symex" xmlns:w16du="http://schemas.microsoft.com/office/word/2023/wordml/word16du" xmlns:wne="http://schemas.microsoft.com/office/word/2006/wordml" mc:Ignorable="w14 w15 w16se w16cid w16 w16cex w16sdtdh w16sdtfl w16du wp14">
   <w:abstractNum w:abstractNumId="0" w15:restartNumberingAfterBreak="0">
     <w:nsid w:val="05FB155B"/>
     <w:multiLevelType w:val="hybridMultilevel"/>
@@ -10702,82 +10680,82 @@
       </w:pPr>
     </w:lvl>
   </w:abstractNum>
-  <w:num w:numId="1">
+  <w:num w:numId="1" w16cid:durableId="202640283">
     <w:abstractNumId w:val="14"/>
   </w:num>
-  <w:num w:numId="2">
+  <w:num w:numId="2" w16cid:durableId="1541747540">
     <w:abstractNumId w:val="3"/>
   </w:num>
-  <w:num w:numId="3">
+  <w:num w:numId="3" w16cid:durableId="267857228">
     <w:abstractNumId w:val="16"/>
   </w:num>
-  <w:num w:numId="4">
+  <w:num w:numId="4" w16cid:durableId="1439568454">
     <w:abstractNumId w:val="11"/>
   </w:num>
-  <w:num w:numId="5">
+  <w:num w:numId="5" w16cid:durableId="1554922832">
     <w:abstractNumId w:val="10"/>
   </w:num>
-  <w:num w:numId="6">
+  <w:num w:numId="6" w16cid:durableId="1982226572">
     <w:abstractNumId w:val="12"/>
   </w:num>
-  <w:num w:numId="7">
+  <w:num w:numId="7" w16cid:durableId="992372741">
     <w:abstractNumId w:val="7"/>
   </w:num>
-  <w:num w:numId="8">
+  <w:num w:numId="8" w16cid:durableId="1143355976">
     <w:abstractNumId w:val="23"/>
   </w:num>
-  <w:num w:numId="9">
+  <w:num w:numId="9" w16cid:durableId="1397047850">
     <w:abstractNumId w:val="5"/>
   </w:num>
-  <w:num w:numId="10">
+  <w:num w:numId="10" w16cid:durableId="422730430">
     <w:abstractNumId w:val="9"/>
   </w:num>
-  <w:num w:numId="11">
+  <w:num w:numId="11" w16cid:durableId="570316307">
     <w:abstractNumId w:val="4"/>
   </w:num>
-  <w:num w:numId="12">
+  <w:num w:numId="12" w16cid:durableId="406654887">
     <w:abstractNumId w:val="15"/>
   </w:num>
-  <w:num w:numId="13">
+  <w:num w:numId="13" w16cid:durableId="901792359">
     <w:abstractNumId w:val="2"/>
   </w:num>
-  <w:num w:numId="14">
+  <w:num w:numId="14" w16cid:durableId="202057326">
     <w:abstractNumId w:val="6"/>
   </w:num>
-  <w:num w:numId="15">
+  <w:num w:numId="15" w16cid:durableId="1182084033">
     <w:abstractNumId w:val="24"/>
   </w:num>
-  <w:num w:numId="16">
+  <w:num w:numId="16" w16cid:durableId="344601308">
     <w:abstractNumId w:val="17"/>
   </w:num>
-  <w:num w:numId="17">
+  <w:num w:numId="17" w16cid:durableId="269095647">
     <w:abstractNumId w:val="8"/>
   </w:num>
-  <w:num w:numId="18">
+  <w:num w:numId="18" w16cid:durableId="136803181">
     <w:abstractNumId w:val="13"/>
   </w:num>
-  <w:num w:numId="19">
+  <w:num w:numId="19" w16cid:durableId="539782761">
     <w:abstractNumId w:val="18"/>
   </w:num>
-  <w:num w:numId="20">
+  <w:num w:numId="20" w16cid:durableId="1560898668">
     <w:abstractNumId w:val="20"/>
   </w:num>
-  <w:num w:numId="21">
+  <w:num w:numId="21" w16cid:durableId="1366907610">
     <w:abstractNumId w:val="0"/>
   </w:num>
-  <w:num w:numId="22">
+  <w:num w:numId="22" w16cid:durableId="1524129916">
     <w:abstractNumId w:val="19"/>
   </w:num>
-  <w:num w:numId="23">
+  <w:num w:numId="23" w16cid:durableId="577323085">
     <w:abstractNumId w:val="25"/>
   </w:num>
-  <w:num w:numId="24">
+  <w:num w:numId="24" w16cid:durableId="101997121">
     <w:abstractNumId w:val="21"/>
   </w:num>
-  <w:num w:numId="25">
+  <w:num w:numId="25" w16cid:durableId="1675063221">
     <w:abstractNumId w:val="1"/>
   </w:num>
-  <w:num w:numId="26">
+  <w:num w:numId="26" w16cid:durableId="1194728438">
     <w:abstractNumId w:val="22"/>
   </w:num>
   <w:numIdMacAtCleanup w:val="24"/>
@@ -10785,7 +10763,7 @@
 </file>
 
 <file path=word/styles.xml><?xml version="1.0" encoding="utf-8"?>
-<w:styles xmlns:mc="http://schemas.openxmlformats.org/markup-compatibility/2006" xmlns:r="http://schemas.openxmlformats.org/officeDocument/2006/relationships" xmlns:w="http://schemas.openxmlformats.org/wordprocessingml/2006/main" xmlns:w14="http://schemas.microsoft.com/office/word/2010/wordml" xmlns:w15="http://schemas.microsoft.com/office/word/2012/wordml" xmlns:w16cid="http://schemas.microsoft.com/office/word/2016/wordml/cid" xmlns:w16se="http://schemas.microsoft.com/office/word/2015/wordml/symex" mc:Ignorable="w14 w15 w16se w16cid">
+<w:styles xmlns:mc="http://schemas.openxmlformats.org/markup-compatibility/2006" xmlns:r="http://schemas.openxmlformats.org/officeDocument/2006/relationships" xmlns:w="http://schemas.openxmlformats.org/wordprocessingml/2006/main" xmlns:w14="http://schemas.microsoft.com/office/word/2010/wordml" xmlns:w15="http://schemas.microsoft.com/office/word/2012/wordml" xmlns:w16cex="http://schemas.microsoft.com/office/word/2018/wordml/cex" xmlns:w16cid="http://schemas.microsoft.com/office/word/2016/wordml/cid" xmlns:w16="http://schemas.microsoft.com/office/word/2018/wordml" xmlns:w16sdtdh="http://schemas.microsoft.com/office/word/2020/wordml/sdtdatahash" xmlns:w16sdtfl="http://schemas.microsoft.com/office/word/2024/wordml/sdtformatlock" xmlns:w16se="http://schemas.microsoft.com/office/word/2015/wordml/symex" xmlns:w16du="http://schemas.microsoft.com/office/word/2023/wordml/word16du" mc:Ignorable="w14 w15 w16se w16cid w16 w16cex w16sdtdh w16sdtfl w16du">
   <w:docDefaults>
     <w:rPrDefault>
       <w:rPr>
@@ -10801,7 +10779,7 @@
       </w:pPr>
     </w:pPrDefault>
   </w:docDefaults>
-  <w:latentStyles w:defLockedState="0" w:defUIPriority="99" w:defSemiHidden="0" w:defUnhideWhenUsed="0" w:defQFormat="0" w:count="375">
+  <w:latentStyles w:defLockedState="0" w:defUIPriority="99" w:defSemiHidden="0" w:defUnhideWhenUsed="0" w:defQFormat="0" w:count="376">
     <w:lsdException w:name="Normal" w:uiPriority="0" w:qFormat="1"/>
     <w:lsdException w:name="heading 1" w:uiPriority="9" w:qFormat="1"/>
     <w:lsdException w:name="heading 2" w:semiHidden="1" w:uiPriority="9" w:unhideWhenUsed="1"/>
@@ -11177,6 +11155,7 @@
     <w:lsdException w:name="Smart Hyperlink" w:semiHidden="1" w:unhideWhenUsed="1"/>
     <w:lsdException w:name="Hashtag" w:semiHidden="1" w:unhideWhenUsed="1"/>
     <w:lsdException w:name="Unresolved Mention" w:semiHidden="1" w:unhideWhenUsed="1"/>
+    <w:lsdException w:name="Smart Link" w:semiHidden="1" w:unhideWhenUsed="1"/>
   </w:latentStyles>
   <w:style w:type="paragraph" w:default="1" w:styleId="Normal">
     <w:name w:val="Normal"/>
@@ -11931,7 +11910,7 @@
 </file>
 
 <file path=word/glossary/document.xml><?xml version="1.0" encoding="utf-8"?>
-<w:glossaryDocument xmlns:wpc="http://schemas.microsoft.com/office/word/2010/wordprocessingCanvas" xmlns:cx="http://schemas.microsoft.com/office/drawing/2014/chartex" xmlns:cx1="http://schemas.microsoft.com/office/drawing/2015/9/8/chartex" xmlns:cx2="http://schemas.microsoft.com/office/drawing/2015/10/21/chartex" xmlns:cx3="http://schemas.microsoft.com/office/drawing/2016/5/9/chartex" xmlns:cx4="http://schemas.microsoft.com/office/drawing/2016/5/10/chartex" xmlns:cx5="http://schemas.microsoft.com/office/drawing/2016/5/11/chartex" xmlns:cx6="http://schemas.microsoft.com/office/drawing/2016/5/12/chartex" xmlns:cx7="http://schemas.microsoft.com/office/drawing/2016/5/13/chartex" xmlns:cx8="http://schemas.microsoft.com/office/drawing/2016/5/14/chartex" xmlns:mc="http://schemas.openxmlformats.org/markup-compatibility/2006" xmlns:aink="http://schemas.microsoft.com/office/drawing/2016/ink" xmlns:am3d="http://schemas.microsoft.com/office/drawing/2017/model3d" xmlns:o="urn:schemas-microsoft-com:office:office" xmlns:r="http://schemas.openxmlformats.org/officeDocument/2006/relationships" xmlns:m="http://schemas.openxmlformats.org/officeDocument/2006/math" xmlns:v="urn:schemas-microsoft-com:vml" xmlns:wp14="http://schemas.microsoft.com/office/word/2010/wordprocessingDrawing" xmlns:wp="http://schemas.openxmlformats.org/drawingml/2006/wordprocessingDrawing" xmlns:w10="urn:schemas-microsoft-com:office:word" xmlns:w="http://schemas.openxmlformats.org/wordprocessingml/2006/main" xmlns:w14="http://schemas.microsoft.com/office/word/2010/wordml" xmlns:w15="http://schemas.microsoft.com/office/word/2012/wordml" xmlns:w16cid="http://schemas.microsoft.com/office/word/2016/wordml/cid" xmlns:w16se="http://schemas.microsoft.com/office/word/2015/wordml/symex" xmlns:wpg="http://schemas.microsoft.com/office/word/2010/wordprocessingGroup" xmlns:wpi="http://schemas.microsoft.com/office/word/2010/wordprocessingInk" xmlns:wne="http://schemas.microsoft.com/office/word/2006/wordml" xmlns:wps="http://schemas.microsoft.com/office/word/2010/wordprocessingShape" mc:Ignorable="w14 w15 w16se w16cid wp14">
+<w:glossaryDocument xmlns:wpc="http://schemas.microsoft.com/office/word/2010/wordprocessingCanvas" xmlns:cx="http://schemas.microsoft.com/office/drawing/2014/chartex" xmlns:cx1="http://schemas.microsoft.com/office/drawing/2015/9/8/chartex" xmlns:cx2="http://schemas.microsoft.com/office/drawing/2015/10/21/chartex" xmlns:cx3="http://schemas.microsoft.com/office/drawing/2016/5/9/chartex" xmlns:cx4="http://schemas.microsoft.com/office/drawing/2016/5/10/chartex" xmlns:cx5="http://schemas.microsoft.com/office/drawing/2016/5/11/chartex" xmlns:cx6="http://schemas.microsoft.com/office/drawing/2016/5/12/chartex" xmlns:cx7="http://schemas.microsoft.com/office/drawing/2016/5/13/chartex" xmlns:cx8="http://schemas.microsoft.com/office/drawing/2016/5/14/chartex" xmlns:mc="http://schemas.openxmlformats.org/markup-compatibility/2006" xmlns:m="http://schemas.openxmlformats.org/officeDocument/2006/math" xmlns:aink="http://schemas.microsoft.com/office/drawing/2016/ink" xmlns:am3d="http://schemas.microsoft.com/office/drawing/2017/model3d" xmlns:oel="http://schemas.microsoft.com/office/2019/extlst" xmlns:r="http://schemas.openxmlformats.org/officeDocument/2006/relationships" xmlns:wp14="http://schemas.microsoft.com/office/word/2010/wordprocessingDrawing" xmlns:wp="http://schemas.openxmlformats.org/drawingml/2006/wordprocessingDrawing" xmlns:wpg="http://schemas.microsoft.com/office/word/2010/wordprocessingGroup" xmlns:wpi="http://schemas.microsoft.com/office/word/2010/wordprocessingInk" xmlns:wps="http://schemas.microsoft.com/office/word/2010/wordprocessingShape" xmlns:o="urn:schemas-microsoft-com:office:office" xmlns:v="urn:schemas-microsoft-com:vml" xmlns:w10="urn:schemas-microsoft-com:office:word" xmlns:w="http://schemas.openxmlformats.org/wordprocessingml/2006/main" xmlns:w14="http://schemas.microsoft.com/office/word/2010/wordml" xmlns:w15="http://schemas.microsoft.com/office/word/2012/wordml" xmlns:w16cex="http://schemas.microsoft.com/office/word/2018/wordml/cex" xmlns:w16cid="http://schemas.microsoft.com/office/word/2016/wordml/cid" xmlns:w16="http://schemas.microsoft.com/office/word/2018/wordml" xmlns:w16sdtdh="http://schemas.microsoft.com/office/word/2020/wordml/sdtdatahash" xmlns:w16sdtfl="http://schemas.microsoft.com/office/word/2024/wordml/sdtformatlock" xmlns:w16se="http://schemas.microsoft.com/office/word/2015/wordml/symex" xmlns:w16du="http://schemas.microsoft.com/office/word/2023/wordml/word16du" xmlns:wne="http://schemas.microsoft.com/office/word/2006/wordml" mc:Ignorable="w14 w15 w16se w16cid w16 w16cex w16sdtdh w16sdtfl w16du wp14">
   <w:docParts>
     <w:docPart>
       <w:docPartPr>
@@ -11958,7 +11937,7 @@
               <w:rFonts w:ascii="Dubai Light" w:hAnsi="Dubai Light" w:cs="Dubai Light"/>
               <w:b/>
               <w:caps/>
-              <w:color w:val="1F4E79" w:themeColor="accent5" w:themeShade="80"/>
+              <w:color w:val="501549" w:themeColor="accent5" w:themeShade="80"/>
               <w:sz w:val="28"/>
               <w:szCs w:val="28"/>
             </w:rPr>
@@ -12003,11 +11982,11 @@
 </file>
 
 <file path=word/glossary/fontTable.xml><?xml version="1.0" encoding="utf-8"?>
-<w:fonts xmlns:mc="http://schemas.openxmlformats.org/markup-compatibility/2006" xmlns:r="http://schemas.openxmlformats.org/officeDocument/2006/relationships" xmlns:w="http://schemas.openxmlformats.org/wordprocessingml/2006/main" xmlns:w14="http://schemas.microsoft.com/office/word/2010/wordml" xmlns:w15="http://schemas.microsoft.com/office/word/2012/wordml" xmlns:w16cid="http://schemas.microsoft.com/office/word/2016/wordml/cid" xmlns:w16se="http://schemas.microsoft.com/office/word/2015/wordml/symex" mc:Ignorable="w14 w15 w16se w16cid">
+<w:fonts xmlns:mc="http://schemas.openxmlformats.org/markup-compatibility/2006" xmlns:r="http://schemas.openxmlformats.org/officeDocument/2006/relationships" xmlns:w="http://schemas.openxmlformats.org/wordprocessingml/2006/main" xmlns:w14="http://schemas.microsoft.com/office/word/2010/wordml" xmlns:w15="http://schemas.microsoft.com/office/word/2012/wordml" xmlns:w16cex="http://schemas.microsoft.com/office/word/2018/wordml/cex" xmlns:w16cid="http://schemas.microsoft.com/office/word/2016/wordml/cid" xmlns:w16="http://schemas.microsoft.com/office/word/2018/wordml" xmlns:w16sdtdh="http://schemas.microsoft.com/office/word/2020/wordml/sdtdatahash" xmlns:w16sdtfl="http://schemas.microsoft.com/office/word/2024/wordml/sdtformatlock" xmlns:w16se="http://schemas.microsoft.com/office/word/2015/wordml/symex" xmlns:w16du="http://schemas.microsoft.com/office/word/2023/wordml/word16du" mc:Ignorable="w14 w15 w16se w16cid w16 w16cex w16sdtdh w16sdtfl w16du">
   <w:font w:name="Symbol">
     <w:panose1 w:val="05050102010706020507"/>
     <w:charset w:val="02"/>
-    <w:family w:val="roman"/>
+    <w:family w:val="decorative"/>
     <w:pitch w:val="variable"/>
     <w:sig w:usb0="00000000" w:usb1="10000000" w:usb2="00000000" w:usb3="00000000" w:csb0="80000000" w:csb1="00000000"/>
   </w:font>
@@ -12040,7 +12019,7 @@
     <w:sig w:usb0="E4002EFF" w:usb1="C200247B" w:usb2="00000009" w:usb3="00000000" w:csb0="000001FF" w:csb1="00000000"/>
   </w:font>
   <w:font w:name="Helvetica Neue">
-    <w:altName w:val="Sylfaen"/>
+    <w:panose1 w:val="02000503000000020004"/>
     <w:charset w:val="00"/>
     <w:family w:val="auto"/>
     <w:pitch w:val="variable"/>
@@ -12074,11 +12053,25 @@
     <w:pitch w:val="variable"/>
     <w:sig w:usb0="E4002EFF" w:usb1="C200247B" w:usb2="00000009" w:usb3="00000000" w:csb0="000001FF" w:csb1="00000000"/>
   </w:font>
+  <w:font w:name="Aptos">
+    <w:panose1 w:val="020B0004020202020204"/>
+    <w:charset w:val="00"/>
+    <w:family w:val="swiss"/>
+    <w:pitch w:val="variable"/>
+    <w:sig w:usb0="20000287" w:usb1="00000003" w:usb2="00000000" w:usb3="00000000" w:csb0="0000019F" w:csb1="00000000"/>
+  </w:font>
+  <w:font w:name="Aptos Display">
+    <w:panose1 w:val="020B0004020202020204"/>
+    <w:charset w:val="00"/>
+    <w:family w:val="roman"/>
+    <w:notTrueType/>
+    <w:pitch w:val="default"/>
+  </w:font>
 </w:fonts>
 </file>
 
 <file path=word/glossary/settings.xml><?xml version="1.0" encoding="utf-8"?>
-<w:settings xmlns:mc="http://schemas.openxmlformats.org/markup-compatibility/2006" xmlns:o="urn:schemas-microsoft-com:office:office" xmlns:r="http://schemas.openxmlformats.org/officeDocument/2006/relationships" xmlns:m="http://schemas.openxmlformats.org/officeDocument/2006/math" xmlns:v="urn:schemas-microsoft-com:vml" xmlns:w10="urn:schemas-microsoft-com:office:word" xmlns:w="http://schemas.openxmlformats.org/wordprocessingml/2006/main" xmlns:w14="http://schemas.microsoft.com/office/word/2010/wordml" xmlns:w15="http://schemas.microsoft.com/office/word/2012/wordml" xmlns:w16cid="http://schemas.microsoft.com/office/word/2016/wordml/cid" xmlns:w16se="http://schemas.microsoft.com/office/word/2015/wordml/symex" xmlns:sl="http://schemas.openxmlformats.org/schemaLibrary/2006/main" mc:Ignorable="w14 w15 w16se w16cid">
+<w:settings xmlns:mc="http://schemas.openxmlformats.org/markup-compatibility/2006" xmlns:m="http://schemas.openxmlformats.org/officeDocument/2006/math" xmlns:r="http://schemas.openxmlformats.org/officeDocument/2006/relationships" xmlns:sl="http://schemas.openxmlformats.org/schemaLibrary/2006/main" xmlns:o="urn:schemas-microsoft-com:office:office" xmlns:v="urn:schemas-microsoft-com:vml" xmlns:w10="urn:schemas-microsoft-com:office:word" xmlns:w="http://schemas.openxmlformats.org/wordprocessingml/2006/main" xmlns:w14="http://schemas.microsoft.com/office/word/2010/wordml" xmlns:w15="http://schemas.microsoft.com/office/word/2012/wordml" xmlns:w16cex="http://schemas.microsoft.com/office/word/2018/wordml/cex" xmlns:w16cid="http://schemas.microsoft.com/office/word/2016/wordml/cid" xmlns:w16="http://schemas.microsoft.com/office/word/2018/wordml" xmlns:w16sdtdh="http://schemas.microsoft.com/office/word/2020/wordml/sdtdatahash" xmlns:w16sdtfl="http://schemas.microsoft.com/office/word/2024/wordml/sdtformatlock" xmlns:w16se="http://schemas.microsoft.com/office/word/2015/wordml/symex" xmlns:w16du="http://schemas.microsoft.com/office/word/2023/wordml/word16du" mc:Ignorable="w14 w15 w16se w16cid w16 w16cex w16sdtdh w16sdtfl w16du">
   <w:view w:val="normal"/>
   <w:revisionView w:insDel="0" w:formatting="0" w:inkAnnotations="0"/>
   <w:defaultTabStop w:val="720"/>
@@ -12099,6 +12092,7 @@
     <w:rsid w:val="00271A74"/>
     <w:rsid w:val="00357557"/>
     <w:rsid w:val="003649AB"/>
+    <w:rsid w:val="003C1E13"/>
     <w:rsid w:val="003C429F"/>
     <w:rsid w:val="004203CF"/>
     <w:rsid w:val="004C02BB"/>
@@ -12114,6 +12108,7 @@
     <w:rsid w:val="00B4769B"/>
     <w:rsid w:val="00C328A8"/>
     <w:rsid w:val="00C71D94"/>
+    <w:rsid w:val="00D169D2"/>
     <w:rsid w:val="00DD1040"/>
     <w:rsid w:val="00DF14F5"/>
     <w:rsid w:val="00DF40DF"/>
@@ -12142,7 +12137,7 @@
 </file>
 
 <file path=word/glossary/styles.xml><?xml version="1.0" encoding="utf-8"?>
-<w:styles xmlns:mc="http://schemas.openxmlformats.org/markup-compatibility/2006" xmlns:r="http://schemas.openxmlformats.org/officeDocument/2006/relationships" xmlns:w="http://schemas.openxmlformats.org/wordprocessingml/2006/main" xmlns:w14="http://schemas.microsoft.com/office/word/2010/wordml" xmlns:w15="http://schemas.microsoft.com/office/word/2012/wordml" xmlns:w16cid="http://schemas.microsoft.com/office/word/2016/wordml/cid" xmlns:w16se="http://schemas.microsoft.com/office/word/2015/wordml/symex" mc:Ignorable="w14 w15 w16se w16cid">
+<w:styles xmlns:mc="http://schemas.openxmlformats.org/markup-compatibility/2006" xmlns:r="http://schemas.openxmlformats.org/officeDocument/2006/relationships" xmlns:w="http://schemas.openxmlformats.org/wordprocessingml/2006/main" xmlns:w14="http://schemas.microsoft.com/office/word/2010/wordml" xmlns:w15="http://schemas.microsoft.com/office/word/2012/wordml" xmlns:w16cex="http://schemas.microsoft.com/office/word/2018/wordml/cex" xmlns:w16cid="http://schemas.microsoft.com/office/word/2016/wordml/cid" xmlns:w16="http://schemas.microsoft.com/office/word/2018/wordml" xmlns:w16sdtdh="http://schemas.microsoft.com/office/word/2020/wordml/sdtdatahash" xmlns:w16sdtfl="http://schemas.microsoft.com/office/word/2024/wordml/sdtformatlock" xmlns:w16se="http://schemas.microsoft.com/office/word/2015/wordml/symex" xmlns:w16du="http://schemas.microsoft.com/office/word/2023/wordml/word16du" mc:Ignorable="w14 w15 w16se w16cid w16 w16cex w16sdtdh w16sdtfl w16du">
   <w:docDefaults>
     <w:rPrDefault>
       <w:rPr>
@@ -12160,7 +12155,7 @@
       </w:pPr>
     </w:pPrDefault>
   </w:docDefaults>
-  <w:latentStyles w:defLockedState="0" w:defUIPriority="99" w:defSemiHidden="0" w:defUnhideWhenUsed="0" w:defQFormat="0" w:count="375">
+  <w:latentStyles w:defLockedState="0" w:defUIPriority="99" w:defSemiHidden="0" w:defUnhideWhenUsed="0" w:defQFormat="0" w:count="376">
     <w:lsdException w:name="Normal" w:uiPriority="0" w:qFormat="1"/>
     <w:lsdException w:name="heading 1" w:uiPriority="9" w:qFormat="1"/>
     <w:lsdException w:name="heading 2" w:semiHidden="1" w:uiPriority="9" w:unhideWhenUsed="1" w:qFormat="1"/>
@@ -12536,6 +12531,7 @@
     <w:lsdException w:name="Smart Hyperlink" w:semiHidden="1" w:unhideWhenUsed="1"/>
     <w:lsdException w:name="Hashtag" w:semiHidden="1" w:unhideWhenUsed="1"/>
     <w:lsdException w:name="Unresolved Mention" w:semiHidden="1" w:unhideWhenUsed="1"/>
+    <w:lsdException w:name="Smart Link" w:semiHidden="1" w:unhideWhenUsed="1"/>
   </w:latentStyles>
   <w:style w:type="paragraph" w:default="1" w:styleId="Normal">
     <w:name w:val="Normal"/>
@@ -12587,7 +12583,7 @@
 </file>
 
 <file path=word/glossary/webSettings.xml><?xml version="1.0" encoding="utf-8"?>
-<w:webSettings xmlns:mc="http://schemas.openxmlformats.org/markup-compatibility/2006" xmlns:r="http://schemas.openxmlformats.org/officeDocument/2006/relationships" xmlns:w="http://schemas.openxmlformats.org/wordprocessingml/2006/main" xmlns:w14="http://schemas.microsoft.com/office/word/2010/wordml" xmlns:w15="http://schemas.microsoft.com/office/word/2012/wordml" xmlns:w16cid="http://schemas.microsoft.com/office/word/2016/wordml/cid" xmlns:w16se="http://schemas.microsoft.com/office/word/2015/wordml/symex" mc:Ignorable="w14 w15 w16se w16cid">
+<w:webSettings xmlns:mc="http://schemas.openxmlformats.org/markup-compatibility/2006" xmlns:r="http://schemas.openxmlformats.org/officeDocument/2006/relationships" xmlns:w="http://schemas.openxmlformats.org/wordprocessingml/2006/main" xmlns:w14="http://schemas.microsoft.com/office/word/2010/wordml" xmlns:w15="http://schemas.microsoft.com/office/word/2012/wordml" xmlns:w16cex="http://schemas.microsoft.com/office/word/2018/wordml/cex" xmlns:w16cid="http://schemas.microsoft.com/office/word/2016/wordml/cid" xmlns:w16="http://schemas.microsoft.com/office/word/2018/wordml" xmlns:w16sdtdh="http://schemas.microsoft.com/office/word/2020/wordml/sdtdatahash" xmlns:w16sdtfl="http://schemas.microsoft.com/office/word/2024/wordml/sdtformatlock" xmlns:w16se="http://schemas.microsoft.com/office/word/2015/wordml/symex" xmlns:w16du="http://schemas.microsoft.com/office/word/2023/wordml/word16du" mc:Ignorable="w14 w15 w16se w16cid w16 w16cex w16sdtdh w16sdtfl w16du">
   <w:optimizeForBrowser/>
   <w:allowPNG/>
 </w:webSettings>
